--- a/3104/HW.docx
+++ b/3104/HW.docx
@@ -34,6 +34,8442 @@
     </w:p>
     <w:p>
       <w:pPr>
+        <w:shd w:val="clear" w:color="auto" w:fill="FFFFFF"/>
+        <w:tabs>
+          <w:tab w:val="left" w:pos="916"/>
+          <w:tab w:val="left" w:pos="1832"/>
+          <w:tab w:val="left" w:pos="2748"/>
+          <w:tab w:val="left" w:pos="3664"/>
+          <w:tab w:val="left" w:pos="4580"/>
+          <w:tab w:val="left" w:pos="5496"/>
+          <w:tab w:val="left" w:pos="6412"/>
+          <w:tab w:val="left" w:pos="7328"/>
+          <w:tab w:val="left" w:pos="8244"/>
+          <w:tab w:val="left" w:pos="9160"/>
+          <w:tab w:val="left" w:pos="10076"/>
+          <w:tab w:val="left" w:pos="10992"/>
+          <w:tab w:val="left" w:pos="11908"/>
+          <w:tab w:val="left" w:pos="12824"/>
+          <w:tab w:val="left" w:pos="13740"/>
+          <w:tab w:val="left" w:pos="14656"/>
+        </w:tabs>
+        <w:spacing w:after="0" w:line="240" w:lineRule="auto"/>
+        <w:rPr>
+          <w:rFonts w:ascii="Courier New" w:eastAsia="Times New Roman" w:hAnsi="Courier New" w:cs="Courier New"/>
+          <w:color w:val="000000"/>
+          <w:kern w:val="0"/>
+          <w:sz w:val="16"/>
+          <w:szCs w:val="16"/>
+          <w14:ligatures w14:val="none"/>
+        </w:rPr>
+      </w:pPr>
+      <w:r>
+        <w:rPr>
+          <w:rFonts w:ascii="Courier New" w:eastAsia="Times New Roman" w:hAnsi="Courier New" w:cs="Courier New"/>
+          <w:color w:val="000000"/>
+          <w:kern w:val="0"/>
+          <w:sz w:val="16"/>
+          <w:szCs w:val="16"/>
+          <w14:ligatures w14:val="none"/>
+        </w:rPr>
+        <w:t>0 | using System;</w:t>
+      </w:r>
+    </w:p>
+    <w:p>
+      <w:pPr>
+        <w:shd w:val="clear" w:color="auto" w:fill="FFFFFF"/>
+        <w:tabs>
+          <w:tab w:val="left" w:pos="916"/>
+          <w:tab w:val="left" w:pos="1832"/>
+          <w:tab w:val="left" w:pos="2748"/>
+          <w:tab w:val="left" w:pos="3664"/>
+          <w:tab w:val="left" w:pos="4580"/>
+          <w:tab w:val="left" w:pos="5496"/>
+          <w:tab w:val="left" w:pos="6412"/>
+          <w:tab w:val="left" w:pos="7328"/>
+          <w:tab w:val="left" w:pos="8244"/>
+          <w:tab w:val="left" w:pos="9160"/>
+          <w:tab w:val="left" w:pos="10076"/>
+          <w:tab w:val="left" w:pos="10992"/>
+          <w:tab w:val="left" w:pos="11908"/>
+          <w:tab w:val="left" w:pos="12824"/>
+          <w:tab w:val="left" w:pos="13740"/>
+          <w:tab w:val="left" w:pos="14656"/>
+        </w:tabs>
+        <w:spacing w:after="0" w:line="240" w:lineRule="auto"/>
+        <w:rPr>
+          <w:rFonts w:ascii="Courier New" w:eastAsia="Times New Roman" w:hAnsi="Courier New" w:cs="Courier New"/>
+          <w:color w:val="000000"/>
+          <w:kern w:val="0"/>
+          <w:sz w:val="16"/>
+          <w:szCs w:val="16"/>
+          <w14:ligatures w14:val="none"/>
+        </w:rPr>
+      </w:pPr>
+      <w:r>
+        <w:rPr>
+          <w:rFonts w:ascii="Courier New" w:eastAsia="Times New Roman" w:hAnsi="Courier New" w:cs="Courier New"/>
+          <w:color w:val="000000"/>
+          <w:kern w:val="0"/>
+          <w:sz w:val="16"/>
+          <w:szCs w:val="16"/>
+          <w14:ligatures w14:val="none"/>
+        </w:rPr>
+        <w:t>1 | using System.Collections.Generic;</w:t>
+      </w:r>
+    </w:p>
+    <w:p>
+      <w:pPr>
+        <w:shd w:val="clear" w:color="auto" w:fill="FFFFFF"/>
+        <w:tabs>
+          <w:tab w:val="left" w:pos="916"/>
+          <w:tab w:val="left" w:pos="1832"/>
+          <w:tab w:val="left" w:pos="2748"/>
+          <w:tab w:val="left" w:pos="3664"/>
+          <w:tab w:val="left" w:pos="4580"/>
+          <w:tab w:val="left" w:pos="5496"/>
+          <w:tab w:val="left" w:pos="6412"/>
+          <w:tab w:val="left" w:pos="7328"/>
+          <w:tab w:val="left" w:pos="8244"/>
+          <w:tab w:val="left" w:pos="9160"/>
+          <w:tab w:val="left" w:pos="10076"/>
+          <w:tab w:val="left" w:pos="10992"/>
+          <w:tab w:val="left" w:pos="11908"/>
+          <w:tab w:val="left" w:pos="12824"/>
+          <w:tab w:val="left" w:pos="13740"/>
+          <w:tab w:val="left" w:pos="14656"/>
+        </w:tabs>
+        <w:spacing w:after="0" w:line="240" w:lineRule="auto"/>
+        <w:rPr>
+          <w:rFonts w:ascii="Courier New" w:eastAsia="Times New Roman" w:hAnsi="Courier New" w:cs="Courier New"/>
+          <w:color w:val="000000"/>
+          <w:kern w:val="0"/>
+          <w:sz w:val="16"/>
+          <w:szCs w:val="16"/>
+          <w14:ligatures w14:val="none"/>
+        </w:rPr>
+      </w:pPr>
+      <w:r>
+        <w:rPr>
+          <w:rFonts w:ascii="Courier New" w:eastAsia="Times New Roman" w:hAnsi="Courier New" w:cs="Courier New"/>
+          <w:color w:val="000000"/>
+          <w:kern w:val="0"/>
+          <w:sz w:val="16"/>
+          <w:szCs w:val="16"/>
+          <w14:ligatures w14:val="none"/>
+        </w:rPr>
+        <w:t>2 | using System.Linq;</w:t>
+      </w:r>
+    </w:p>
+    <w:p>
+      <w:pPr>
+        <w:shd w:val="clear" w:color="auto" w:fill="FFFFFF"/>
+        <w:tabs>
+          <w:tab w:val="left" w:pos="916"/>
+          <w:tab w:val="left" w:pos="1832"/>
+          <w:tab w:val="left" w:pos="2748"/>
+          <w:tab w:val="left" w:pos="3664"/>
+          <w:tab w:val="left" w:pos="4580"/>
+          <w:tab w:val="left" w:pos="5496"/>
+          <w:tab w:val="left" w:pos="6412"/>
+          <w:tab w:val="left" w:pos="7328"/>
+          <w:tab w:val="left" w:pos="8244"/>
+          <w:tab w:val="left" w:pos="9160"/>
+          <w:tab w:val="left" w:pos="10076"/>
+          <w:tab w:val="left" w:pos="10992"/>
+          <w:tab w:val="left" w:pos="11908"/>
+          <w:tab w:val="left" w:pos="12824"/>
+          <w:tab w:val="left" w:pos="13740"/>
+          <w:tab w:val="left" w:pos="14656"/>
+        </w:tabs>
+        <w:spacing w:after="0" w:line="240" w:lineRule="auto"/>
+        <w:rPr>
+          <w:rFonts w:ascii="Courier New" w:eastAsia="Times New Roman" w:hAnsi="Courier New" w:cs="Courier New"/>
+          <w:color w:val="000000"/>
+          <w:kern w:val="0"/>
+          <w:sz w:val="16"/>
+          <w:szCs w:val="16"/>
+          <w14:ligatures w14:val="none"/>
+        </w:rPr>
+      </w:pPr>
+      <w:r>
+        <w:rPr>
+          <w:rFonts w:ascii="Courier New" w:eastAsia="Times New Roman" w:hAnsi="Courier New" w:cs="Courier New"/>
+          <w:color w:val="000000"/>
+          <w:kern w:val="0"/>
+          <w:sz w:val="16"/>
+          <w:szCs w:val="16"/>
+          <w14:ligatures w14:val="none"/>
+        </w:rPr>
+        <w:t>3 | using System.Text;</w:t>
+      </w:r>
+    </w:p>
+    <w:p>
+      <w:pPr>
+        <w:shd w:val="clear" w:color="auto" w:fill="FFFFFF"/>
+        <w:tabs>
+          <w:tab w:val="left" w:pos="916"/>
+          <w:tab w:val="left" w:pos="1832"/>
+          <w:tab w:val="left" w:pos="2748"/>
+          <w:tab w:val="left" w:pos="3664"/>
+          <w:tab w:val="left" w:pos="4580"/>
+          <w:tab w:val="left" w:pos="5496"/>
+          <w:tab w:val="left" w:pos="6412"/>
+          <w:tab w:val="left" w:pos="7328"/>
+          <w:tab w:val="left" w:pos="8244"/>
+          <w:tab w:val="left" w:pos="9160"/>
+          <w:tab w:val="left" w:pos="10076"/>
+          <w:tab w:val="left" w:pos="10992"/>
+          <w:tab w:val="left" w:pos="11908"/>
+          <w:tab w:val="left" w:pos="12824"/>
+          <w:tab w:val="left" w:pos="13740"/>
+          <w:tab w:val="left" w:pos="14656"/>
+        </w:tabs>
+        <w:spacing w:after="0" w:line="240" w:lineRule="auto"/>
+        <w:rPr>
+          <w:rFonts w:ascii="Courier New" w:eastAsia="Times New Roman" w:hAnsi="Courier New" w:cs="Courier New"/>
+          <w:color w:val="000000"/>
+          <w:kern w:val="0"/>
+          <w:sz w:val="16"/>
+          <w:szCs w:val="16"/>
+          <w14:ligatures w14:val="none"/>
+        </w:rPr>
+      </w:pPr>
+      <w:r>
+        <w:rPr>
+          <w:rFonts w:ascii="Courier New" w:eastAsia="Times New Roman" w:hAnsi="Courier New" w:cs="Courier New"/>
+          <w:color w:val="000000"/>
+          <w:kern w:val="0"/>
+          <w:sz w:val="16"/>
+          <w:szCs w:val="16"/>
+          <w14:ligatures w14:val="none"/>
+        </w:rPr>
+        <w:t>4 | namespace ConsoleApplication3</w:t>
+      </w:r>
+    </w:p>
+    <w:p>
+      <w:pPr>
+        <w:shd w:val="clear" w:color="auto" w:fill="FFFFFF"/>
+        <w:tabs>
+          <w:tab w:val="left" w:pos="916"/>
+          <w:tab w:val="left" w:pos="1832"/>
+          <w:tab w:val="left" w:pos="2748"/>
+          <w:tab w:val="left" w:pos="3664"/>
+          <w:tab w:val="left" w:pos="4580"/>
+          <w:tab w:val="left" w:pos="5496"/>
+          <w:tab w:val="left" w:pos="6412"/>
+          <w:tab w:val="left" w:pos="7328"/>
+          <w:tab w:val="left" w:pos="8244"/>
+          <w:tab w:val="left" w:pos="9160"/>
+          <w:tab w:val="left" w:pos="10076"/>
+          <w:tab w:val="left" w:pos="10992"/>
+          <w:tab w:val="left" w:pos="11908"/>
+          <w:tab w:val="left" w:pos="12824"/>
+          <w:tab w:val="left" w:pos="13740"/>
+          <w:tab w:val="left" w:pos="14656"/>
+        </w:tabs>
+        <w:spacing w:after="0" w:line="240" w:lineRule="auto"/>
+        <w:rPr>
+          <w:rFonts w:ascii="Courier New" w:eastAsia="Times New Roman" w:hAnsi="Courier New" w:cs="Courier New"/>
+          <w:color w:val="000000"/>
+          <w:kern w:val="0"/>
+          <w:sz w:val="16"/>
+          <w:szCs w:val="16"/>
+          <w14:ligatures w14:val="none"/>
+        </w:rPr>
+      </w:pPr>
+      <w:r>
+        <w:rPr>
+          <w:rFonts w:ascii="Courier New" w:eastAsia="Times New Roman" w:hAnsi="Courier New" w:cs="Courier New"/>
+          <w:color w:val="000000"/>
+          <w:kern w:val="0"/>
+          <w:sz w:val="16"/>
+          <w:szCs w:val="16"/>
+          <w14:ligatures w14:val="none"/>
+        </w:rPr>
+        <w:t>5 | {</w:t>
+      </w:r>
+    </w:p>
+    <w:p>
+      <w:pPr>
+        <w:shd w:val="clear" w:color="auto" w:fill="FFFFFF"/>
+        <w:tabs>
+          <w:tab w:val="left" w:pos="916"/>
+          <w:tab w:val="left" w:pos="1832"/>
+          <w:tab w:val="left" w:pos="2748"/>
+          <w:tab w:val="left" w:pos="3664"/>
+          <w:tab w:val="left" w:pos="4580"/>
+          <w:tab w:val="left" w:pos="5496"/>
+          <w:tab w:val="left" w:pos="6412"/>
+          <w:tab w:val="left" w:pos="7328"/>
+          <w:tab w:val="left" w:pos="8244"/>
+          <w:tab w:val="left" w:pos="9160"/>
+          <w:tab w:val="left" w:pos="10076"/>
+          <w:tab w:val="left" w:pos="10992"/>
+          <w:tab w:val="left" w:pos="11908"/>
+          <w:tab w:val="left" w:pos="12824"/>
+          <w:tab w:val="left" w:pos="13740"/>
+          <w:tab w:val="left" w:pos="14656"/>
+        </w:tabs>
+        <w:spacing w:after="0" w:line="240" w:lineRule="auto"/>
+        <w:rPr>
+          <w:rFonts w:ascii="Courier New" w:eastAsia="Times New Roman" w:hAnsi="Courier New" w:cs="Courier New"/>
+          <w:color w:val="000000"/>
+          <w:kern w:val="0"/>
+          <w:sz w:val="16"/>
+          <w:szCs w:val="16"/>
+          <w14:ligatures w14:val="none"/>
+        </w:rPr>
+      </w:pPr>
+      <w:r>
+        <w:rPr>
+          <w:rFonts w:ascii="Courier New" w:eastAsia="Times New Roman" w:hAnsi="Courier New" w:cs="Courier New"/>
+          <w:color w:val="000000"/>
+          <w:kern w:val="0"/>
+          <w:sz w:val="16"/>
+          <w:szCs w:val="16"/>
+          <w14:ligatures w14:val="none"/>
+        </w:rPr>
+        <w:t>6 |     </w:t>
+      </w:r>
+      <w:r>
+        <w:rPr>
+          <w:rFonts w:ascii="Courier New" w:eastAsia="Times New Roman" w:hAnsi="Courier New" w:cs="Courier New"/>
+          <w:b/>
+          <w:bCs/>
+          <w:color w:val="7F0055"/>
+          <w:kern w:val="0"/>
+          <w:sz w:val="16"/>
+          <w:szCs w:val="16"/>
+          <w14:ligatures w14:val="none"/>
+        </w:rPr>
+        <w:t>class</w:t>
+      </w:r>
+      <w:r>
+        <w:rPr>
+          <w:rFonts w:ascii="Courier New" w:eastAsia="Times New Roman" w:hAnsi="Courier New" w:cs="Courier New"/>
+          <w:color w:val="000000"/>
+          <w:kern w:val="0"/>
+          <w:sz w:val="16"/>
+          <w:szCs w:val="16"/>
+          <w14:ligatures w14:val="none"/>
+        </w:rPr>
+        <w:t xml:space="preserve"> </w:t>
+      </w:r>
+      <w:r>
+        <w:rPr>
+          <w:rFonts w:ascii="Courier New" w:eastAsia="Times New Roman" w:hAnsi="Courier New" w:cs="Courier New"/>
+          <w:color w:val="0000FF"/>
+          <w:kern w:val="0"/>
+          <w:sz w:val="16"/>
+          <w:szCs w:val="16"/>
+          <w14:ligatures w14:val="none"/>
+        </w:rPr>
+        <w:t>Program</w:t>
+      </w:r>
+    </w:p>
+    <w:p>
+      <w:pPr>
+        <w:shd w:val="clear" w:color="auto" w:fill="FFFFFF"/>
+        <w:tabs>
+          <w:tab w:val="left" w:pos="916"/>
+          <w:tab w:val="left" w:pos="1832"/>
+          <w:tab w:val="left" w:pos="2748"/>
+          <w:tab w:val="left" w:pos="3664"/>
+          <w:tab w:val="left" w:pos="4580"/>
+          <w:tab w:val="left" w:pos="5496"/>
+          <w:tab w:val="left" w:pos="6412"/>
+          <w:tab w:val="left" w:pos="7328"/>
+          <w:tab w:val="left" w:pos="8244"/>
+          <w:tab w:val="left" w:pos="9160"/>
+          <w:tab w:val="left" w:pos="10076"/>
+          <w:tab w:val="left" w:pos="10992"/>
+          <w:tab w:val="left" w:pos="11908"/>
+          <w:tab w:val="left" w:pos="12824"/>
+          <w:tab w:val="left" w:pos="13740"/>
+          <w:tab w:val="left" w:pos="14656"/>
+        </w:tabs>
+        <w:spacing w:after="0" w:line="240" w:lineRule="auto"/>
+        <w:rPr>
+          <w:rFonts w:ascii="Courier New" w:eastAsia="Times New Roman" w:hAnsi="Courier New" w:cs="Courier New"/>
+          <w:color w:val="000000"/>
+          <w:kern w:val="0"/>
+          <w:sz w:val="16"/>
+          <w:szCs w:val="16"/>
+          <w14:ligatures w14:val="none"/>
+        </w:rPr>
+      </w:pPr>
+      <w:r>
+        <w:rPr>
+          <w:rFonts w:ascii="Courier New" w:eastAsia="Times New Roman" w:hAnsi="Courier New" w:cs="Courier New"/>
+          <w:color w:val="000000"/>
+          <w:kern w:val="0"/>
+          <w:sz w:val="16"/>
+          <w:szCs w:val="16"/>
+          <w14:ligatures w14:val="none"/>
+        </w:rPr>
+        <w:t>7 |     {</w:t>
+      </w:r>
+    </w:p>
+    <w:p>
+      <w:pPr>
+        <w:shd w:val="clear" w:color="auto" w:fill="FFFFFF"/>
+        <w:tabs>
+          <w:tab w:val="left" w:pos="916"/>
+          <w:tab w:val="left" w:pos="1832"/>
+          <w:tab w:val="left" w:pos="2748"/>
+          <w:tab w:val="left" w:pos="3664"/>
+          <w:tab w:val="left" w:pos="4580"/>
+          <w:tab w:val="left" w:pos="5496"/>
+          <w:tab w:val="left" w:pos="6412"/>
+          <w:tab w:val="left" w:pos="7328"/>
+          <w:tab w:val="left" w:pos="8244"/>
+          <w:tab w:val="left" w:pos="9160"/>
+          <w:tab w:val="left" w:pos="10076"/>
+          <w:tab w:val="left" w:pos="10992"/>
+          <w:tab w:val="left" w:pos="11908"/>
+          <w:tab w:val="left" w:pos="12824"/>
+          <w:tab w:val="left" w:pos="13740"/>
+          <w:tab w:val="left" w:pos="14656"/>
+        </w:tabs>
+        <w:spacing w:after="0" w:line="240" w:lineRule="auto"/>
+        <w:rPr>
+          <w:rFonts w:ascii="Courier New" w:eastAsia="Times New Roman" w:hAnsi="Courier New" w:cs="Courier New"/>
+          <w:color w:val="000000"/>
+          <w:kern w:val="0"/>
+          <w:sz w:val="16"/>
+          <w:szCs w:val="16"/>
+          <w14:ligatures w14:val="none"/>
+        </w:rPr>
+      </w:pPr>
+      <w:r>
+        <w:rPr>
+          <w:rFonts w:ascii="Courier New" w:eastAsia="Times New Roman" w:hAnsi="Courier New" w:cs="Courier New"/>
+          <w:color w:val="000000"/>
+          <w:kern w:val="0"/>
+          <w:sz w:val="16"/>
+          <w:szCs w:val="16"/>
+          <w14:ligatures w14:val="none"/>
+        </w:rPr>
+        <w:t xml:space="preserve">8 |         public class </w:t>
+      </w:r>
+      <w:r>
+        <w:rPr>
+          <w:rFonts w:ascii="Courier New" w:eastAsia="Times New Roman" w:hAnsi="Courier New" w:cs="Courier New"/>
+          <w:color w:val="0000FF"/>
+          <w:kern w:val="0"/>
+          <w:sz w:val="16"/>
+          <w:szCs w:val="16"/>
+          <w14:ligatures w14:val="none"/>
+        </w:rPr>
+        <w:t>User</w:t>
+      </w:r>
+    </w:p>
+    <w:p>
+      <w:pPr>
+        <w:shd w:val="clear" w:color="auto" w:fill="FFFFFF"/>
+        <w:tabs>
+          <w:tab w:val="left" w:pos="916"/>
+          <w:tab w:val="left" w:pos="1832"/>
+          <w:tab w:val="left" w:pos="2748"/>
+          <w:tab w:val="left" w:pos="3664"/>
+          <w:tab w:val="left" w:pos="4580"/>
+          <w:tab w:val="left" w:pos="5496"/>
+          <w:tab w:val="left" w:pos="6412"/>
+          <w:tab w:val="left" w:pos="7328"/>
+          <w:tab w:val="left" w:pos="8244"/>
+          <w:tab w:val="left" w:pos="9160"/>
+          <w:tab w:val="left" w:pos="10076"/>
+          <w:tab w:val="left" w:pos="10992"/>
+          <w:tab w:val="left" w:pos="11908"/>
+          <w:tab w:val="left" w:pos="12824"/>
+          <w:tab w:val="left" w:pos="13740"/>
+          <w:tab w:val="left" w:pos="14656"/>
+        </w:tabs>
+        <w:spacing w:after="0" w:line="240" w:lineRule="auto"/>
+        <w:rPr>
+          <w:rFonts w:ascii="Courier New" w:eastAsia="Times New Roman" w:hAnsi="Courier New" w:cs="Courier New"/>
+          <w:color w:val="000000"/>
+          <w:kern w:val="0"/>
+          <w:sz w:val="16"/>
+          <w:szCs w:val="16"/>
+          <w14:ligatures w14:val="none"/>
+        </w:rPr>
+      </w:pPr>
+      <w:r>
+        <w:rPr>
+          <w:rFonts w:ascii="Courier New" w:eastAsia="Times New Roman" w:hAnsi="Courier New" w:cs="Courier New"/>
+          <w:color w:val="000000"/>
+          <w:kern w:val="0"/>
+          <w:sz w:val="16"/>
+          <w:szCs w:val="16"/>
+          <w14:ligatures w14:val="none"/>
+        </w:rPr>
+        <w:t>9 |         {</w:t>
+      </w:r>
+    </w:p>
+    <w:p>
+      <w:pPr>
+        <w:shd w:val="clear" w:color="auto" w:fill="FFFFFF"/>
+        <w:tabs>
+          <w:tab w:val="left" w:pos="916"/>
+          <w:tab w:val="left" w:pos="1832"/>
+          <w:tab w:val="left" w:pos="2748"/>
+          <w:tab w:val="left" w:pos="3664"/>
+          <w:tab w:val="left" w:pos="4580"/>
+          <w:tab w:val="left" w:pos="5496"/>
+          <w:tab w:val="left" w:pos="6412"/>
+          <w:tab w:val="left" w:pos="7328"/>
+          <w:tab w:val="left" w:pos="8244"/>
+          <w:tab w:val="left" w:pos="9160"/>
+          <w:tab w:val="left" w:pos="10076"/>
+          <w:tab w:val="left" w:pos="10992"/>
+          <w:tab w:val="left" w:pos="11908"/>
+          <w:tab w:val="left" w:pos="12824"/>
+          <w:tab w:val="left" w:pos="13740"/>
+          <w:tab w:val="left" w:pos="14656"/>
+        </w:tabs>
+        <w:spacing w:after="0" w:line="240" w:lineRule="auto"/>
+        <w:rPr>
+          <w:rFonts w:ascii="Courier New" w:eastAsia="Times New Roman" w:hAnsi="Courier New" w:cs="Courier New"/>
+          <w:color w:val="000000"/>
+          <w:kern w:val="0"/>
+          <w:sz w:val="16"/>
+          <w:szCs w:val="16"/>
+          <w14:ligatures w14:val="none"/>
+        </w:rPr>
+      </w:pPr>
+      <w:r>
+        <w:rPr>
+          <w:rFonts w:ascii="Courier New" w:eastAsia="Times New Roman" w:hAnsi="Courier New" w:cs="Courier New"/>
+          <w:color w:val="000000"/>
+          <w:kern w:val="0"/>
+          <w:sz w:val="16"/>
+          <w:szCs w:val="16"/>
+          <w14:ligatures w14:val="none"/>
+        </w:rPr>
+        <w:t>10|             public string FirstName { get; set; }</w:t>
+      </w:r>
+    </w:p>
+    <w:p>
+      <w:pPr>
+        <w:shd w:val="clear" w:color="auto" w:fill="FFFFFF"/>
+        <w:tabs>
+          <w:tab w:val="left" w:pos="916"/>
+          <w:tab w:val="left" w:pos="1832"/>
+          <w:tab w:val="left" w:pos="2748"/>
+          <w:tab w:val="left" w:pos="3664"/>
+          <w:tab w:val="left" w:pos="4580"/>
+          <w:tab w:val="left" w:pos="5496"/>
+          <w:tab w:val="left" w:pos="6412"/>
+          <w:tab w:val="left" w:pos="7328"/>
+          <w:tab w:val="left" w:pos="8244"/>
+          <w:tab w:val="left" w:pos="9160"/>
+          <w:tab w:val="left" w:pos="10076"/>
+          <w:tab w:val="left" w:pos="10992"/>
+          <w:tab w:val="left" w:pos="11908"/>
+          <w:tab w:val="left" w:pos="12824"/>
+          <w:tab w:val="left" w:pos="13740"/>
+          <w:tab w:val="left" w:pos="14656"/>
+        </w:tabs>
+        <w:spacing w:after="0" w:line="240" w:lineRule="auto"/>
+        <w:rPr>
+          <w:rFonts w:ascii="Courier New" w:eastAsia="Times New Roman" w:hAnsi="Courier New" w:cs="Courier New"/>
+          <w:color w:val="000000"/>
+          <w:kern w:val="0"/>
+          <w:sz w:val="16"/>
+          <w:szCs w:val="16"/>
+          <w14:ligatures w14:val="none"/>
+        </w:rPr>
+      </w:pPr>
+      <w:r>
+        <w:rPr>
+          <w:rFonts w:ascii="Courier New" w:eastAsia="Times New Roman" w:hAnsi="Courier New" w:cs="Courier New"/>
+          <w:color w:val="000000"/>
+          <w:kern w:val="0"/>
+          <w:sz w:val="16"/>
+          <w:szCs w:val="16"/>
+          <w14:ligatures w14:val="none"/>
+        </w:rPr>
+        <w:t>11|             public string LastName { get; set; }</w:t>
+      </w:r>
+    </w:p>
+    <w:p>
+      <w:pPr>
+        <w:shd w:val="clear" w:color="auto" w:fill="FFFFFF"/>
+        <w:tabs>
+          <w:tab w:val="left" w:pos="916"/>
+          <w:tab w:val="left" w:pos="1832"/>
+          <w:tab w:val="left" w:pos="2748"/>
+          <w:tab w:val="left" w:pos="3664"/>
+          <w:tab w:val="left" w:pos="4580"/>
+          <w:tab w:val="left" w:pos="5496"/>
+          <w:tab w:val="left" w:pos="6412"/>
+          <w:tab w:val="left" w:pos="7328"/>
+          <w:tab w:val="left" w:pos="8244"/>
+          <w:tab w:val="left" w:pos="9160"/>
+          <w:tab w:val="left" w:pos="10076"/>
+          <w:tab w:val="left" w:pos="10992"/>
+          <w:tab w:val="left" w:pos="11908"/>
+          <w:tab w:val="left" w:pos="12824"/>
+          <w:tab w:val="left" w:pos="13740"/>
+          <w:tab w:val="left" w:pos="14656"/>
+        </w:tabs>
+        <w:spacing w:after="0" w:line="240" w:lineRule="auto"/>
+        <w:rPr>
+          <w:rFonts w:ascii="Courier New" w:eastAsia="Times New Roman" w:hAnsi="Courier New" w:cs="Courier New"/>
+          <w:color w:val="000000"/>
+          <w:kern w:val="0"/>
+          <w:sz w:val="16"/>
+          <w:szCs w:val="16"/>
+          <w14:ligatures w14:val="none"/>
+        </w:rPr>
+      </w:pPr>
+      <w:r>
+        <w:rPr>
+          <w:rFonts w:ascii="Courier New" w:eastAsia="Times New Roman" w:hAnsi="Courier New" w:cs="Courier New"/>
+          <w:color w:val="000000"/>
+          <w:kern w:val="0"/>
+          <w:sz w:val="16"/>
+          <w:szCs w:val="16"/>
+          <w14:ligatures w14:val="none"/>
+        </w:rPr>
+        <w:t>12|             public int BirthYear { get; set; }</w:t>
+      </w:r>
+    </w:p>
+    <w:p>
+      <w:pPr>
+        <w:shd w:val="clear" w:color="auto" w:fill="FFFFFF"/>
+        <w:tabs>
+          <w:tab w:val="left" w:pos="916"/>
+          <w:tab w:val="left" w:pos="1832"/>
+          <w:tab w:val="left" w:pos="2748"/>
+          <w:tab w:val="left" w:pos="3664"/>
+          <w:tab w:val="left" w:pos="4580"/>
+          <w:tab w:val="left" w:pos="5496"/>
+          <w:tab w:val="left" w:pos="6412"/>
+          <w:tab w:val="left" w:pos="7328"/>
+          <w:tab w:val="left" w:pos="8244"/>
+          <w:tab w:val="left" w:pos="9160"/>
+          <w:tab w:val="left" w:pos="10076"/>
+          <w:tab w:val="left" w:pos="10992"/>
+          <w:tab w:val="left" w:pos="11908"/>
+          <w:tab w:val="left" w:pos="12824"/>
+          <w:tab w:val="left" w:pos="13740"/>
+          <w:tab w:val="left" w:pos="14656"/>
+        </w:tabs>
+        <w:spacing w:after="0" w:line="240" w:lineRule="auto"/>
+        <w:rPr>
+          <w:rFonts w:ascii="Courier New" w:eastAsia="Times New Roman" w:hAnsi="Courier New" w:cs="Courier New"/>
+          <w:color w:val="000000"/>
+          <w:kern w:val="0"/>
+          <w:sz w:val="16"/>
+          <w:szCs w:val="16"/>
+          <w14:ligatures w14:val="none"/>
+        </w:rPr>
+      </w:pPr>
+      <w:r>
+        <w:rPr>
+          <w:rFonts w:ascii="Courier New" w:eastAsia="Times New Roman" w:hAnsi="Courier New" w:cs="Courier New"/>
+          <w:color w:val="000000"/>
+          <w:kern w:val="0"/>
+          <w:sz w:val="16"/>
+          <w:szCs w:val="16"/>
+          <w14:ligatures w14:val="none"/>
+        </w:rPr>
+        <w:t>13|             public double salary { get;set; }</w:t>
+      </w:r>
+    </w:p>
+    <w:p>
+      <w:pPr>
+        <w:shd w:val="clear" w:color="auto" w:fill="FFFFFF"/>
+        <w:tabs>
+          <w:tab w:val="left" w:pos="916"/>
+          <w:tab w:val="left" w:pos="1832"/>
+          <w:tab w:val="left" w:pos="2748"/>
+          <w:tab w:val="left" w:pos="3664"/>
+          <w:tab w:val="left" w:pos="4580"/>
+          <w:tab w:val="left" w:pos="5496"/>
+          <w:tab w:val="left" w:pos="6412"/>
+          <w:tab w:val="left" w:pos="7328"/>
+          <w:tab w:val="left" w:pos="8244"/>
+          <w:tab w:val="left" w:pos="9160"/>
+          <w:tab w:val="left" w:pos="10076"/>
+          <w:tab w:val="left" w:pos="10992"/>
+          <w:tab w:val="left" w:pos="11908"/>
+          <w:tab w:val="left" w:pos="12824"/>
+          <w:tab w:val="left" w:pos="13740"/>
+          <w:tab w:val="left" w:pos="14656"/>
+        </w:tabs>
+        <w:spacing w:after="0" w:line="240" w:lineRule="auto"/>
+        <w:rPr>
+          <w:rFonts w:ascii="Courier New" w:eastAsia="Times New Roman" w:hAnsi="Courier New" w:cs="Courier New"/>
+          <w:color w:val="000000"/>
+          <w:kern w:val="0"/>
+          <w:sz w:val="16"/>
+          <w:szCs w:val="16"/>
+          <w14:ligatures w14:val="none"/>
+        </w:rPr>
+      </w:pPr>
+      <w:r>
+        <w:rPr>
+          <w:rFonts w:ascii="Courier New" w:eastAsia="Times New Roman" w:hAnsi="Courier New" w:cs="Courier New"/>
+          <w:color w:val="000000"/>
+          <w:kern w:val="0"/>
+          <w:sz w:val="16"/>
+          <w:szCs w:val="16"/>
+          <w14:ligatures w14:val="none"/>
+        </w:rPr>
+        <w:t>14|         }</w:t>
+      </w:r>
+    </w:p>
+    <w:p>
+      <w:pPr>
+        <w:shd w:val="clear" w:color="auto" w:fill="FFFFFF"/>
+        <w:tabs>
+          <w:tab w:val="left" w:pos="916"/>
+          <w:tab w:val="left" w:pos="1832"/>
+          <w:tab w:val="left" w:pos="2748"/>
+          <w:tab w:val="left" w:pos="3664"/>
+          <w:tab w:val="left" w:pos="4580"/>
+          <w:tab w:val="left" w:pos="5496"/>
+          <w:tab w:val="left" w:pos="6412"/>
+          <w:tab w:val="left" w:pos="7328"/>
+          <w:tab w:val="left" w:pos="8244"/>
+          <w:tab w:val="left" w:pos="9160"/>
+          <w:tab w:val="left" w:pos="10076"/>
+          <w:tab w:val="left" w:pos="10992"/>
+          <w:tab w:val="left" w:pos="11908"/>
+          <w:tab w:val="left" w:pos="12824"/>
+          <w:tab w:val="left" w:pos="13740"/>
+          <w:tab w:val="left" w:pos="14656"/>
+        </w:tabs>
+        <w:spacing w:after="0" w:line="240" w:lineRule="auto"/>
+        <w:rPr>
+          <w:rFonts w:ascii="Courier New" w:eastAsia="Times New Roman" w:hAnsi="Courier New" w:cs="Courier New"/>
+          <w:color w:val="000000"/>
+          <w:kern w:val="0"/>
+          <w:sz w:val="16"/>
+          <w:szCs w:val="16"/>
+          <w14:ligatures w14:val="none"/>
+        </w:rPr>
+      </w:pPr>
+      <w:r>
+        <w:rPr>
+          <w:rFonts w:ascii="Courier New" w:eastAsia="Times New Roman" w:hAnsi="Courier New" w:cs="Courier New"/>
+          <w:color w:val="000000"/>
+          <w:kern w:val="0"/>
+          <w:sz w:val="16"/>
+          <w:szCs w:val="16"/>
+          <w14:ligatures w14:val="none"/>
+        </w:rPr>
+        <w:t xml:space="preserve">15|         static </w:t>
+      </w:r>
+      <w:r>
+        <w:rPr>
+          <w:rFonts w:ascii="Courier New" w:eastAsia="Times New Roman" w:hAnsi="Courier New" w:cs="Courier New"/>
+          <w:b/>
+          <w:bCs/>
+          <w:color w:val="7F0055"/>
+          <w:kern w:val="0"/>
+          <w:sz w:val="16"/>
+          <w:szCs w:val="16"/>
+          <w14:ligatures w14:val="none"/>
+        </w:rPr>
+        <w:t>void</w:t>
+      </w:r>
+      <w:r>
+        <w:rPr>
+          <w:rFonts w:ascii="Courier New" w:eastAsia="Times New Roman" w:hAnsi="Courier New" w:cs="Courier New"/>
+          <w:color w:val="000000"/>
+          <w:kern w:val="0"/>
+          <w:sz w:val="16"/>
+          <w:szCs w:val="16"/>
+          <w14:ligatures w14:val="none"/>
+        </w:rPr>
+        <w:t xml:space="preserve"> Main(string[] args)</w:t>
+      </w:r>
+    </w:p>
+    <w:p>
+      <w:pPr>
+        <w:shd w:val="clear" w:color="auto" w:fill="FFFFFF"/>
+        <w:tabs>
+          <w:tab w:val="left" w:pos="916"/>
+          <w:tab w:val="left" w:pos="1832"/>
+          <w:tab w:val="left" w:pos="2748"/>
+          <w:tab w:val="left" w:pos="3664"/>
+          <w:tab w:val="left" w:pos="4580"/>
+          <w:tab w:val="left" w:pos="5496"/>
+          <w:tab w:val="left" w:pos="6412"/>
+          <w:tab w:val="left" w:pos="7328"/>
+          <w:tab w:val="left" w:pos="8244"/>
+          <w:tab w:val="left" w:pos="9160"/>
+          <w:tab w:val="left" w:pos="10076"/>
+          <w:tab w:val="left" w:pos="10992"/>
+          <w:tab w:val="left" w:pos="11908"/>
+          <w:tab w:val="left" w:pos="12824"/>
+          <w:tab w:val="left" w:pos="13740"/>
+          <w:tab w:val="left" w:pos="14656"/>
+        </w:tabs>
+        <w:spacing w:after="0" w:line="240" w:lineRule="auto"/>
+        <w:rPr>
+          <w:rFonts w:ascii="Courier New" w:eastAsia="Times New Roman" w:hAnsi="Courier New" w:cs="Courier New"/>
+          <w:color w:val="000000"/>
+          <w:kern w:val="0"/>
+          <w:sz w:val="16"/>
+          <w:szCs w:val="16"/>
+          <w14:ligatures w14:val="none"/>
+        </w:rPr>
+      </w:pPr>
+      <w:r>
+        <w:rPr>
+          <w:rFonts w:ascii="Courier New" w:eastAsia="Times New Roman" w:hAnsi="Courier New" w:cs="Courier New"/>
+          <w:color w:val="000000"/>
+          <w:kern w:val="0"/>
+          <w:sz w:val="16"/>
+          <w:szCs w:val="16"/>
+          <w14:ligatures w14:val="none"/>
+        </w:rPr>
+        <w:t>16|         {</w:t>
+      </w:r>
+    </w:p>
+    <w:p>
+      <w:pPr>
+        <w:shd w:val="clear" w:color="auto" w:fill="FFFFFF"/>
+        <w:tabs>
+          <w:tab w:val="left" w:pos="916"/>
+          <w:tab w:val="left" w:pos="1832"/>
+          <w:tab w:val="left" w:pos="2748"/>
+          <w:tab w:val="left" w:pos="3664"/>
+          <w:tab w:val="left" w:pos="4580"/>
+          <w:tab w:val="left" w:pos="5496"/>
+          <w:tab w:val="left" w:pos="6412"/>
+          <w:tab w:val="left" w:pos="7328"/>
+          <w:tab w:val="left" w:pos="8244"/>
+          <w:tab w:val="left" w:pos="9160"/>
+          <w:tab w:val="left" w:pos="10076"/>
+          <w:tab w:val="left" w:pos="10992"/>
+          <w:tab w:val="left" w:pos="11908"/>
+          <w:tab w:val="left" w:pos="12824"/>
+          <w:tab w:val="left" w:pos="13740"/>
+          <w:tab w:val="left" w:pos="14656"/>
+        </w:tabs>
+        <w:spacing w:after="0" w:line="240" w:lineRule="auto"/>
+        <w:rPr>
+          <w:rFonts w:ascii="Courier New" w:eastAsia="Times New Roman" w:hAnsi="Courier New" w:cs="Courier New"/>
+          <w:color w:val="000000"/>
+          <w:kern w:val="0"/>
+          <w:sz w:val="16"/>
+          <w:szCs w:val="16"/>
+          <w14:ligatures w14:val="none"/>
+        </w:rPr>
+      </w:pPr>
+      <w:r>
+        <w:rPr>
+          <w:rFonts w:ascii="Courier New" w:eastAsia="Times New Roman" w:hAnsi="Courier New" w:cs="Courier New"/>
+          <w:color w:val="000000"/>
+          <w:kern w:val="0"/>
+          <w:sz w:val="16"/>
+          <w:szCs w:val="16"/>
+          <w14:ligatures w14:val="none"/>
+        </w:rPr>
+        <w:t xml:space="preserve">17|                </w:t>
+      </w:r>
+      <w:r>
+        <w:rPr>
+          <w:rFonts w:ascii="Courier New" w:eastAsia="Times New Roman" w:hAnsi="Courier New" w:cs="Courier New"/>
+          <w:b/>
+          <w:bCs/>
+          <w:color w:val="7F0055"/>
+          <w:kern w:val="0"/>
+          <w:sz w:val="16"/>
+          <w:szCs w:val="16"/>
+          <w14:ligatures w14:val="none"/>
+        </w:rPr>
+        <w:t>var</w:t>
+      </w:r>
+      <w:r>
+        <w:rPr>
+          <w:rFonts w:ascii="Courier New" w:eastAsia="Times New Roman" w:hAnsi="Courier New" w:cs="Courier New"/>
+          <w:color w:val="000000"/>
+          <w:kern w:val="0"/>
+          <w:sz w:val="16"/>
+          <w:szCs w:val="16"/>
+          <w14:ligatures w14:val="none"/>
+        </w:rPr>
+        <w:t xml:space="preserve"> </w:t>
+      </w:r>
+      <w:r>
+        <w:rPr>
+          <w:rFonts w:ascii="Courier New" w:eastAsia="Times New Roman" w:hAnsi="Courier New" w:cs="Courier New"/>
+          <w:color w:val="0000FF"/>
+          <w:kern w:val="0"/>
+          <w:sz w:val="16"/>
+          <w:szCs w:val="16"/>
+          <w14:ligatures w14:val="none"/>
+        </w:rPr>
+        <w:t>users</w:t>
+      </w:r>
+      <w:r>
+        <w:rPr>
+          <w:rFonts w:ascii="Courier New" w:eastAsia="Times New Roman" w:hAnsi="Courier New" w:cs="Courier New"/>
+          <w:color w:val="000000"/>
+          <w:kern w:val="0"/>
+          <w:sz w:val="16"/>
+          <w:szCs w:val="16"/>
+          <w14:ligatures w14:val="none"/>
+        </w:rPr>
+        <w:t xml:space="preserve"> = </w:t>
+      </w:r>
+      <w:r>
+        <w:rPr>
+          <w:rFonts w:ascii="Courier New" w:eastAsia="Times New Roman" w:hAnsi="Courier New" w:cs="Courier New"/>
+          <w:b/>
+          <w:bCs/>
+          <w:color w:val="7F0055"/>
+          <w:kern w:val="0"/>
+          <w:sz w:val="16"/>
+          <w:szCs w:val="16"/>
+          <w14:ligatures w14:val="none"/>
+        </w:rPr>
+        <w:t>new</w:t>
+      </w:r>
+      <w:r>
+        <w:rPr>
+          <w:rFonts w:ascii="Courier New" w:eastAsia="Times New Roman" w:hAnsi="Courier New" w:cs="Courier New"/>
+          <w:color w:val="000000"/>
+          <w:kern w:val="0"/>
+          <w:sz w:val="16"/>
+          <w:szCs w:val="16"/>
+          <w14:ligatures w14:val="none"/>
+        </w:rPr>
+        <w:t xml:space="preserve"> List&lt;</w:t>
+      </w:r>
+      <w:r>
+        <w:rPr>
+          <w:rFonts w:ascii="Courier New" w:eastAsia="Times New Roman" w:hAnsi="Courier New" w:cs="Courier New"/>
+          <w:color w:val="0000C0"/>
+          <w:kern w:val="0"/>
+          <w:sz w:val="16"/>
+          <w:szCs w:val="16"/>
+          <w14:ligatures w14:val="none"/>
+        </w:rPr>
+        <w:t>User</w:t>
+      </w:r>
+      <w:r>
+        <w:rPr>
+          <w:rFonts w:ascii="Courier New" w:eastAsia="Times New Roman" w:hAnsi="Courier New" w:cs="Courier New"/>
+          <w:color w:val="000000"/>
+          <w:kern w:val="0"/>
+          <w:sz w:val="16"/>
+          <w:szCs w:val="16"/>
+          <w14:ligatures w14:val="none"/>
+        </w:rPr>
+        <w:t>&gt;()</w:t>
+      </w:r>
+    </w:p>
+    <w:p>
+      <w:pPr>
+        <w:shd w:val="clear" w:color="auto" w:fill="FFFFFF"/>
+        <w:tabs>
+          <w:tab w:val="left" w:pos="916"/>
+          <w:tab w:val="left" w:pos="1832"/>
+          <w:tab w:val="left" w:pos="2748"/>
+          <w:tab w:val="left" w:pos="3664"/>
+          <w:tab w:val="left" w:pos="4580"/>
+          <w:tab w:val="left" w:pos="5496"/>
+          <w:tab w:val="left" w:pos="6412"/>
+          <w:tab w:val="left" w:pos="7328"/>
+          <w:tab w:val="left" w:pos="8244"/>
+          <w:tab w:val="left" w:pos="9160"/>
+          <w:tab w:val="left" w:pos="10076"/>
+          <w:tab w:val="left" w:pos="10992"/>
+          <w:tab w:val="left" w:pos="11908"/>
+          <w:tab w:val="left" w:pos="12824"/>
+          <w:tab w:val="left" w:pos="13740"/>
+          <w:tab w:val="left" w:pos="14656"/>
+        </w:tabs>
+        <w:spacing w:after="0" w:line="240" w:lineRule="auto"/>
+        <w:rPr>
+          <w:rFonts w:ascii="Courier New" w:eastAsia="Times New Roman" w:hAnsi="Courier New" w:cs="Courier New"/>
+          <w:color w:val="000000"/>
+          <w:kern w:val="0"/>
+          <w:sz w:val="16"/>
+          <w:szCs w:val="16"/>
+          <w14:ligatures w14:val="none"/>
+        </w:rPr>
+      </w:pPr>
+      <w:r>
+        <w:rPr>
+          <w:rFonts w:ascii="Courier New" w:eastAsia="Times New Roman" w:hAnsi="Courier New" w:cs="Courier New"/>
+          <w:color w:val="000000"/>
+          <w:kern w:val="0"/>
+          <w:sz w:val="16"/>
+          <w:szCs w:val="16"/>
+          <w14:ligatures w14:val="none"/>
+        </w:rPr>
+        <w:t>18|                     {</w:t>
+      </w:r>
+    </w:p>
+    <w:p>
+      <w:pPr>
+        <w:shd w:val="clear" w:color="auto" w:fill="FFFFFF"/>
+        <w:tabs>
+          <w:tab w:val="left" w:pos="916"/>
+          <w:tab w:val="left" w:pos="1832"/>
+          <w:tab w:val="left" w:pos="2748"/>
+          <w:tab w:val="left" w:pos="3664"/>
+          <w:tab w:val="left" w:pos="4580"/>
+          <w:tab w:val="left" w:pos="5496"/>
+          <w:tab w:val="left" w:pos="6412"/>
+          <w:tab w:val="left" w:pos="7328"/>
+          <w:tab w:val="left" w:pos="8244"/>
+          <w:tab w:val="left" w:pos="9160"/>
+          <w:tab w:val="left" w:pos="10076"/>
+          <w:tab w:val="left" w:pos="10992"/>
+          <w:tab w:val="left" w:pos="11908"/>
+          <w:tab w:val="left" w:pos="12824"/>
+          <w:tab w:val="left" w:pos="13740"/>
+          <w:tab w:val="left" w:pos="14656"/>
+        </w:tabs>
+        <w:spacing w:after="0" w:line="240" w:lineRule="auto"/>
+        <w:rPr>
+          <w:rFonts w:ascii="Courier New" w:eastAsia="Times New Roman" w:hAnsi="Courier New" w:cs="Courier New"/>
+          <w:color w:val="000000"/>
+          <w:kern w:val="0"/>
+          <w:sz w:val="16"/>
+          <w:szCs w:val="16"/>
+          <w14:ligatures w14:val="none"/>
+        </w:rPr>
+      </w:pPr>
+      <w:r>
+        <w:rPr>
+          <w:rFonts w:ascii="Courier New" w:eastAsia="Times New Roman" w:hAnsi="Courier New" w:cs="Courier New"/>
+          <w:color w:val="000000"/>
+          <w:kern w:val="0"/>
+          <w:sz w:val="16"/>
+          <w:szCs w:val="16"/>
+          <w14:ligatures w14:val="none"/>
+        </w:rPr>
+        <w:t>19|                         </w:t>
+      </w:r>
+      <w:r>
+        <w:rPr>
+          <w:rFonts w:ascii="Courier New" w:eastAsia="Times New Roman" w:hAnsi="Courier New" w:cs="Courier New"/>
+          <w:b/>
+          <w:bCs/>
+          <w:color w:val="7F0055"/>
+          <w:kern w:val="0"/>
+          <w:sz w:val="16"/>
+          <w:szCs w:val="16"/>
+          <w14:ligatures w14:val="none"/>
+        </w:rPr>
+        <w:t>new</w:t>
+      </w:r>
+      <w:r>
+        <w:rPr>
+          <w:rFonts w:ascii="Courier New" w:eastAsia="Times New Roman" w:hAnsi="Courier New" w:cs="Courier New"/>
+          <w:color w:val="000000"/>
+          <w:kern w:val="0"/>
+          <w:sz w:val="16"/>
+          <w:szCs w:val="16"/>
+          <w14:ligatures w14:val="none"/>
+        </w:rPr>
+        <w:t xml:space="preserve"> </w:t>
+      </w:r>
+      <w:r>
+        <w:rPr>
+          <w:rFonts w:ascii="Courier New" w:eastAsia="Times New Roman" w:hAnsi="Courier New" w:cs="Courier New"/>
+          <w:color w:val="0000C0"/>
+          <w:kern w:val="0"/>
+          <w:sz w:val="16"/>
+          <w:szCs w:val="16"/>
+          <w14:ligatures w14:val="none"/>
+        </w:rPr>
+        <w:t>User</w:t>
+      </w:r>
+      <w:r>
+        <w:rPr>
+          <w:rFonts w:ascii="Courier New" w:eastAsia="Times New Roman" w:hAnsi="Courier New" w:cs="Courier New"/>
+          <w:color w:val="000000"/>
+          <w:kern w:val="0"/>
+          <w:sz w:val="16"/>
+          <w:szCs w:val="16"/>
+          <w14:ligatures w14:val="none"/>
+        </w:rPr>
+        <w:t>()</w:t>
+      </w:r>
+    </w:p>
+    <w:p>
+      <w:pPr>
+        <w:shd w:val="clear" w:color="auto" w:fill="FFFFFF"/>
+        <w:tabs>
+          <w:tab w:val="left" w:pos="916"/>
+          <w:tab w:val="left" w:pos="1832"/>
+          <w:tab w:val="left" w:pos="2748"/>
+          <w:tab w:val="left" w:pos="3664"/>
+          <w:tab w:val="left" w:pos="4580"/>
+          <w:tab w:val="left" w:pos="5496"/>
+          <w:tab w:val="left" w:pos="6412"/>
+          <w:tab w:val="left" w:pos="7328"/>
+          <w:tab w:val="left" w:pos="8244"/>
+          <w:tab w:val="left" w:pos="9160"/>
+          <w:tab w:val="left" w:pos="10076"/>
+          <w:tab w:val="left" w:pos="10992"/>
+          <w:tab w:val="left" w:pos="11908"/>
+          <w:tab w:val="left" w:pos="12824"/>
+          <w:tab w:val="left" w:pos="13740"/>
+          <w:tab w:val="left" w:pos="14656"/>
+        </w:tabs>
+        <w:spacing w:after="0" w:line="240" w:lineRule="auto"/>
+        <w:rPr>
+          <w:rFonts w:ascii="Courier New" w:eastAsia="Times New Roman" w:hAnsi="Courier New" w:cs="Courier New"/>
+          <w:color w:val="000000"/>
+          <w:kern w:val="0"/>
+          <w:sz w:val="16"/>
+          <w:szCs w:val="16"/>
+          <w14:ligatures w14:val="none"/>
+        </w:rPr>
+      </w:pPr>
+      <w:r>
+        <w:rPr>
+          <w:rFonts w:ascii="Courier New" w:eastAsia="Times New Roman" w:hAnsi="Courier New" w:cs="Courier New"/>
+          <w:color w:val="000000"/>
+          <w:kern w:val="0"/>
+          <w:sz w:val="16"/>
+          <w:szCs w:val="16"/>
+          <w14:ligatures w14:val="none"/>
+        </w:rPr>
+        <w:t>20|                         {</w:t>
+      </w:r>
+    </w:p>
+    <w:p>
+      <w:pPr>
+        <w:shd w:val="clear" w:color="auto" w:fill="FFFFFF"/>
+        <w:tabs>
+          <w:tab w:val="left" w:pos="916"/>
+          <w:tab w:val="left" w:pos="1832"/>
+          <w:tab w:val="left" w:pos="2748"/>
+          <w:tab w:val="left" w:pos="3664"/>
+          <w:tab w:val="left" w:pos="4580"/>
+          <w:tab w:val="left" w:pos="5496"/>
+          <w:tab w:val="left" w:pos="6412"/>
+          <w:tab w:val="left" w:pos="7328"/>
+          <w:tab w:val="left" w:pos="8244"/>
+          <w:tab w:val="left" w:pos="9160"/>
+          <w:tab w:val="left" w:pos="10076"/>
+          <w:tab w:val="left" w:pos="10992"/>
+          <w:tab w:val="left" w:pos="11908"/>
+          <w:tab w:val="left" w:pos="12824"/>
+          <w:tab w:val="left" w:pos="13740"/>
+          <w:tab w:val="left" w:pos="14656"/>
+        </w:tabs>
+        <w:spacing w:after="0" w:line="240" w:lineRule="auto"/>
+        <w:rPr>
+          <w:rFonts w:ascii="Courier New" w:eastAsia="Times New Roman" w:hAnsi="Courier New" w:cs="Courier New"/>
+          <w:color w:val="000000"/>
+          <w:kern w:val="0"/>
+          <w:sz w:val="16"/>
+          <w:szCs w:val="16"/>
+          <w14:ligatures w14:val="none"/>
+        </w:rPr>
+      </w:pPr>
+      <w:r>
+        <w:rPr>
+          <w:rFonts w:ascii="Courier New" w:eastAsia="Times New Roman" w:hAnsi="Courier New" w:cs="Courier New"/>
+          <w:color w:val="000000"/>
+          <w:kern w:val="0"/>
+          <w:sz w:val="16"/>
+          <w:szCs w:val="16"/>
+          <w14:ligatures w14:val="none"/>
+        </w:rPr>
+        <w:t xml:space="preserve">21|                             FirstName = </w:t>
+      </w:r>
+      <w:r>
+        <w:rPr>
+          <w:rFonts w:ascii="Courier New" w:eastAsia="Times New Roman" w:hAnsi="Courier New" w:cs="Courier New"/>
+          <w:color w:val="2A00FF"/>
+          <w:kern w:val="0"/>
+          <w:sz w:val="16"/>
+          <w:szCs w:val="16"/>
+          <w14:ligatures w14:val="none"/>
+        </w:rPr>
+        <w:t>"Terrance"</w:t>
+      </w:r>
+      <w:r>
+        <w:rPr>
+          <w:rFonts w:ascii="Courier New" w:eastAsia="Times New Roman" w:hAnsi="Courier New" w:cs="Courier New"/>
+          <w:color w:val="000000"/>
+          <w:kern w:val="0"/>
+          <w:sz w:val="16"/>
+          <w:szCs w:val="16"/>
+          <w14:ligatures w14:val="none"/>
+        </w:rPr>
+        <w:t>,</w:t>
+      </w:r>
+    </w:p>
+    <w:p>
+      <w:pPr>
+        <w:shd w:val="clear" w:color="auto" w:fill="FFFFFF"/>
+        <w:tabs>
+          <w:tab w:val="left" w:pos="916"/>
+          <w:tab w:val="left" w:pos="1832"/>
+          <w:tab w:val="left" w:pos="2748"/>
+          <w:tab w:val="left" w:pos="3664"/>
+          <w:tab w:val="left" w:pos="4580"/>
+          <w:tab w:val="left" w:pos="5496"/>
+          <w:tab w:val="left" w:pos="6412"/>
+          <w:tab w:val="left" w:pos="7328"/>
+          <w:tab w:val="left" w:pos="8244"/>
+          <w:tab w:val="left" w:pos="9160"/>
+          <w:tab w:val="left" w:pos="10076"/>
+          <w:tab w:val="left" w:pos="10992"/>
+          <w:tab w:val="left" w:pos="11908"/>
+          <w:tab w:val="left" w:pos="12824"/>
+          <w:tab w:val="left" w:pos="13740"/>
+          <w:tab w:val="left" w:pos="14656"/>
+        </w:tabs>
+        <w:spacing w:after="0" w:line="240" w:lineRule="auto"/>
+        <w:rPr>
+          <w:rFonts w:ascii="Courier New" w:eastAsia="Times New Roman" w:hAnsi="Courier New" w:cs="Courier New"/>
+          <w:color w:val="000000"/>
+          <w:kern w:val="0"/>
+          <w:sz w:val="16"/>
+          <w:szCs w:val="16"/>
+          <w14:ligatures w14:val="none"/>
+        </w:rPr>
+      </w:pPr>
+      <w:r>
+        <w:rPr>
+          <w:rFonts w:ascii="Courier New" w:eastAsia="Times New Roman" w:hAnsi="Courier New" w:cs="Courier New"/>
+          <w:color w:val="000000"/>
+          <w:kern w:val="0"/>
+          <w:sz w:val="16"/>
+          <w:szCs w:val="16"/>
+          <w14:ligatures w14:val="none"/>
+        </w:rPr>
+        <w:t xml:space="preserve">22|                             LastName = </w:t>
+      </w:r>
+      <w:r>
+        <w:rPr>
+          <w:rFonts w:ascii="Courier New" w:eastAsia="Times New Roman" w:hAnsi="Courier New" w:cs="Courier New"/>
+          <w:color w:val="2A00FF"/>
+          <w:kern w:val="0"/>
+          <w:sz w:val="16"/>
+          <w:szCs w:val="16"/>
+          <w14:ligatures w14:val="none"/>
+        </w:rPr>
+        <w:t>"Johnson"</w:t>
+      </w:r>
+      <w:r>
+        <w:rPr>
+          <w:rFonts w:ascii="Courier New" w:eastAsia="Times New Roman" w:hAnsi="Courier New" w:cs="Courier New"/>
+          <w:color w:val="000000"/>
+          <w:kern w:val="0"/>
+          <w:sz w:val="16"/>
+          <w:szCs w:val="16"/>
+          <w14:ligatures w14:val="none"/>
+        </w:rPr>
+        <w:t>,</w:t>
+      </w:r>
+    </w:p>
+    <w:p>
+      <w:pPr>
+        <w:shd w:val="clear" w:color="auto" w:fill="FFFFFF"/>
+        <w:tabs>
+          <w:tab w:val="left" w:pos="916"/>
+          <w:tab w:val="left" w:pos="1832"/>
+          <w:tab w:val="left" w:pos="2748"/>
+          <w:tab w:val="left" w:pos="3664"/>
+          <w:tab w:val="left" w:pos="4580"/>
+          <w:tab w:val="left" w:pos="5496"/>
+          <w:tab w:val="left" w:pos="6412"/>
+          <w:tab w:val="left" w:pos="7328"/>
+          <w:tab w:val="left" w:pos="8244"/>
+          <w:tab w:val="left" w:pos="9160"/>
+          <w:tab w:val="left" w:pos="10076"/>
+          <w:tab w:val="left" w:pos="10992"/>
+          <w:tab w:val="left" w:pos="11908"/>
+          <w:tab w:val="left" w:pos="12824"/>
+          <w:tab w:val="left" w:pos="13740"/>
+          <w:tab w:val="left" w:pos="14656"/>
+        </w:tabs>
+        <w:spacing w:after="0" w:line="240" w:lineRule="auto"/>
+        <w:rPr>
+          <w:rFonts w:ascii="Courier New" w:eastAsia="Times New Roman" w:hAnsi="Courier New" w:cs="Courier New"/>
+          <w:color w:val="000000"/>
+          <w:kern w:val="0"/>
+          <w:sz w:val="16"/>
+          <w:szCs w:val="16"/>
+          <w14:ligatures w14:val="none"/>
+        </w:rPr>
+      </w:pPr>
+      <w:r>
+        <w:rPr>
+          <w:rFonts w:ascii="Courier New" w:eastAsia="Times New Roman" w:hAnsi="Courier New" w:cs="Courier New"/>
+          <w:color w:val="000000"/>
+          <w:kern w:val="0"/>
+          <w:sz w:val="16"/>
+          <w:szCs w:val="16"/>
+          <w14:ligatures w14:val="none"/>
+        </w:rPr>
+        <w:t xml:space="preserve">23|                             BirthYear = </w:t>
+      </w:r>
+      <w:r>
+        <w:rPr>
+          <w:rFonts w:ascii="Courier New" w:eastAsia="Times New Roman" w:hAnsi="Courier New" w:cs="Courier New"/>
+          <w:color w:val="116644"/>
+          <w:kern w:val="0"/>
+          <w:sz w:val="16"/>
+          <w:szCs w:val="16"/>
+          <w14:ligatures w14:val="none"/>
+        </w:rPr>
+        <w:t>2005</w:t>
+      </w:r>
+      <w:r>
+        <w:rPr>
+          <w:rFonts w:ascii="Courier New" w:eastAsia="Times New Roman" w:hAnsi="Courier New" w:cs="Courier New"/>
+          <w:color w:val="000000"/>
+          <w:kern w:val="0"/>
+          <w:sz w:val="16"/>
+          <w:szCs w:val="16"/>
+          <w14:ligatures w14:val="none"/>
+        </w:rPr>
+        <w:t>,</w:t>
+      </w:r>
+    </w:p>
+    <w:p>
+      <w:pPr>
+        <w:shd w:val="clear" w:color="auto" w:fill="FFFFFF"/>
+        <w:tabs>
+          <w:tab w:val="left" w:pos="916"/>
+          <w:tab w:val="left" w:pos="1832"/>
+          <w:tab w:val="left" w:pos="2748"/>
+          <w:tab w:val="left" w:pos="3664"/>
+          <w:tab w:val="left" w:pos="4580"/>
+          <w:tab w:val="left" w:pos="5496"/>
+          <w:tab w:val="left" w:pos="6412"/>
+          <w:tab w:val="left" w:pos="7328"/>
+          <w:tab w:val="left" w:pos="8244"/>
+          <w:tab w:val="left" w:pos="9160"/>
+          <w:tab w:val="left" w:pos="10076"/>
+          <w:tab w:val="left" w:pos="10992"/>
+          <w:tab w:val="left" w:pos="11908"/>
+          <w:tab w:val="left" w:pos="12824"/>
+          <w:tab w:val="left" w:pos="13740"/>
+          <w:tab w:val="left" w:pos="14656"/>
+        </w:tabs>
+        <w:spacing w:after="0" w:line="240" w:lineRule="auto"/>
+        <w:rPr>
+          <w:rFonts w:ascii="Courier New" w:eastAsia="Times New Roman" w:hAnsi="Courier New" w:cs="Courier New"/>
+          <w:color w:val="000000"/>
+          <w:kern w:val="0"/>
+          <w:sz w:val="16"/>
+          <w:szCs w:val="16"/>
+          <w14:ligatures w14:val="none"/>
+        </w:rPr>
+      </w:pPr>
+      <w:r>
+        <w:rPr>
+          <w:rFonts w:ascii="Courier New" w:eastAsia="Times New Roman" w:hAnsi="Courier New" w:cs="Courier New"/>
+          <w:color w:val="000000"/>
+          <w:kern w:val="0"/>
+          <w:sz w:val="16"/>
+          <w:szCs w:val="16"/>
+          <w14:ligatures w14:val="none"/>
+        </w:rPr>
+        <w:t xml:space="preserve">24|                             salary= </w:t>
+      </w:r>
+      <w:r>
+        <w:rPr>
+          <w:rFonts w:ascii="Courier New" w:eastAsia="Times New Roman" w:hAnsi="Courier New" w:cs="Courier New"/>
+          <w:color w:val="116644"/>
+          <w:kern w:val="0"/>
+          <w:sz w:val="16"/>
+          <w:szCs w:val="16"/>
+          <w14:ligatures w14:val="none"/>
+        </w:rPr>
+        <w:t>5000.0</w:t>
+      </w:r>
+    </w:p>
+    <w:p>
+      <w:pPr>
+        <w:shd w:val="clear" w:color="auto" w:fill="FFFFFF"/>
+        <w:tabs>
+          <w:tab w:val="left" w:pos="916"/>
+          <w:tab w:val="left" w:pos="1832"/>
+          <w:tab w:val="left" w:pos="2748"/>
+          <w:tab w:val="left" w:pos="3664"/>
+          <w:tab w:val="left" w:pos="4580"/>
+          <w:tab w:val="left" w:pos="5496"/>
+          <w:tab w:val="left" w:pos="6412"/>
+          <w:tab w:val="left" w:pos="7328"/>
+          <w:tab w:val="left" w:pos="8244"/>
+          <w:tab w:val="left" w:pos="9160"/>
+          <w:tab w:val="left" w:pos="10076"/>
+          <w:tab w:val="left" w:pos="10992"/>
+          <w:tab w:val="left" w:pos="11908"/>
+          <w:tab w:val="left" w:pos="12824"/>
+          <w:tab w:val="left" w:pos="13740"/>
+          <w:tab w:val="left" w:pos="14656"/>
+        </w:tabs>
+        <w:spacing w:after="0" w:line="240" w:lineRule="auto"/>
+        <w:rPr>
+          <w:rFonts w:ascii="Courier New" w:eastAsia="Times New Roman" w:hAnsi="Courier New" w:cs="Courier New"/>
+          <w:color w:val="000000"/>
+          <w:kern w:val="0"/>
+          <w:sz w:val="16"/>
+          <w:szCs w:val="16"/>
+          <w14:ligatures w14:val="none"/>
+        </w:rPr>
+      </w:pPr>
+      <w:r>
+        <w:rPr>
+          <w:rFonts w:ascii="Courier New" w:eastAsia="Times New Roman" w:hAnsi="Courier New" w:cs="Courier New"/>
+          <w:color w:val="000000"/>
+          <w:kern w:val="0"/>
+          <w:sz w:val="16"/>
+          <w:szCs w:val="16"/>
+          <w14:ligatures w14:val="none"/>
+        </w:rPr>
+        <w:t>25|                         },</w:t>
+      </w:r>
+    </w:p>
+    <w:p>
+      <w:pPr>
+        <w:shd w:val="clear" w:color="auto" w:fill="FFFFFF"/>
+        <w:tabs>
+          <w:tab w:val="left" w:pos="916"/>
+          <w:tab w:val="left" w:pos="1832"/>
+          <w:tab w:val="left" w:pos="2748"/>
+          <w:tab w:val="left" w:pos="3664"/>
+          <w:tab w:val="left" w:pos="4580"/>
+          <w:tab w:val="left" w:pos="5496"/>
+          <w:tab w:val="left" w:pos="6412"/>
+          <w:tab w:val="left" w:pos="7328"/>
+          <w:tab w:val="left" w:pos="8244"/>
+          <w:tab w:val="left" w:pos="9160"/>
+          <w:tab w:val="left" w:pos="10076"/>
+          <w:tab w:val="left" w:pos="10992"/>
+          <w:tab w:val="left" w:pos="11908"/>
+          <w:tab w:val="left" w:pos="12824"/>
+          <w:tab w:val="left" w:pos="13740"/>
+          <w:tab w:val="left" w:pos="14656"/>
+        </w:tabs>
+        <w:spacing w:after="0" w:line="240" w:lineRule="auto"/>
+        <w:rPr>
+          <w:rFonts w:ascii="Courier New" w:eastAsia="Times New Roman" w:hAnsi="Courier New" w:cs="Courier New"/>
+          <w:color w:val="000000"/>
+          <w:kern w:val="0"/>
+          <w:sz w:val="16"/>
+          <w:szCs w:val="16"/>
+          <w14:ligatures w14:val="none"/>
+        </w:rPr>
+      </w:pPr>
+      <w:r>
+        <w:rPr>
+          <w:rFonts w:ascii="Courier New" w:eastAsia="Times New Roman" w:hAnsi="Courier New" w:cs="Courier New"/>
+          <w:color w:val="000000"/>
+          <w:kern w:val="0"/>
+          <w:sz w:val="16"/>
+          <w:szCs w:val="16"/>
+          <w14:ligatures w14:val="none"/>
+        </w:rPr>
+        <w:t>26|                         </w:t>
+      </w:r>
+      <w:r>
+        <w:rPr>
+          <w:rFonts w:ascii="Courier New" w:eastAsia="Times New Roman" w:hAnsi="Courier New" w:cs="Courier New"/>
+          <w:b/>
+          <w:bCs/>
+          <w:color w:val="7F0055"/>
+          <w:kern w:val="0"/>
+          <w:sz w:val="16"/>
+          <w:szCs w:val="16"/>
+          <w14:ligatures w14:val="none"/>
+        </w:rPr>
+        <w:t>new</w:t>
+      </w:r>
+      <w:r>
+        <w:rPr>
+          <w:rFonts w:ascii="Courier New" w:eastAsia="Times New Roman" w:hAnsi="Courier New" w:cs="Courier New"/>
+          <w:color w:val="000000"/>
+          <w:kern w:val="0"/>
+          <w:sz w:val="16"/>
+          <w:szCs w:val="16"/>
+          <w14:ligatures w14:val="none"/>
+        </w:rPr>
+        <w:t xml:space="preserve"> </w:t>
+      </w:r>
+      <w:r>
+        <w:rPr>
+          <w:rFonts w:ascii="Courier New" w:eastAsia="Times New Roman" w:hAnsi="Courier New" w:cs="Courier New"/>
+          <w:color w:val="0000C0"/>
+          <w:kern w:val="0"/>
+          <w:sz w:val="16"/>
+          <w:szCs w:val="16"/>
+          <w14:ligatures w14:val="none"/>
+        </w:rPr>
+        <w:t>User</w:t>
+      </w:r>
+      <w:r>
+        <w:rPr>
+          <w:rFonts w:ascii="Courier New" w:eastAsia="Times New Roman" w:hAnsi="Courier New" w:cs="Courier New"/>
+          <w:color w:val="000000"/>
+          <w:kern w:val="0"/>
+          <w:sz w:val="16"/>
+          <w:szCs w:val="16"/>
+          <w14:ligatures w14:val="none"/>
+        </w:rPr>
+        <w:t>()</w:t>
+      </w:r>
+    </w:p>
+    <w:p>
+      <w:pPr>
+        <w:shd w:val="clear" w:color="auto" w:fill="FFFFFF"/>
+        <w:tabs>
+          <w:tab w:val="left" w:pos="916"/>
+          <w:tab w:val="left" w:pos="1832"/>
+          <w:tab w:val="left" w:pos="2748"/>
+          <w:tab w:val="left" w:pos="3664"/>
+          <w:tab w:val="left" w:pos="4580"/>
+          <w:tab w:val="left" w:pos="5496"/>
+          <w:tab w:val="left" w:pos="6412"/>
+          <w:tab w:val="left" w:pos="7328"/>
+          <w:tab w:val="left" w:pos="8244"/>
+          <w:tab w:val="left" w:pos="9160"/>
+          <w:tab w:val="left" w:pos="10076"/>
+          <w:tab w:val="left" w:pos="10992"/>
+          <w:tab w:val="left" w:pos="11908"/>
+          <w:tab w:val="left" w:pos="12824"/>
+          <w:tab w:val="left" w:pos="13740"/>
+          <w:tab w:val="left" w:pos="14656"/>
+        </w:tabs>
+        <w:spacing w:after="0" w:line="240" w:lineRule="auto"/>
+        <w:rPr>
+          <w:rFonts w:ascii="Courier New" w:eastAsia="Times New Roman" w:hAnsi="Courier New" w:cs="Courier New"/>
+          <w:color w:val="000000"/>
+          <w:kern w:val="0"/>
+          <w:sz w:val="16"/>
+          <w:szCs w:val="16"/>
+          <w14:ligatures w14:val="none"/>
+        </w:rPr>
+      </w:pPr>
+      <w:r>
+        <w:rPr>
+          <w:rFonts w:ascii="Courier New" w:eastAsia="Times New Roman" w:hAnsi="Courier New" w:cs="Courier New"/>
+          <w:color w:val="000000"/>
+          <w:kern w:val="0"/>
+          <w:sz w:val="16"/>
+          <w:szCs w:val="16"/>
+          <w14:ligatures w14:val="none"/>
+        </w:rPr>
+        <w:t>27|                         {</w:t>
+      </w:r>
+    </w:p>
+    <w:p>
+      <w:pPr>
+        <w:shd w:val="clear" w:color="auto" w:fill="FFFFFF"/>
+        <w:tabs>
+          <w:tab w:val="left" w:pos="916"/>
+          <w:tab w:val="left" w:pos="1832"/>
+          <w:tab w:val="left" w:pos="2748"/>
+          <w:tab w:val="left" w:pos="3664"/>
+          <w:tab w:val="left" w:pos="4580"/>
+          <w:tab w:val="left" w:pos="5496"/>
+          <w:tab w:val="left" w:pos="6412"/>
+          <w:tab w:val="left" w:pos="7328"/>
+          <w:tab w:val="left" w:pos="8244"/>
+          <w:tab w:val="left" w:pos="9160"/>
+          <w:tab w:val="left" w:pos="10076"/>
+          <w:tab w:val="left" w:pos="10992"/>
+          <w:tab w:val="left" w:pos="11908"/>
+          <w:tab w:val="left" w:pos="12824"/>
+          <w:tab w:val="left" w:pos="13740"/>
+          <w:tab w:val="left" w:pos="14656"/>
+        </w:tabs>
+        <w:spacing w:after="0" w:line="240" w:lineRule="auto"/>
+        <w:rPr>
+          <w:rFonts w:ascii="Courier New" w:eastAsia="Times New Roman" w:hAnsi="Courier New" w:cs="Courier New"/>
+          <w:color w:val="000000"/>
+          <w:kern w:val="0"/>
+          <w:sz w:val="16"/>
+          <w:szCs w:val="16"/>
+          <w14:ligatures w14:val="none"/>
+        </w:rPr>
+      </w:pPr>
+      <w:r>
+        <w:rPr>
+          <w:rFonts w:ascii="Courier New" w:eastAsia="Times New Roman" w:hAnsi="Courier New" w:cs="Courier New"/>
+          <w:color w:val="000000"/>
+          <w:kern w:val="0"/>
+          <w:sz w:val="16"/>
+          <w:szCs w:val="16"/>
+          <w14:ligatures w14:val="none"/>
+        </w:rPr>
+        <w:t xml:space="preserve">28|                             FirstName = </w:t>
+      </w:r>
+      <w:r>
+        <w:rPr>
+          <w:rFonts w:ascii="Courier New" w:eastAsia="Times New Roman" w:hAnsi="Courier New" w:cs="Courier New"/>
+          <w:color w:val="2A00FF"/>
+          <w:kern w:val="0"/>
+          <w:sz w:val="16"/>
+          <w:szCs w:val="16"/>
+          <w14:ligatures w14:val="none"/>
+        </w:rPr>
+        <w:t>"John"</w:t>
+      </w:r>
+      <w:r>
+        <w:rPr>
+          <w:rFonts w:ascii="Courier New" w:eastAsia="Times New Roman" w:hAnsi="Courier New" w:cs="Courier New"/>
+          <w:color w:val="000000"/>
+          <w:kern w:val="0"/>
+          <w:sz w:val="16"/>
+          <w:szCs w:val="16"/>
+          <w14:ligatures w14:val="none"/>
+        </w:rPr>
+        <w:t>,</w:t>
+      </w:r>
+    </w:p>
+    <w:p>
+      <w:pPr>
+        <w:shd w:val="clear" w:color="auto" w:fill="FFFFFF"/>
+        <w:tabs>
+          <w:tab w:val="left" w:pos="916"/>
+          <w:tab w:val="left" w:pos="1832"/>
+          <w:tab w:val="left" w:pos="2748"/>
+          <w:tab w:val="left" w:pos="3664"/>
+          <w:tab w:val="left" w:pos="4580"/>
+          <w:tab w:val="left" w:pos="5496"/>
+          <w:tab w:val="left" w:pos="6412"/>
+          <w:tab w:val="left" w:pos="7328"/>
+          <w:tab w:val="left" w:pos="8244"/>
+          <w:tab w:val="left" w:pos="9160"/>
+          <w:tab w:val="left" w:pos="10076"/>
+          <w:tab w:val="left" w:pos="10992"/>
+          <w:tab w:val="left" w:pos="11908"/>
+          <w:tab w:val="left" w:pos="12824"/>
+          <w:tab w:val="left" w:pos="13740"/>
+          <w:tab w:val="left" w:pos="14656"/>
+        </w:tabs>
+        <w:spacing w:after="0" w:line="240" w:lineRule="auto"/>
+        <w:rPr>
+          <w:rFonts w:ascii="Courier New" w:eastAsia="Times New Roman" w:hAnsi="Courier New" w:cs="Courier New"/>
+          <w:color w:val="000000"/>
+          <w:kern w:val="0"/>
+          <w:sz w:val="16"/>
+          <w:szCs w:val="16"/>
+          <w14:ligatures w14:val="none"/>
+        </w:rPr>
+      </w:pPr>
+      <w:r>
+        <w:rPr>
+          <w:rFonts w:ascii="Courier New" w:eastAsia="Times New Roman" w:hAnsi="Courier New" w:cs="Courier New"/>
+          <w:color w:val="000000"/>
+          <w:kern w:val="0"/>
+          <w:sz w:val="16"/>
+          <w:szCs w:val="16"/>
+          <w14:ligatures w14:val="none"/>
+        </w:rPr>
+        <w:t xml:space="preserve">29|                             LastName = </w:t>
+      </w:r>
+      <w:r>
+        <w:rPr>
+          <w:rFonts w:ascii="Courier New" w:eastAsia="Times New Roman" w:hAnsi="Courier New" w:cs="Courier New"/>
+          <w:color w:val="2A00FF"/>
+          <w:kern w:val="0"/>
+          <w:sz w:val="16"/>
+          <w:szCs w:val="16"/>
+          <w14:ligatures w14:val="none"/>
+        </w:rPr>
+        <w:t>"Smith"</w:t>
+      </w:r>
+      <w:r>
+        <w:rPr>
+          <w:rFonts w:ascii="Courier New" w:eastAsia="Times New Roman" w:hAnsi="Courier New" w:cs="Courier New"/>
+          <w:color w:val="000000"/>
+          <w:kern w:val="0"/>
+          <w:sz w:val="16"/>
+          <w:szCs w:val="16"/>
+          <w14:ligatures w14:val="none"/>
+        </w:rPr>
+        <w:t>,</w:t>
+      </w:r>
+    </w:p>
+    <w:p>
+      <w:pPr>
+        <w:shd w:val="clear" w:color="auto" w:fill="FFFFFF"/>
+        <w:tabs>
+          <w:tab w:val="left" w:pos="916"/>
+          <w:tab w:val="left" w:pos="1832"/>
+          <w:tab w:val="left" w:pos="2748"/>
+          <w:tab w:val="left" w:pos="3664"/>
+          <w:tab w:val="left" w:pos="4580"/>
+          <w:tab w:val="left" w:pos="5496"/>
+          <w:tab w:val="left" w:pos="6412"/>
+          <w:tab w:val="left" w:pos="7328"/>
+          <w:tab w:val="left" w:pos="8244"/>
+          <w:tab w:val="left" w:pos="9160"/>
+          <w:tab w:val="left" w:pos="10076"/>
+          <w:tab w:val="left" w:pos="10992"/>
+          <w:tab w:val="left" w:pos="11908"/>
+          <w:tab w:val="left" w:pos="12824"/>
+          <w:tab w:val="left" w:pos="13740"/>
+          <w:tab w:val="left" w:pos="14656"/>
+        </w:tabs>
+        <w:spacing w:after="0" w:line="240" w:lineRule="auto"/>
+        <w:rPr>
+          <w:rFonts w:ascii="Courier New" w:eastAsia="Times New Roman" w:hAnsi="Courier New" w:cs="Courier New"/>
+          <w:color w:val="000000"/>
+          <w:kern w:val="0"/>
+          <w:sz w:val="16"/>
+          <w:szCs w:val="16"/>
+          <w14:ligatures w14:val="none"/>
+        </w:rPr>
+      </w:pPr>
+      <w:r>
+        <w:rPr>
+          <w:rFonts w:ascii="Courier New" w:eastAsia="Times New Roman" w:hAnsi="Courier New" w:cs="Courier New"/>
+          <w:color w:val="000000"/>
+          <w:kern w:val="0"/>
+          <w:sz w:val="16"/>
+          <w:szCs w:val="16"/>
+          <w14:ligatures w14:val="none"/>
+        </w:rPr>
+        <w:t xml:space="preserve">30|                             BirthYear = </w:t>
+      </w:r>
+      <w:r>
+        <w:rPr>
+          <w:rFonts w:ascii="Courier New" w:eastAsia="Times New Roman" w:hAnsi="Courier New" w:cs="Courier New"/>
+          <w:color w:val="116644"/>
+          <w:kern w:val="0"/>
+          <w:sz w:val="16"/>
+          <w:szCs w:val="16"/>
+          <w14:ligatures w14:val="none"/>
+        </w:rPr>
+        <w:t>1966</w:t>
+      </w:r>
+      <w:r>
+        <w:rPr>
+          <w:rFonts w:ascii="Courier New" w:eastAsia="Times New Roman" w:hAnsi="Courier New" w:cs="Courier New"/>
+          <w:color w:val="000000"/>
+          <w:kern w:val="0"/>
+          <w:sz w:val="16"/>
+          <w:szCs w:val="16"/>
+          <w14:ligatures w14:val="none"/>
+        </w:rPr>
+        <w:t>,</w:t>
+      </w:r>
+    </w:p>
+    <w:p>
+      <w:pPr>
+        <w:shd w:val="clear" w:color="auto" w:fill="FFFFFF"/>
+        <w:tabs>
+          <w:tab w:val="left" w:pos="916"/>
+          <w:tab w:val="left" w:pos="1832"/>
+          <w:tab w:val="left" w:pos="2748"/>
+          <w:tab w:val="left" w:pos="3664"/>
+          <w:tab w:val="left" w:pos="4580"/>
+          <w:tab w:val="left" w:pos="5496"/>
+          <w:tab w:val="left" w:pos="6412"/>
+          <w:tab w:val="left" w:pos="7328"/>
+          <w:tab w:val="left" w:pos="8244"/>
+          <w:tab w:val="left" w:pos="9160"/>
+          <w:tab w:val="left" w:pos="10076"/>
+          <w:tab w:val="left" w:pos="10992"/>
+          <w:tab w:val="left" w:pos="11908"/>
+          <w:tab w:val="left" w:pos="12824"/>
+          <w:tab w:val="left" w:pos="13740"/>
+          <w:tab w:val="left" w:pos="14656"/>
+        </w:tabs>
+        <w:spacing w:after="0" w:line="240" w:lineRule="auto"/>
+        <w:rPr>
+          <w:rFonts w:ascii="Courier New" w:eastAsia="Times New Roman" w:hAnsi="Courier New" w:cs="Courier New"/>
+          <w:color w:val="000000"/>
+          <w:kern w:val="0"/>
+          <w:sz w:val="16"/>
+          <w:szCs w:val="16"/>
+          <w14:ligatures w14:val="none"/>
+        </w:rPr>
+      </w:pPr>
+      <w:r>
+        <w:rPr>
+          <w:rFonts w:ascii="Courier New" w:eastAsia="Times New Roman" w:hAnsi="Courier New" w:cs="Courier New"/>
+          <w:color w:val="000000"/>
+          <w:kern w:val="0"/>
+          <w:sz w:val="16"/>
+          <w:szCs w:val="16"/>
+          <w14:ligatures w14:val="none"/>
+        </w:rPr>
+        <w:t xml:space="preserve">31|                             salary= </w:t>
+      </w:r>
+      <w:r>
+        <w:rPr>
+          <w:rFonts w:ascii="Courier New" w:eastAsia="Times New Roman" w:hAnsi="Courier New" w:cs="Courier New"/>
+          <w:color w:val="116644"/>
+          <w:kern w:val="0"/>
+          <w:sz w:val="16"/>
+          <w:szCs w:val="16"/>
+          <w14:ligatures w14:val="none"/>
+        </w:rPr>
+        <w:t>15000.0</w:t>
+      </w:r>
+    </w:p>
+    <w:p>
+      <w:pPr>
+        <w:shd w:val="clear" w:color="auto" w:fill="FFFFFF"/>
+        <w:tabs>
+          <w:tab w:val="left" w:pos="916"/>
+          <w:tab w:val="left" w:pos="1832"/>
+          <w:tab w:val="left" w:pos="2748"/>
+          <w:tab w:val="left" w:pos="3664"/>
+          <w:tab w:val="left" w:pos="4580"/>
+          <w:tab w:val="left" w:pos="5496"/>
+          <w:tab w:val="left" w:pos="6412"/>
+          <w:tab w:val="left" w:pos="7328"/>
+          <w:tab w:val="left" w:pos="8244"/>
+          <w:tab w:val="left" w:pos="9160"/>
+          <w:tab w:val="left" w:pos="10076"/>
+          <w:tab w:val="left" w:pos="10992"/>
+          <w:tab w:val="left" w:pos="11908"/>
+          <w:tab w:val="left" w:pos="12824"/>
+          <w:tab w:val="left" w:pos="13740"/>
+          <w:tab w:val="left" w:pos="14656"/>
+        </w:tabs>
+        <w:spacing w:after="0" w:line="240" w:lineRule="auto"/>
+        <w:rPr>
+          <w:rFonts w:ascii="Courier New" w:eastAsia="Times New Roman" w:hAnsi="Courier New" w:cs="Courier New"/>
+          <w:color w:val="000000"/>
+          <w:kern w:val="0"/>
+          <w:sz w:val="16"/>
+          <w:szCs w:val="16"/>
+          <w14:ligatures w14:val="none"/>
+        </w:rPr>
+      </w:pPr>
+      <w:r>
+        <w:rPr>
+          <w:rFonts w:ascii="Courier New" w:eastAsia="Times New Roman" w:hAnsi="Courier New" w:cs="Courier New"/>
+          <w:color w:val="000000"/>
+          <w:kern w:val="0"/>
+          <w:sz w:val="16"/>
+          <w:szCs w:val="16"/>
+          <w14:ligatures w14:val="none"/>
+        </w:rPr>
+        <w:t>32|                             </w:t>
+      </w:r>
+    </w:p>
+    <w:p>
+      <w:pPr>
+        <w:shd w:val="clear" w:color="auto" w:fill="FFFFFF"/>
+        <w:tabs>
+          <w:tab w:val="left" w:pos="916"/>
+          <w:tab w:val="left" w:pos="1832"/>
+          <w:tab w:val="left" w:pos="2748"/>
+          <w:tab w:val="left" w:pos="3664"/>
+          <w:tab w:val="left" w:pos="4580"/>
+          <w:tab w:val="left" w:pos="5496"/>
+          <w:tab w:val="left" w:pos="6412"/>
+          <w:tab w:val="left" w:pos="7328"/>
+          <w:tab w:val="left" w:pos="8244"/>
+          <w:tab w:val="left" w:pos="9160"/>
+          <w:tab w:val="left" w:pos="10076"/>
+          <w:tab w:val="left" w:pos="10992"/>
+          <w:tab w:val="left" w:pos="11908"/>
+          <w:tab w:val="left" w:pos="12824"/>
+          <w:tab w:val="left" w:pos="13740"/>
+          <w:tab w:val="left" w:pos="14656"/>
+        </w:tabs>
+        <w:spacing w:after="0" w:line="240" w:lineRule="auto"/>
+        <w:rPr>
+          <w:rFonts w:ascii="Courier New" w:eastAsia="Times New Roman" w:hAnsi="Courier New" w:cs="Courier New"/>
+          <w:color w:val="000000"/>
+          <w:kern w:val="0"/>
+          <w:sz w:val="16"/>
+          <w:szCs w:val="16"/>
+          <w14:ligatures w14:val="none"/>
+        </w:rPr>
+      </w:pPr>
+      <w:r>
+        <w:rPr>
+          <w:rFonts w:ascii="Courier New" w:eastAsia="Times New Roman" w:hAnsi="Courier New" w:cs="Courier New"/>
+          <w:color w:val="000000"/>
+          <w:kern w:val="0"/>
+          <w:sz w:val="16"/>
+          <w:szCs w:val="16"/>
+          <w14:ligatures w14:val="none"/>
+        </w:rPr>
+        <w:t>33|                         },</w:t>
+      </w:r>
+    </w:p>
+    <w:p>
+      <w:pPr>
+        <w:shd w:val="clear" w:color="auto" w:fill="FFFFFF"/>
+        <w:tabs>
+          <w:tab w:val="left" w:pos="916"/>
+          <w:tab w:val="left" w:pos="1832"/>
+          <w:tab w:val="left" w:pos="2748"/>
+          <w:tab w:val="left" w:pos="3664"/>
+          <w:tab w:val="left" w:pos="4580"/>
+          <w:tab w:val="left" w:pos="5496"/>
+          <w:tab w:val="left" w:pos="6412"/>
+          <w:tab w:val="left" w:pos="7328"/>
+          <w:tab w:val="left" w:pos="8244"/>
+          <w:tab w:val="left" w:pos="9160"/>
+          <w:tab w:val="left" w:pos="10076"/>
+          <w:tab w:val="left" w:pos="10992"/>
+          <w:tab w:val="left" w:pos="11908"/>
+          <w:tab w:val="left" w:pos="12824"/>
+          <w:tab w:val="left" w:pos="13740"/>
+          <w:tab w:val="left" w:pos="14656"/>
+        </w:tabs>
+        <w:spacing w:after="0" w:line="240" w:lineRule="auto"/>
+        <w:rPr>
+          <w:rFonts w:ascii="Courier New" w:eastAsia="Times New Roman" w:hAnsi="Courier New" w:cs="Courier New"/>
+          <w:color w:val="000000"/>
+          <w:kern w:val="0"/>
+          <w:sz w:val="16"/>
+          <w:szCs w:val="16"/>
+          <w14:ligatures w14:val="none"/>
+        </w:rPr>
+      </w:pPr>
+      <w:r>
+        <w:rPr>
+          <w:rFonts w:ascii="Courier New" w:eastAsia="Times New Roman" w:hAnsi="Courier New" w:cs="Courier New"/>
+          <w:color w:val="000000"/>
+          <w:kern w:val="0"/>
+          <w:sz w:val="16"/>
+          <w:szCs w:val="16"/>
+          <w14:ligatures w14:val="none"/>
+        </w:rPr>
+        <w:t>34|                         </w:t>
+      </w:r>
+      <w:r>
+        <w:rPr>
+          <w:rFonts w:ascii="Courier New" w:eastAsia="Times New Roman" w:hAnsi="Courier New" w:cs="Courier New"/>
+          <w:b/>
+          <w:bCs/>
+          <w:color w:val="7F0055"/>
+          <w:kern w:val="0"/>
+          <w:sz w:val="16"/>
+          <w:szCs w:val="16"/>
+          <w14:ligatures w14:val="none"/>
+        </w:rPr>
+        <w:t>new</w:t>
+      </w:r>
+      <w:r>
+        <w:rPr>
+          <w:rFonts w:ascii="Courier New" w:eastAsia="Times New Roman" w:hAnsi="Courier New" w:cs="Courier New"/>
+          <w:color w:val="000000"/>
+          <w:kern w:val="0"/>
+          <w:sz w:val="16"/>
+          <w:szCs w:val="16"/>
+          <w14:ligatures w14:val="none"/>
+        </w:rPr>
+        <w:t xml:space="preserve"> </w:t>
+      </w:r>
+      <w:r>
+        <w:rPr>
+          <w:rFonts w:ascii="Courier New" w:eastAsia="Times New Roman" w:hAnsi="Courier New" w:cs="Courier New"/>
+          <w:color w:val="0000C0"/>
+          <w:kern w:val="0"/>
+          <w:sz w:val="16"/>
+          <w:szCs w:val="16"/>
+          <w14:ligatures w14:val="none"/>
+        </w:rPr>
+        <w:t>User</w:t>
+      </w:r>
+      <w:r>
+        <w:rPr>
+          <w:rFonts w:ascii="Courier New" w:eastAsia="Times New Roman" w:hAnsi="Courier New" w:cs="Courier New"/>
+          <w:color w:val="000000"/>
+          <w:kern w:val="0"/>
+          <w:sz w:val="16"/>
+          <w:szCs w:val="16"/>
+          <w14:ligatures w14:val="none"/>
+        </w:rPr>
+        <w:t>()</w:t>
+      </w:r>
+    </w:p>
+    <w:p>
+      <w:pPr>
+        <w:shd w:val="clear" w:color="auto" w:fill="FFFFFF"/>
+        <w:tabs>
+          <w:tab w:val="left" w:pos="916"/>
+          <w:tab w:val="left" w:pos="1832"/>
+          <w:tab w:val="left" w:pos="2748"/>
+          <w:tab w:val="left" w:pos="3664"/>
+          <w:tab w:val="left" w:pos="4580"/>
+          <w:tab w:val="left" w:pos="5496"/>
+          <w:tab w:val="left" w:pos="6412"/>
+          <w:tab w:val="left" w:pos="7328"/>
+          <w:tab w:val="left" w:pos="8244"/>
+          <w:tab w:val="left" w:pos="9160"/>
+          <w:tab w:val="left" w:pos="10076"/>
+          <w:tab w:val="left" w:pos="10992"/>
+          <w:tab w:val="left" w:pos="11908"/>
+          <w:tab w:val="left" w:pos="12824"/>
+          <w:tab w:val="left" w:pos="13740"/>
+          <w:tab w:val="left" w:pos="14656"/>
+        </w:tabs>
+        <w:spacing w:after="0" w:line="240" w:lineRule="auto"/>
+        <w:rPr>
+          <w:rFonts w:ascii="Courier New" w:eastAsia="Times New Roman" w:hAnsi="Courier New" w:cs="Courier New"/>
+          <w:color w:val="000000"/>
+          <w:kern w:val="0"/>
+          <w:sz w:val="16"/>
+          <w:szCs w:val="16"/>
+          <w14:ligatures w14:val="none"/>
+        </w:rPr>
+      </w:pPr>
+      <w:r>
+        <w:rPr>
+          <w:rFonts w:ascii="Courier New" w:eastAsia="Times New Roman" w:hAnsi="Courier New" w:cs="Courier New"/>
+          <w:color w:val="000000"/>
+          <w:kern w:val="0"/>
+          <w:sz w:val="16"/>
+          <w:szCs w:val="16"/>
+          <w14:ligatures w14:val="none"/>
+        </w:rPr>
+        <w:t>35|                         {</w:t>
+      </w:r>
+    </w:p>
+    <w:p>
+      <w:pPr>
+        <w:shd w:val="clear" w:color="auto" w:fill="FFFFFF"/>
+        <w:tabs>
+          <w:tab w:val="left" w:pos="916"/>
+          <w:tab w:val="left" w:pos="1832"/>
+          <w:tab w:val="left" w:pos="2748"/>
+          <w:tab w:val="left" w:pos="3664"/>
+          <w:tab w:val="left" w:pos="4580"/>
+          <w:tab w:val="left" w:pos="5496"/>
+          <w:tab w:val="left" w:pos="6412"/>
+          <w:tab w:val="left" w:pos="7328"/>
+          <w:tab w:val="left" w:pos="8244"/>
+          <w:tab w:val="left" w:pos="9160"/>
+          <w:tab w:val="left" w:pos="10076"/>
+          <w:tab w:val="left" w:pos="10992"/>
+          <w:tab w:val="left" w:pos="11908"/>
+          <w:tab w:val="left" w:pos="12824"/>
+          <w:tab w:val="left" w:pos="13740"/>
+          <w:tab w:val="left" w:pos="14656"/>
+        </w:tabs>
+        <w:spacing w:after="0" w:line="240" w:lineRule="auto"/>
+        <w:rPr>
+          <w:rFonts w:ascii="Courier New" w:eastAsia="Times New Roman" w:hAnsi="Courier New" w:cs="Courier New"/>
+          <w:color w:val="000000"/>
+          <w:kern w:val="0"/>
+          <w:sz w:val="16"/>
+          <w:szCs w:val="16"/>
+          <w14:ligatures w14:val="none"/>
+        </w:rPr>
+      </w:pPr>
+      <w:r>
+        <w:rPr>
+          <w:rFonts w:ascii="Courier New" w:eastAsia="Times New Roman" w:hAnsi="Courier New" w:cs="Courier New"/>
+          <w:color w:val="000000"/>
+          <w:kern w:val="0"/>
+          <w:sz w:val="16"/>
+          <w:szCs w:val="16"/>
+          <w14:ligatures w14:val="none"/>
+        </w:rPr>
+        <w:t xml:space="preserve">36|                             FirstName = </w:t>
+      </w:r>
+      <w:r>
+        <w:rPr>
+          <w:rFonts w:ascii="Courier New" w:eastAsia="Times New Roman" w:hAnsi="Courier New" w:cs="Courier New"/>
+          <w:color w:val="2A00FF"/>
+          <w:kern w:val="0"/>
+          <w:sz w:val="16"/>
+          <w:szCs w:val="16"/>
+          <w14:ligatures w14:val="none"/>
+        </w:rPr>
+        <w:t>"Eva"</w:t>
+      </w:r>
+      <w:r>
+        <w:rPr>
+          <w:rFonts w:ascii="Courier New" w:eastAsia="Times New Roman" w:hAnsi="Courier New" w:cs="Courier New"/>
+          <w:color w:val="000000"/>
+          <w:kern w:val="0"/>
+          <w:sz w:val="16"/>
+          <w:szCs w:val="16"/>
+          <w14:ligatures w14:val="none"/>
+        </w:rPr>
+        <w:t>,</w:t>
+      </w:r>
+    </w:p>
+    <w:p>
+      <w:pPr>
+        <w:shd w:val="clear" w:color="auto" w:fill="FFFFFF"/>
+        <w:tabs>
+          <w:tab w:val="left" w:pos="916"/>
+          <w:tab w:val="left" w:pos="1832"/>
+          <w:tab w:val="left" w:pos="2748"/>
+          <w:tab w:val="left" w:pos="3664"/>
+          <w:tab w:val="left" w:pos="4580"/>
+          <w:tab w:val="left" w:pos="5496"/>
+          <w:tab w:val="left" w:pos="6412"/>
+          <w:tab w:val="left" w:pos="7328"/>
+          <w:tab w:val="left" w:pos="8244"/>
+          <w:tab w:val="left" w:pos="9160"/>
+          <w:tab w:val="left" w:pos="10076"/>
+          <w:tab w:val="left" w:pos="10992"/>
+          <w:tab w:val="left" w:pos="11908"/>
+          <w:tab w:val="left" w:pos="12824"/>
+          <w:tab w:val="left" w:pos="13740"/>
+          <w:tab w:val="left" w:pos="14656"/>
+        </w:tabs>
+        <w:spacing w:after="0" w:line="240" w:lineRule="auto"/>
+        <w:rPr>
+          <w:rFonts w:ascii="Courier New" w:eastAsia="Times New Roman" w:hAnsi="Courier New" w:cs="Courier New"/>
+          <w:color w:val="000000"/>
+          <w:kern w:val="0"/>
+          <w:sz w:val="16"/>
+          <w:szCs w:val="16"/>
+          <w14:ligatures w14:val="none"/>
+        </w:rPr>
+      </w:pPr>
+      <w:r>
+        <w:rPr>
+          <w:rFonts w:ascii="Courier New" w:eastAsia="Times New Roman" w:hAnsi="Courier New" w:cs="Courier New"/>
+          <w:color w:val="000000"/>
+          <w:kern w:val="0"/>
+          <w:sz w:val="16"/>
+          <w:szCs w:val="16"/>
+          <w14:ligatures w14:val="none"/>
+        </w:rPr>
+        <w:t xml:space="preserve">37|                             LastName = </w:t>
+      </w:r>
+      <w:r>
+        <w:rPr>
+          <w:rFonts w:ascii="Courier New" w:eastAsia="Times New Roman" w:hAnsi="Courier New" w:cs="Courier New"/>
+          <w:color w:val="2A00FF"/>
+          <w:kern w:val="0"/>
+          <w:sz w:val="16"/>
+          <w:szCs w:val="16"/>
+          <w14:ligatures w14:val="none"/>
+        </w:rPr>
+        <w:t>"Birch"</w:t>
+      </w:r>
+      <w:r>
+        <w:rPr>
+          <w:rFonts w:ascii="Courier New" w:eastAsia="Times New Roman" w:hAnsi="Courier New" w:cs="Courier New"/>
+          <w:color w:val="000000"/>
+          <w:kern w:val="0"/>
+          <w:sz w:val="16"/>
+          <w:szCs w:val="16"/>
+          <w14:ligatures w14:val="none"/>
+        </w:rPr>
+        <w:t>,</w:t>
+      </w:r>
+    </w:p>
+    <w:p>
+      <w:pPr>
+        <w:shd w:val="clear" w:color="auto" w:fill="FFFFFF"/>
+        <w:tabs>
+          <w:tab w:val="left" w:pos="916"/>
+          <w:tab w:val="left" w:pos="1832"/>
+          <w:tab w:val="left" w:pos="2748"/>
+          <w:tab w:val="left" w:pos="3664"/>
+          <w:tab w:val="left" w:pos="4580"/>
+          <w:tab w:val="left" w:pos="5496"/>
+          <w:tab w:val="left" w:pos="6412"/>
+          <w:tab w:val="left" w:pos="7328"/>
+          <w:tab w:val="left" w:pos="8244"/>
+          <w:tab w:val="left" w:pos="9160"/>
+          <w:tab w:val="left" w:pos="10076"/>
+          <w:tab w:val="left" w:pos="10992"/>
+          <w:tab w:val="left" w:pos="11908"/>
+          <w:tab w:val="left" w:pos="12824"/>
+          <w:tab w:val="left" w:pos="13740"/>
+          <w:tab w:val="left" w:pos="14656"/>
+        </w:tabs>
+        <w:spacing w:after="0" w:line="240" w:lineRule="auto"/>
+        <w:rPr>
+          <w:rFonts w:ascii="Courier New" w:eastAsia="Times New Roman" w:hAnsi="Courier New" w:cs="Courier New"/>
+          <w:color w:val="000000"/>
+          <w:kern w:val="0"/>
+          <w:sz w:val="16"/>
+          <w:szCs w:val="16"/>
+          <w14:ligatures w14:val="none"/>
+        </w:rPr>
+      </w:pPr>
+      <w:r>
+        <w:rPr>
+          <w:rFonts w:ascii="Courier New" w:eastAsia="Times New Roman" w:hAnsi="Courier New" w:cs="Courier New"/>
+          <w:color w:val="000000"/>
+          <w:kern w:val="0"/>
+          <w:sz w:val="16"/>
+          <w:szCs w:val="16"/>
+          <w14:ligatures w14:val="none"/>
+        </w:rPr>
+        <w:t xml:space="preserve">38|                             BirthYear = </w:t>
+      </w:r>
+      <w:r>
+        <w:rPr>
+          <w:rFonts w:ascii="Courier New" w:eastAsia="Times New Roman" w:hAnsi="Courier New" w:cs="Courier New"/>
+          <w:color w:val="116644"/>
+          <w:kern w:val="0"/>
+          <w:sz w:val="16"/>
+          <w:szCs w:val="16"/>
+          <w14:ligatures w14:val="none"/>
+        </w:rPr>
+        <w:t>2002</w:t>
+      </w:r>
+      <w:r>
+        <w:rPr>
+          <w:rFonts w:ascii="Courier New" w:eastAsia="Times New Roman" w:hAnsi="Courier New" w:cs="Courier New"/>
+          <w:color w:val="000000"/>
+          <w:kern w:val="0"/>
+          <w:sz w:val="16"/>
+          <w:szCs w:val="16"/>
+          <w14:ligatures w14:val="none"/>
+        </w:rPr>
+        <w:t>,</w:t>
+      </w:r>
+    </w:p>
+    <w:p>
+      <w:pPr>
+        <w:shd w:val="clear" w:color="auto" w:fill="FFFFFF"/>
+        <w:tabs>
+          <w:tab w:val="left" w:pos="916"/>
+          <w:tab w:val="left" w:pos="1832"/>
+          <w:tab w:val="left" w:pos="2748"/>
+          <w:tab w:val="left" w:pos="3664"/>
+          <w:tab w:val="left" w:pos="4580"/>
+          <w:tab w:val="left" w:pos="5496"/>
+          <w:tab w:val="left" w:pos="6412"/>
+          <w:tab w:val="left" w:pos="7328"/>
+          <w:tab w:val="left" w:pos="8244"/>
+          <w:tab w:val="left" w:pos="9160"/>
+          <w:tab w:val="left" w:pos="10076"/>
+          <w:tab w:val="left" w:pos="10992"/>
+          <w:tab w:val="left" w:pos="11908"/>
+          <w:tab w:val="left" w:pos="12824"/>
+          <w:tab w:val="left" w:pos="13740"/>
+          <w:tab w:val="left" w:pos="14656"/>
+        </w:tabs>
+        <w:spacing w:after="0" w:line="240" w:lineRule="auto"/>
+        <w:rPr>
+          <w:rFonts w:ascii="Courier New" w:eastAsia="Times New Roman" w:hAnsi="Courier New" w:cs="Courier New"/>
+          <w:color w:val="000000"/>
+          <w:kern w:val="0"/>
+          <w:sz w:val="16"/>
+          <w:szCs w:val="16"/>
+          <w14:ligatures w14:val="none"/>
+        </w:rPr>
+      </w:pPr>
+      <w:r>
+        <w:rPr>
+          <w:rFonts w:ascii="Courier New" w:eastAsia="Times New Roman" w:hAnsi="Courier New" w:cs="Courier New"/>
+          <w:color w:val="000000"/>
+          <w:kern w:val="0"/>
+          <w:sz w:val="16"/>
+          <w:szCs w:val="16"/>
+          <w14:ligatures w14:val="none"/>
+        </w:rPr>
+        <w:t xml:space="preserve">39|                             salary= </w:t>
+      </w:r>
+      <w:r>
+        <w:rPr>
+          <w:rFonts w:ascii="Courier New" w:eastAsia="Times New Roman" w:hAnsi="Courier New" w:cs="Courier New"/>
+          <w:color w:val="116644"/>
+          <w:kern w:val="0"/>
+          <w:sz w:val="16"/>
+          <w:szCs w:val="16"/>
+          <w14:ligatures w14:val="none"/>
+        </w:rPr>
+        <w:t>20000.0</w:t>
+      </w:r>
+    </w:p>
+    <w:p>
+      <w:pPr>
+        <w:shd w:val="clear" w:color="auto" w:fill="FFFFFF"/>
+        <w:tabs>
+          <w:tab w:val="left" w:pos="916"/>
+          <w:tab w:val="left" w:pos="1832"/>
+          <w:tab w:val="left" w:pos="2748"/>
+          <w:tab w:val="left" w:pos="3664"/>
+          <w:tab w:val="left" w:pos="4580"/>
+          <w:tab w:val="left" w:pos="5496"/>
+          <w:tab w:val="left" w:pos="6412"/>
+          <w:tab w:val="left" w:pos="7328"/>
+          <w:tab w:val="left" w:pos="8244"/>
+          <w:tab w:val="left" w:pos="9160"/>
+          <w:tab w:val="left" w:pos="10076"/>
+          <w:tab w:val="left" w:pos="10992"/>
+          <w:tab w:val="left" w:pos="11908"/>
+          <w:tab w:val="left" w:pos="12824"/>
+          <w:tab w:val="left" w:pos="13740"/>
+          <w:tab w:val="left" w:pos="14656"/>
+        </w:tabs>
+        <w:spacing w:after="0" w:line="240" w:lineRule="auto"/>
+        <w:rPr>
+          <w:rFonts w:ascii="Courier New" w:eastAsia="Times New Roman" w:hAnsi="Courier New" w:cs="Courier New"/>
+          <w:color w:val="000000"/>
+          <w:kern w:val="0"/>
+          <w:sz w:val="16"/>
+          <w:szCs w:val="16"/>
+          <w14:ligatures w14:val="none"/>
+        </w:rPr>
+      </w:pPr>
+      <w:r>
+        <w:rPr>
+          <w:rFonts w:ascii="Courier New" w:eastAsia="Times New Roman" w:hAnsi="Courier New" w:cs="Courier New"/>
+          <w:color w:val="000000"/>
+          <w:kern w:val="0"/>
+          <w:sz w:val="16"/>
+          <w:szCs w:val="16"/>
+          <w14:ligatures w14:val="none"/>
+        </w:rPr>
+        <w:t>40|                         }</w:t>
+      </w:r>
+    </w:p>
+    <w:p>
+      <w:pPr>
+        <w:shd w:val="clear" w:color="auto" w:fill="FFFFFF"/>
+        <w:tabs>
+          <w:tab w:val="left" w:pos="916"/>
+          <w:tab w:val="left" w:pos="1832"/>
+          <w:tab w:val="left" w:pos="2748"/>
+          <w:tab w:val="left" w:pos="3664"/>
+          <w:tab w:val="left" w:pos="4580"/>
+          <w:tab w:val="left" w:pos="5496"/>
+          <w:tab w:val="left" w:pos="6412"/>
+          <w:tab w:val="left" w:pos="7328"/>
+          <w:tab w:val="left" w:pos="8244"/>
+          <w:tab w:val="left" w:pos="9160"/>
+          <w:tab w:val="left" w:pos="10076"/>
+          <w:tab w:val="left" w:pos="10992"/>
+          <w:tab w:val="left" w:pos="11908"/>
+          <w:tab w:val="left" w:pos="12824"/>
+          <w:tab w:val="left" w:pos="13740"/>
+          <w:tab w:val="left" w:pos="14656"/>
+        </w:tabs>
+        <w:spacing w:after="0" w:line="240" w:lineRule="auto"/>
+        <w:rPr>
+          <w:rFonts w:ascii="Courier New" w:eastAsia="Times New Roman" w:hAnsi="Courier New" w:cs="Courier New"/>
+          <w:color w:val="000000"/>
+          <w:kern w:val="0"/>
+          <w:sz w:val="16"/>
+          <w:szCs w:val="16"/>
+          <w14:ligatures w14:val="none"/>
+        </w:rPr>
+      </w:pPr>
+      <w:r>
+        <w:rPr>
+          <w:rFonts w:ascii="Courier New" w:eastAsia="Times New Roman" w:hAnsi="Courier New" w:cs="Courier New"/>
+          <w:color w:val="000000"/>
+          <w:kern w:val="0"/>
+          <w:sz w:val="16"/>
+          <w:szCs w:val="16"/>
+          <w14:ligatures w14:val="none"/>
+        </w:rPr>
+        <w:t>41|                     };</w:t>
+      </w:r>
+    </w:p>
+    <w:p>
+      <w:pPr>
+        <w:shd w:val="clear" w:color="auto" w:fill="FFFFFF"/>
+        <w:tabs>
+          <w:tab w:val="left" w:pos="916"/>
+          <w:tab w:val="left" w:pos="1832"/>
+          <w:tab w:val="left" w:pos="2748"/>
+          <w:tab w:val="left" w:pos="3664"/>
+          <w:tab w:val="left" w:pos="4580"/>
+          <w:tab w:val="left" w:pos="5496"/>
+          <w:tab w:val="left" w:pos="6412"/>
+          <w:tab w:val="left" w:pos="7328"/>
+          <w:tab w:val="left" w:pos="8244"/>
+          <w:tab w:val="left" w:pos="9160"/>
+          <w:tab w:val="left" w:pos="10076"/>
+          <w:tab w:val="left" w:pos="10992"/>
+          <w:tab w:val="left" w:pos="11908"/>
+          <w:tab w:val="left" w:pos="12824"/>
+          <w:tab w:val="left" w:pos="13740"/>
+          <w:tab w:val="left" w:pos="14656"/>
+        </w:tabs>
+        <w:spacing w:after="0" w:line="240" w:lineRule="auto"/>
+        <w:rPr>
+          <w:rFonts w:ascii="Courier New" w:eastAsia="Times New Roman" w:hAnsi="Courier New" w:cs="Courier New"/>
+          <w:color w:val="000000"/>
+          <w:kern w:val="0"/>
+          <w:sz w:val="16"/>
+          <w:szCs w:val="16"/>
+          <w14:ligatures w14:val="none"/>
+        </w:rPr>
+      </w:pPr>
+      <w:r>
+        <w:rPr>
+          <w:rFonts w:ascii="Courier New" w:eastAsia="Times New Roman" w:hAnsi="Courier New" w:cs="Courier New"/>
+          <w:color w:val="000000"/>
+          <w:kern w:val="0"/>
+          <w:sz w:val="16"/>
+          <w:szCs w:val="16"/>
+          <w14:ligatures w14:val="none"/>
+        </w:rPr>
+        <w:t xml:space="preserve">42|             int currentYear = </w:t>
+      </w:r>
+      <w:r>
+        <w:rPr>
+          <w:rFonts w:ascii="Courier New" w:eastAsia="Times New Roman" w:hAnsi="Courier New" w:cs="Courier New"/>
+          <w:color w:val="116644"/>
+          <w:kern w:val="0"/>
+          <w:sz w:val="16"/>
+          <w:szCs w:val="16"/>
+          <w14:ligatures w14:val="none"/>
+        </w:rPr>
+        <w:t>2028</w:t>
+      </w:r>
+      <w:r>
+        <w:rPr>
+          <w:rFonts w:ascii="Courier New" w:eastAsia="Times New Roman" w:hAnsi="Courier New" w:cs="Courier New"/>
+          <w:color w:val="000000"/>
+          <w:kern w:val="0"/>
+          <w:sz w:val="16"/>
+          <w:szCs w:val="16"/>
+          <w14:ligatures w14:val="none"/>
+        </w:rPr>
+        <w:t>;</w:t>
+      </w:r>
+    </w:p>
+    <w:p>
+      <w:pPr>
+        <w:shd w:val="clear" w:color="auto" w:fill="FFFFFF"/>
+        <w:tabs>
+          <w:tab w:val="left" w:pos="916"/>
+          <w:tab w:val="left" w:pos="1832"/>
+          <w:tab w:val="left" w:pos="2748"/>
+          <w:tab w:val="left" w:pos="3664"/>
+          <w:tab w:val="left" w:pos="4580"/>
+          <w:tab w:val="left" w:pos="5496"/>
+          <w:tab w:val="left" w:pos="6412"/>
+          <w:tab w:val="left" w:pos="7328"/>
+          <w:tab w:val="left" w:pos="8244"/>
+          <w:tab w:val="left" w:pos="9160"/>
+          <w:tab w:val="left" w:pos="10076"/>
+          <w:tab w:val="left" w:pos="10992"/>
+          <w:tab w:val="left" w:pos="11908"/>
+          <w:tab w:val="left" w:pos="12824"/>
+          <w:tab w:val="left" w:pos="13740"/>
+          <w:tab w:val="left" w:pos="14656"/>
+        </w:tabs>
+        <w:spacing w:after="0" w:line="240" w:lineRule="auto"/>
+        <w:rPr>
+          <w:rFonts w:ascii="Courier New" w:eastAsia="Times New Roman" w:hAnsi="Courier New" w:cs="Courier New"/>
+          <w:color w:val="000000"/>
+          <w:kern w:val="0"/>
+          <w:sz w:val="16"/>
+          <w:szCs w:val="16"/>
+          <w14:ligatures w14:val="none"/>
+        </w:rPr>
+      </w:pPr>
+      <w:r>
+        <w:rPr>
+          <w:rFonts w:ascii="Courier New" w:eastAsia="Times New Roman" w:hAnsi="Courier New" w:cs="Courier New"/>
+          <w:color w:val="000000"/>
+          <w:kern w:val="0"/>
+          <w:sz w:val="16"/>
+          <w:szCs w:val="16"/>
+          <w14:ligatures w14:val="none"/>
+        </w:rPr>
+        <w:t>43|             </w:t>
+      </w:r>
+      <w:r>
+        <w:rPr>
+          <w:rFonts w:ascii="Courier New" w:eastAsia="Times New Roman" w:hAnsi="Courier New" w:cs="Courier New"/>
+          <w:color w:val="3F7F5F"/>
+          <w:kern w:val="0"/>
+          <w:sz w:val="16"/>
+          <w:szCs w:val="16"/>
+          <w14:ligatures w14:val="none"/>
+        </w:rPr>
+        <w:t>//Get the full combined name for people born in 1990 or later</w:t>
+      </w:r>
+    </w:p>
+    <w:p>
+      <w:pPr>
+        <w:shd w:val="clear" w:color="auto" w:fill="FFFFFF"/>
+        <w:tabs>
+          <w:tab w:val="left" w:pos="916"/>
+          <w:tab w:val="left" w:pos="1832"/>
+          <w:tab w:val="left" w:pos="2748"/>
+          <w:tab w:val="left" w:pos="3664"/>
+          <w:tab w:val="left" w:pos="4580"/>
+          <w:tab w:val="left" w:pos="5496"/>
+          <w:tab w:val="left" w:pos="6412"/>
+          <w:tab w:val="left" w:pos="7328"/>
+          <w:tab w:val="left" w:pos="8244"/>
+          <w:tab w:val="left" w:pos="9160"/>
+          <w:tab w:val="left" w:pos="10076"/>
+          <w:tab w:val="left" w:pos="10992"/>
+          <w:tab w:val="left" w:pos="11908"/>
+          <w:tab w:val="left" w:pos="12824"/>
+          <w:tab w:val="left" w:pos="13740"/>
+          <w:tab w:val="left" w:pos="14656"/>
+        </w:tabs>
+        <w:spacing w:after="0" w:line="240" w:lineRule="auto"/>
+        <w:rPr>
+          <w:rFonts w:ascii="Courier New" w:eastAsia="Times New Roman" w:hAnsi="Courier New" w:cs="Courier New"/>
+          <w:color w:val="000000"/>
+          <w:kern w:val="0"/>
+          <w:sz w:val="16"/>
+          <w:szCs w:val="16"/>
+          <w14:ligatures w14:val="none"/>
+        </w:rPr>
+      </w:pPr>
+      <w:r>
+        <w:rPr>
+          <w:rFonts w:ascii="Courier New" w:eastAsia="Times New Roman" w:hAnsi="Courier New" w:cs="Courier New"/>
+          <w:color w:val="000000"/>
+          <w:kern w:val="0"/>
+          <w:sz w:val="16"/>
+          <w:szCs w:val="16"/>
+          <w14:ligatures w14:val="none"/>
+        </w:rPr>
+        <w:t>44|             </w:t>
+      </w:r>
+      <w:r>
+        <w:rPr>
+          <w:rFonts w:ascii="Courier New" w:eastAsia="Times New Roman" w:hAnsi="Courier New" w:cs="Courier New"/>
+          <w:b/>
+          <w:bCs/>
+          <w:color w:val="7F0055"/>
+          <w:kern w:val="0"/>
+          <w:sz w:val="16"/>
+          <w:szCs w:val="16"/>
+          <w14:ligatures w14:val="none"/>
+        </w:rPr>
+        <w:t>var</w:t>
+      </w:r>
+      <w:r>
+        <w:rPr>
+          <w:rFonts w:ascii="Courier New" w:eastAsia="Times New Roman" w:hAnsi="Courier New" w:cs="Courier New"/>
+          <w:color w:val="000000"/>
+          <w:kern w:val="0"/>
+          <w:sz w:val="16"/>
+          <w:szCs w:val="16"/>
+          <w14:ligatures w14:val="none"/>
+        </w:rPr>
+        <w:t xml:space="preserve"> </w:t>
+      </w:r>
+      <w:r>
+        <w:rPr>
+          <w:rFonts w:ascii="Courier New" w:eastAsia="Times New Roman" w:hAnsi="Courier New" w:cs="Courier New"/>
+          <w:color w:val="0000FF"/>
+          <w:kern w:val="0"/>
+          <w:sz w:val="16"/>
+          <w:szCs w:val="16"/>
+          <w14:ligatures w14:val="none"/>
+        </w:rPr>
+        <w:t>fullNames</w:t>
+      </w:r>
+      <w:r>
+        <w:rPr>
+          <w:rFonts w:ascii="Courier New" w:eastAsia="Times New Roman" w:hAnsi="Courier New" w:cs="Courier New"/>
+          <w:color w:val="000000"/>
+          <w:kern w:val="0"/>
+          <w:sz w:val="16"/>
+          <w:szCs w:val="16"/>
+          <w14:ligatures w14:val="none"/>
+        </w:rPr>
+        <w:t xml:space="preserve"> = from x </w:t>
+      </w:r>
+      <w:r>
+        <w:rPr>
+          <w:rFonts w:ascii="Courier New" w:eastAsia="Times New Roman" w:hAnsi="Courier New" w:cs="Courier New"/>
+          <w:b/>
+          <w:bCs/>
+          <w:color w:val="7F0055"/>
+          <w:kern w:val="0"/>
+          <w:sz w:val="16"/>
+          <w:szCs w:val="16"/>
+          <w14:ligatures w14:val="none"/>
+        </w:rPr>
+        <w:t>in</w:t>
+      </w:r>
+      <w:r>
+        <w:rPr>
+          <w:rFonts w:ascii="Courier New" w:eastAsia="Times New Roman" w:hAnsi="Courier New" w:cs="Courier New"/>
+          <w:color w:val="000000"/>
+          <w:kern w:val="0"/>
+          <w:sz w:val="16"/>
+          <w:szCs w:val="16"/>
+          <w14:ligatures w14:val="none"/>
+        </w:rPr>
+        <w:t xml:space="preserve"> users</w:t>
+      </w:r>
+    </w:p>
+    <w:p>
+      <w:pPr>
+        <w:shd w:val="clear" w:color="auto" w:fill="FFFFFF"/>
+        <w:tabs>
+          <w:tab w:val="left" w:pos="916"/>
+          <w:tab w:val="left" w:pos="1832"/>
+          <w:tab w:val="left" w:pos="2748"/>
+          <w:tab w:val="left" w:pos="3664"/>
+          <w:tab w:val="left" w:pos="4580"/>
+          <w:tab w:val="left" w:pos="5496"/>
+          <w:tab w:val="left" w:pos="6412"/>
+          <w:tab w:val="left" w:pos="7328"/>
+          <w:tab w:val="left" w:pos="8244"/>
+          <w:tab w:val="left" w:pos="9160"/>
+          <w:tab w:val="left" w:pos="10076"/>
+          <w:tab w:val="left" w:pos="10992"/>
+          <w:tab w:val="left" w:pos="11908"/>
+          <w:tab w:val="left" w:pos="12824"/>
+          <w:tab w:val="left" w:pos="13740"/>
+          <w:tab w:val="left" w:pos="14656"/>
+        </w:tabs>
+        <w:spacing w:after="0" w:line="240" w:lineRule="auto"/>
+        <w:rPr>
+          <w:rFonts w:ascii="Courier New" w:eastAsia="Times New Roman" w:hAnsi="Courier New" w:cs="Courier New"/>
+          <w:color w:val="000000"/>
+          <w:kern w:val="0"/>
+          <w:sz w:val="16"/>
+          <w:szCs w:val="16"/>
+          <w14:ligatures w14:val="none"/>
+        </w:rPr>
+      </w:pPr>
+      <w:r>
+        <w:rPr>
+          <w:rFonts w:ascii="Courier New" w:eastAsia="Times New Roman" w:hAnsi="Courier New" w:cs="Courier New"/>
+          <w:color w:val="000000"/>
+          <w:kern w:val="0"/>
+          <w:sz w:val="16"/>
+          <w:szCs w:val="16"/>
+          <w14:ligatures w14:val="none"/>
+        </w:rPr>
+        <w:t xml:space="preserve">45|                             where x.BirthYear &gt;= </w:t>
+      </w:r>
+      <w:r>
+        <w:rPr>
+          <w:rFonts w:ascii="Courier New" w:eastAsia="Times New Roman" w:hAnsi="Courier New" w:cs="Courier New"/>
+          <w:color w:val="116644"/>
+          <w:kern w:val="0"/>
+          <w:sz w:val="16"/>
+          <w:szCs w:val="16"/>
+          <w14:ligatures w14:val="none"/>
+        </w:rPr>
+        <w:t>1990</w:t>
+      </w:r>
+    </w:p>
+    <w:p>
+      <w:pPr>
+        <w:shd w:val="clear" w:color="auto" w:fill="FFFFFF"/>
+        <w:tabs>
+          <w:tab w:val="left" w:pos="916"/>
+          <w:tab w:val="left" w:pos="1832"/>
+          <w:tab w:val="left" w:pos="2748"/>
+          <w:tab w:val="left" w:pos="3664"/>
+          <w:tab w:val="left" w:pos="4580"/>
+          <w:tab w:val="left" w:pos="5496"/>
+          <w:tab w:val="left" w:pos="6412"/>
+          <w:tab w:val="left" w:pos="7328"/>
+          <w:tab w:val="left" w:pos="8244"/>
+          <w:tab w:val="left" w:pos="9160"/>
+          <w:tab w:val="left" w:pos="10076"/>
+          <w:tab w:val="left" w:pos="10992"/>
+          <w:tab w:val="left" w:pos="11908"/>
+          <w:tab w:val="left" w:pos="12824"/>
+          <w:tab w:val="left" w:pos="13740"/>
+          <w:tab w:val="left" w:pos="14656"/>
+        </w:tabs>
+        <w:spacing w:after="0" w:line="240" w:lineRule="auto"/>
+        <w:rPr>
+          <w:rFonts w:ascii="Courier New" w:eastAsia="Times New Roman" w:hAnsi="Courier New" w:cs="Courier New"/>
+          <w:color w:val="000000"/>
+          <w:kern w:val="0"/>
+          <w:sz w:val="16"/>
+          <w:szCs w:val="16"/>
+          <w14:ligatures w14:val="none"/>
+        </w:rPr>
+      </w:pPr>
+      <w:r>
+        <w:rPr>
+          <w:rFonts w:ascii="Courier New" w:eastAsia="Times New Roman" w:hAnsi="Courier New" w:cs="Courier New"/>
+          <w:color w:val="000000"/>
+          <w:kern w:val="0"/>
+          <w:sz w:val="16"/>
+          <w:szCs w:val="16"/>
+          <w14:ligatures w14:val="none"/>
+        </w:rPr>
+        <w:t xml:space="preserve">46|                            select </w:t>
+      </w:r>
+      <w:r>
+        <w:rPr>
+          <w:rFonts w:ascii="Courier New" w:eastAsia="Times New Roman" w:hAnsi="Courier New" w:cs="Courier New"/>
+          <w:b/>
+          <w:bCs/>
+          <w:color w:val="7F0055"/>
+          <w:kern w:val="0"/>
+          <w:sz w:val="16"/>
+          <w:szCs w:val="16"/>
+          <w14:ligatures w14:val="none"/>
+        </w:rPr>
+        <w:t>new</w:t>
+      </w:r>
+      <w:r>
+        <w:rPr>
+          <w:rFonts w:ascii="Courier New" w:eastAsia="Times New Roman" w:hAnsi="Courier New" w:cs="Courier New"/>
+          <w:color w:val="000000"/>
+          <w:kern w:val="0"/>
+          <w:sz w:val="16"/>
+          <w:szCs w:val="16"/>
+          <w14:ligatures w14:val="none"/>
+        </w:rPr>
+        <w:t xml:space="preserve"> { fullname=x.FirstName, </w:t>
+      </w:r>
+    </w:p>
+    <w:p>
+      <w:pPr>
+        <w:shd w:val="clear" w:color="auto" w:fill="FFFFFF"/>
+        <w:tabs>
+          <w:tab w:val="left" w:pos="916"/>
+          <w:tab w:val="left" w:pos="1832"/>
+          <w:tab w:val="left" w:pos="2748"/>
+          <w:tab w:val="left" w:pos="3664"/>
+          <w:tab w:val="left" w:pos="4580"/>
+          <w:tab w:val="left" w:pos="5496"/>
+          <w:tab w:val="left" w:pos="6412"/>
+          <w:tab w:val="left" w:pos="7328"/>
+          <w:tab w:val="left" w:pos="8244"/>
+          <w:tab w:val="left" w:pos="9160"/>
+          <w:tab w:val="left" w:pos="10076"/>
+          <w:tab w:val="left" w:pos="10992"/>
+          <w:tab w:val="left" w:pos="11908"/>
+          <w:tab w:val="left" w:pos="12824"/>
+          <w:tab w:val="left" w:pos="13740"/>
+          <w:tab w:val="left" w:pos="14656"/>
+        </w:tabs>
+        <w:spacing w:after="0" w:line="240" w:lineRule="auto"/>
+        <w:rPr>
+          <w:rFonts w:ascii="Courier New" w:eastAsia="Times New Roman" w:hAnsi="Courier New" w:cs="Courier New"/>
+          <w:color w:val="000000"/>
+          <w:kern w:val="0"/>
+          <w:sz w:val="16"/>
+          <w:szCs w:val="16"/>
+          <w14:ligatures w14:val="none"/>
+        </w:rPr>
+      </w:pPr>
+      <w:r>
+        <w:rPr>
+          <w:rFonts w:ascii="Courier New" w:eastAsia="Times New Roman" w:hAnsi="Courier New" w:cs="Courier New"/>
+          <w:color w:val="000000"/>
+          <w:kern w:val="0"/>
+          <w:sz w:val="16"/>
+          <w:szCs w:val="16"/>
+          <w14:ligatures w14:val="none"/>
+        </w:rPr>
+        <w:t xml:space="preserve">47|                                         x.LastName ,x.salary, </w:t>
+      </w:r>
+    </w:p>
+    <w:p>
+      <w:pPr>
+        <w:shd w:val="clear" w:color="auto" w:fill="FFFFFF"/>
+        <w:tabs>
+          <w:tab w:val="left" w:pos="916"/>
+          <w:tab w:val="left" w:pos="1832"/>
+          <w:tab w:val="left" w:pos="2748"/>
+          <w:tab w:val="left" w:pos="3664"/>
+          <w:tab w:val="left" w:pos="4580"/>
+          <w:tab w:val="left" w:pos="5496"/>
+          <w:tab w:val="left" w:pos="6412"/>
+          <w:tab w:val="left" w:pos="7328"/>
+          <w:tab w:val="left" w:pos="8244"/>
+          <w:tab w:val="left" w:pos="9160"/>
+          <w:tab w:val="left" w:pos="10076"/>
+          <w:tab w:val="left" w:pos="10992"/>
+          <w:tab w:val="left" w:pos="11908"/>
+          <w:tab w:val="left" w:pos="12824"/>
+          <w:tab w:val="left" w:pos="13740"/>
+          <w:tab w:val="left" w:pos="14656"/>
+        </w:tabs>
+        <w:spacing w:after="0" w:line="240" w:lineRule="auto"/>
+        <w:rPr>
+          <w:rFonts w:ascii="Courier New" w:eastAsia="Times New Roman" w:hAnsi="Courier New" w:cs="Courier New"/>
+          <w:color w:val="000000"/>
+          <w:kern w:val="0"/>
+          <w:sz w:val="16"/>
+          <w:szCs w:val="16"/>
+          <w14:ligatures w14:val="none"/>
+        </w:rPr>
+      </w:pPr>
+      <w:r>
+        <w:rPr>
+          <w:rFonts w:ascii="Courier New" w:eastAsia="Times New Roman" w:hAnsi="Courier New" w:cs="Courier New"/>
+          <w:color w:val="000000"/>
+          <w:kern w:val="0"/>
+          <w:sz w:val="16"/>
+          <w:szCs w:val="16"/>
+          <w14:ligatures w14:val="none"/>
+        </w:rPr>
+        <w:t>48|                                         age = currentYear-x.BirthYear  };</w:t>
+      </w:r>
+    </w:p>
+    <w:p>
+      <w:pPr>
+        <w:shd w:val="clear" w:color="auto" w:fill="FFFFFF"/>
+        <w:tabs>
+          <w:tab w:val="left" w:pos="916"/>
+          <w:tab w:val="left" w:pos="1832"/>
+          <w:tab w:val="left" w:pos="2748"/>
+          <w:tab w:val="left" w:pos="3664"/>
+          <w:tab w:val="left" w:pos="4580"/>
+          <w:tab w:val="left" w:pos="5496"/>
+          <w:tab w:val="left" w:pos="6412"/>
+          <w:tab w:val="left" w:pos="7328"/>
+          <w:tab w:val="left" w:pos="8244"/>
+          <w:tab w:val="left" w:pos="9160"/>
+          <w:tab w:val="left" w:pos="10076"/>
+          <w:tab w:val="left" w:pos="10992"/>
+          <w:tab w:val="left" w:pos="11908"/>
+          <w:tab w:val="left" w:pos="12824"/>
+          <w:tab w:val="left" w:pos="13740"/>
+          <w:tab w:val="left" w:pos="14656"/>
+        </w:tabs>
+        <w:spacing w:after="0" w:line="240" w:lineRule="auto"/>
+        <w:rPr>
+          <w:rFonts w:ascii="Courier New" w:eastAsia="Times New Roman" w:hAnsi="Courier New" w:cs="Courier New"/>
+          <w:color w:val="000000"/>
+          <w:kern w:val="0"/>
+          <w:sz w:val="16"/>
+          <w:szCs w:val="16"/>
+          <w14:ligatures w14:val="none"/>
+        </w:rPr>
+      </w:pPr>
+      <w:r>
+        <w:rPr>
+          <w:rFonts w:ascii="Courier New" w:eastAsia="Times New Roman" w:hAnsi="Courier New" w:cs="Courier New"/>
+          <w:color w:val="000000"/>
+          <w:kern w:val="0"/>
+          <w:sz w:val="16"/>
+          <w:szCs w:val="16"/>
+          <w14:ligatures w14:val="none"/>
+        </w:rPr>
+        <w:t>49|             foreach (</w:t>
+      </w:r>
+      <w:r>
+        <w:rPr>
+          <w:rFonts w:ascii="Courier New" w:eastAsia="Times New Roman" w:hAnsi="Courier New" w:cs="Courier New"/>
+          <w:b/>
+          <w:bCs/>
+          <w:color w:val="7F0055"/>
+          <w:kern w:val="0"/>
+          <w:sz w:val="16"/>
+          <w:szCs w:val="16"/>
+          <w14:ligatures w14:val="none"/>
+        </w:rPr>
+        <w:t>var</w:t>
+      </w:r>
+      <w:r>
+        <w:rPr>
+          <w:rFonts w:ascii="Courier New" w:eastAsia="Times New Roman" w:hAnsi="Courier New" w:cs="Courier New"/>
+          <w:color w:val="000000"/>
+          <w:kern w:val="0"/>
+          <w:sz w:val="16"/>
+          <w:szCs w:val="16"/>
+          <w14:ligatures w14:val="none"/>
+        </w:rPr>
+        <w:t xml:space="preserve"> item </w:t>
+      </w:r>
+      <w:r>
+        <w:rPr>
+          <w:rFonts w:ascii="Courier New" w:eastAsia="Times New Roman" w:hAnsi="Courier New" w:cs="Courier New"/>
+          <w:b/>
+          <w:bCs/>
+          <w:color w:val="7F0055"/>
+          <w:kern w:val="0"/>
+          <w:sz w:val="16"/>
+          <w:szCs w:val="16"/>
+          <w14:ligatures w14:val="none"/>
+        </w:rPr>
+        <w:t>in</w:t>
+      </w:r>
+      <w:r>
+        <w:rPr>
+          <w:rFonts w:ascii="Courier New" w:eastAsia="Times New Roman" w:hAnsi="Courier New" w:cs="Courier New"/>
+          <w:color w:val="000000"/>
+          <w:kern w:val="0"/>
+          <w:sz w:val="16"/>
+          <w:szCs w:val="16"/>
+          <w14:ligatures w14:val="none"/>
+        </w:rPr>
+        <w:t xml:space="preserve"> fullNames)</w:t>
+      </w:r>
+    </w:p>
+    <w:p>
+      <w:pPr>
+        <w:shd w:val="clear" w:color="auto" w:fill="FFFFFF"/>
+        <w:tabs>
+          <w:tab w:val="left" w:pos="916"/>
+          <w:tab w:val="left" w:pos="1832"/>
+          <w:tab w:val="left" w:pos="2748"/>
+          <w:tab w:val="left" w:pos="3664"/>
+          <w:tab w:val="left" w:pos="4580"/>
+          <w:tab w:val="left" w:pos="5496"/>
+          <w:tab w:val="left" w:pos="6412"/>
+          <w:tab w:val="left" w:pos="7328"/>
+          <w:tab w:val="left" w:pos="8244"/>
+          <w:tab w:val="left" w:pos="9160"/>
+          <w:tab w:val="left" w:pos="10076"/>
+          <w:tab w:val="left" w:pos="10992"/>
+          <w:tab w:val="left" w:pos="11908"/>
+          <w:tab w:val="left" w:pos="12824"/>
+          <w:tab w:val="left" w:pos="13740"/>
+          <w:tab w:val="left" w:pos="14656"/>
+        </w:tabs>
+        <w:spacing w:after="0" w:line="240" w:lineRule="auto"/>
+        <w:rPr>
+          <w:rFonts w:ascii="Courier New" w:eastAsia="Times New Roman" w:hAnsi="Courier New" w:cs="Courier New"/>
+          <w:color w:val="000000"/>
+          <w:kern w:val="0"/>
+          <w:sz w:val="16"/>
+          <w:szCs w:val="16"/>
+          <w14:ligatures w14:val="none"/>
+        </w:rPr>
+      </w:pPr>
+      <w:r>
+        <w:rPr>
+          <w:rFonts w:ascii="Courier New" w:eastAsia="Times New Roman" w:hAnsi="Courier New" w:cs="Courier New"/>
+          <w:color w:val="000000"/>
+          <w:kern w:val="0"/>
+          <w:sz w:val="16"/>
+          <w:szCs w:val="16"/>
+          <w14:ligatures w14:val="none"/>
+        </w:rPr>
+        <w:t>50|             {</w:t>
+      </w:r>
+    </w:p>
+    <w:p>
+      <w:pPr>
+        <w:shd w:val="clear" w:color="auto" w:fill="FFFFFF"/>
+        <w:tabs>
+          <w:tab w:val="left" w:pos="916"/>
+          <w:tab w:val="left" w:pos="1832"/>
+          <w:tab w:val="left" w:pos="2748"/>
+          <w:tab w:val="left" w:pos="3664"/>
+          <w:tab w:val="left" w:pos="4580"/>
+          <w:tab w:val="left" w:pos="5496"/>
+          <w:tab w:val="left" w:pos="6412"/>
+          <w:tab w:val="left" w:pos="7328"/>
+          <w:tab w:val="left" w:pos="8244"/>
+          <w:tab w:val="left" w:pos="9160"/>
+          <w:tab w:val="left" w:pos="10076"/>
+          <w:tab w:val="left" w:pos="10992"/>
+          <w:tab w:val="left" w:pos="11908"/>
+          <w:tab w:val="left" w:pos="12824"/>
+          <w:tab w:val="left" w:pos="13740"/>
+          <w:tab w:val="left" w:pos="14656"/>
+        </w:tabs>
+        <w:spacing w:after="0" w:line="240" w:lineRule="auto"/>
+        <w:rPr>
+          <w:rFonts w:ascii="Courier New" w:eastAsia="Times New Roman" w:hAnsi="Courier New" w:cs="Courier New"/>
+          <w:color w:val="000000"/>
+          <w:kern w:val="0"/>
+          <w:sz w:val="16"/>
+          <w:szCs w:val="16"/>
+          <w14:ligatures w14:val="none"/>
+        </w:rPr>
+      </w:pPr>
+      <w:r>
+        <w:rPr>
+          <w:rFonts w:ascii="Courier New" w:eastAsia="Times New Roman" w:hAnsi="Courier New" w:cs="Courier New"/>
+          <w:color w:val="000000"/>
+          <w:kern w:val="0"/>
+          <w:sz w:val="16"/>
+          <w:szCs w:val="16"/>
+          <w14:ligatures w14:val="none"/>
+        </w:rPr>
+        <w:t>51|                 System.Console.WriteLine(</w:t>
+      </w:r>
+      <w:r>
+        <w:rPr>
+          <w:rFonts w:ascii="Courier New" w:eastAsia="Times New Roman" w:hAnsi="Courier New" w:cs="Courier New"/>
+          <w:color w:val="2A00FF"/>
+          <w:kern w:val="0"/>
+          <w:sz w:val="16"/>
+          <w:szCs w:val="16"/>
+          <w14:ligatures w14:val="none"/>
+        </w:rPr>
+        <w:t>"fullname={0} ,salary={1},age={2}"</w:t>
+      </w:r>
+      <w:r>
+        <w:rPr>
+          <w:rFonts w:ascii="Courier New" w:eastAsia="Times New Roman" w:hAnsi="Courier New" w:cs="Courier New"/>
+          <w:color w:val="000000"/>
+          <w:kern w:val="0"/>
+          <w:sz w:val="16"/>
+          <w:szCs w:val="16"/>
+          <w14:ligatures w14:val="none"/>
+        </w:rPr>
+        <w:t xml:space="preserve">, </w:t>
+      </w:r>
+    </w:p>
+    <w:p>
+      <w:pPr>
+        <w:shd w:val="clear" w:color="auto" w:fill="FFFFFF"/>
+        <w:tabs>
+          <w:tab w:val="left" w:pos="916"/>
+          <w:tab w:val="left" w:pos="1832"/>
+          <w:tab w:val="left" w:pos="2748"/>
+          <w:tab w:val="left" w:pos="3664"/>
+          <w:tab w:val="left" w:pos="4580"/>
+          <w:tab w:val="left" w:pos="5496"/>
+          <w:tab w:val="left" w:pos="6412"/>
+          <w:tab w:val="left" w:pos="7328"/>
+          <w:tab w:val="left" w:pos="8244"/>
+          <w:tab w:val="left" w:pos="9160"/>
+          <w:tab w:val="left" w:pos="10076"/>
+          <w:tab w:val="left" w:pos="10992"/>
+          <w:tab w:val="left" w:pos="11908"/>
+          <w:tab w:val="left" w:pos="12824"/>
+          <w:tab w:val="left" w:pos="13740"/>
+          <w:tab w:val="left" w:pos="14656"/>
+        </w:tabs>
+        <w:spacing w:after="0" w:line="240" w:lineRule="auto"/>
+        <w:rPr>
+          <w:rFonts w:ascii="Courier New" w:eastAsia="Times New Roman" w:hAnsi="Courier New" w:cs="Courier New"/>
+          <w:color w:val="000000"/>
+          <w:kern w:val="0"/>
+          <w:sz w:val="16"/>
+          <w:szCs w:val="16"/>
+          <w14:ligatures w14:val="none"/>
+        </w:rPr>
+      </w:pPr>
+      <w:r>
+        <w:rPr>
+          <w:rFonts w:ascii="Courier New" w:eastAsia="Times New Roman" w:hAnsi="Courier New" w:cs="Courier New"/>
+          <w:color w:val="000000"/>
+          <w:kern w:val="0"/>
+          <w:sz w:val="16"/>
+          <w:szCs w:val="16"/>
+          <w14:ligatures w14:val="none"/>
+        </w:rPr>
+        <w:t>52|                           item.fullname,item.salary, item.age);</w:t>
+      </w:r>
+    </w:p>
+    <w:p>
+      <w:pPr>
+        <w:shd w:val="clear" w:color="auto" w:fill="FFFFFF"/>
+        <w:tabs>
+          <w:tab w:val="left" w:pos="916"/>
+          <w:tab w:val="left" w:pos="1832"/>
+          <w:tab w:val="left" w:pos="2748"/>
+          <w:tab w:val="left" w:pos="3664"/>
+          <w:tab w:val="left" w:pos="4580"/>
+          <w:tab w:val="left" w:pos="5496"/>
+          <w:tab w:val="left" w:pos="6412"/>
+          <w:tab w:val="left" w:pos="7328"/>
+          <w:tab w:val="left" w:pos="8244"/>
+          <w:tab w:val="left" w:pos="9160"/>
+          <w:tab w:val="left" w:pos="10076"/>
+          <w:tab w:val="left" w:pos="10992"/>
+          <w:tab w:val="left" w:pos="11908"/>
+          <w:tab w:val="left" w:pos="12824"/>
+          <w:tab w:val="left" w:pos="13740"/>
+          <w:tab w:val="left" w:pos="14656"/>
+        </w:tabs>
+        <w:spacing w:after="0" w:line="240" w:lineRule="auto"/>
+        <w:rPr>
+          <w:rFonts w:ascii="Courier New" w:eastAsia="Times New Roman" w:hAnsi="Courier New" w:cs="Courier New"/>
+          <w:color w:val="000000"/>
+          <w:kern w:val="0"/>
+          <w:sz w:val="16"/>
+          <w:szCs w:val="16"/>
+          <w14:ligatures w14:val="none"/>
+        </w:rPr>
+      </w:pPr>
+      <w:r>
+        <w:rPr>
+          <w:rFonts w:ascii="Courier New" w:eastAsia="Times New Roman" w:hAnsi="Courier New" w:cs="Courier New"/>
+          <w:color w:val="000000"/>
+          <w:kern w:val="0"/>
+          <w:sz w:val="16"/>
+          <w:szCs w:val="16"/>
+          <w14:ligatures w14:val="none"/>
+        </w:rPr>
+        <w:t>53|             }</w:t>
+      </w:r>
+    </w:p>
+    <w:p>
+      <w:pPr>
+        <w:shd w:val="clear" w:color="auto" w:fill="FFFFFF"/>
+        <w:tabs>
+          <w:tab w:val="left" w:pos="916"/>
+          <w:tab w:val="left" w:pos="1832"/>
+          <w:tab w:val="left" w:pos="2748"/>
+          <w:tab w:val="left" w:pos="3664"/>
+          <w:tab w:val="left" w:pos="4580"/>
+          <w:tab w:val="left" w:pos="5496"/>
+          <w:tab w:val="left" w:pos="6412"/>
+          <w:tab w:val="left" w:pos="7328"/>
+          <w:tab w:val="left" w:pos="8244"/>
+          <w:tab w:val="left" w:pos="9160"/>
+          <w:tab w:val="left" w:pos="10076"/>
+          <w:tab w:val="left" w:pos="10992"/>
+          <w:tab w:val="left" w:pos="11908"/>
+          <w:tab w:val="left" w:pos="12824"/>
+          <w:tab w:val="left" w:pos="13740"/>
+          <w:tab w:val="left" w:pos="14656"/>
+        </w:tabs>
+        <w:spacing w:after="0" w:line="240" w:lineRule="auto"/>
+        <w:rPr>
+          <w:rFonts w:ascii="Courier New" w:eastAsia="Times New Roman" w:hAnsi="Courier New" w:cs="Courier New"/>
+          <w:color w:val="000000"/>
+          <w:kern w:val="0"/>
+          <w:sz w:val="16"/>
+          <w:szCs w:val="16"/>
+          <w14:ligatures w14:val="none"/>
+        </w:rPr>
+      </w:pPr>
+      <w:r>
+        <w:rPr>
+          <w:rFonts w:ascii="Courier New" w:eastAsia="Times New Roman" w:hAnsi="Courier New" w:cs="Courier New"/>
+          <w:color w:val="000000"/>
+          <w:kern w:val="0"/>
+          <w:sz w:val="16"/>
+          <w:szCs w:val="16"/>
+          <w14:ligatures w14:val="none"/>
+        </w:rPr>
+        <w:t>54|             </w:t>
+      </w:r>
+      <w:r>
+        <w:rPr>
+          <w:rFonts w:ascii="Courier New" w:eastAsia="Times New Roman" w:hAnsi="Courier New" w:cs="Courier New"/>
+          <w:b/>
+          <w:bCs/>
+          <w:color w:val="7F0055"/>
+          <w:kern w:val="0"/>
+          <w:sz w:val="16"/>
+          <w:szCs w:val="16"/>
+          <w14:ligatures w14:val="none"/>
+        </w:rPr>
+        <w:t>var</w:t>
+      </w:r>
+      <w:r>
+        <w:rPr>
+          <w:rFonts w:ascii="Courier New" w:eastAsia="Times New Roman" w:hAnsi="Courier New" w:cs="Courier New"/>
+          <w:color w:val="000000"/>
+          <w:kern w:val="0"/>
+          <w:sz w:val="16"/>
+          <w:szCs w:val="16"/>
+          <w14:ligatures w14:val="none"/>
+        </w:rPr>
+        <w:t xml:space="preserve"> </w:t>
+      </w:r>
+      <w:r>
+        <w:rPr>
+          <w:rFonts w:ascii="Courier New" w:eastAsia="Times New Roman" w:hAnsi="Courier New" w:cs="Courier New"/>
+          <w:color w:val="0000FF"/>
+          <w:kern w:val="0"/>
+          <w:sz w:val="16"/>
+          <w:szCs w:val="16"/>
+          <w14:ligatures w14:val="none"/>
+        </w:rPr>
+        <w:t>age1990</w:t>
+      </w:r>
+      <w:r>
+        <w:rPr>
+          <w:rFonts w:ascii="Courier New" w:eastAsia="Times New Roman" w:hAnsi="Courier New" w:cs="Courier New"/>
+          <w:color w:val="000000"/>
+          <w:kern w:val="0"/>
+          <w:sz w:val="16"/>
+          <w:szCs w:val="16"/>
+          <w14:ligatures w14:val="none"/>
+        </w:rPr>
+        <w:t xml:space="preserve"> = from x </w:t>
+      </w:r>
+      <w:r>
+        <w:rPr>
+          <w:rFonts w:ascii="Courier New" w:eastAsia="Times New Roman" w:hAnsi="Courier New" w:cs="Courier New"/>
+          <w:b/>
+          <w:bCs/>
+          <w:color w:val="7F0055"/>
+          <w:kern w:val="0"/>
+          <w:sz w:val="16"/>
+          <w:szCs w:val="16"/>
+          <w14:ligatures w14:val="none"/>
+        </w:rPr>
+        <w:t>in</w:t>
+      </w:r>
+      <w:r>
+        <w:rPr>
+          <w:rFonts w:ascii="Courier New" w:eastAsia="Times New Roman" w:hAnsi="Courier New" w:cs="Courier New"/>
+          <w:color w:val="000000"/>
+          <w:kern w:val="0"/>
+          <w:sz w:val="16"/>
+          <w:szCs w:val="16"/>
+          <w14:ligatures w14:val="none"/>
+        </w:rPr>
+        <w:t xml:space="preserve"> users</w:t>
+      </w:r>
+    </w:p>
+    <w:p>
+      <w:pPr>
+        <w:shd w:val="clear" w:color="auto" w:fill="FFFFFF"/>
+        <w:tabs>
+          <w:tab w:val="left" w:pos="916"/>
+          <w:tab w:val="left" w:pos="1832"/>
+          <w:tab w:val="left" w:pos="2748"/>
+          <w:tab w:val="left" w:pos="3664"/>
+          <w:tab w:val="left" w:pos="4580"/>
+          <w:tab w:val="left" w:pos="5496"/>
+          <w:tab w:val="left" w:pos="6412"/>
+          <w:tab w:val="left" w:pos="7328"/>
+          <w:tab w:val="left" w:pos="8244"/>
+          <w:tab w:val="left" w:pos="9160"/>
+          <w:tab w:val="left" w:pos="10076"/>
+          <w:tab w:val="left" w:pos="10992"/>
+          <w:tab w:val="left" w:pos="11908"/>
+          <w:tab w:val="left" w:pos="12824"/>
+          <w:tab w:val="left" w:pos="13740"/>
+          <w:tab w:val="left" w:pos="14656"/>
+        </w:tabs>
+        <w:spacing w:after="0" w:line="240" w:lineRule="auto"/>
+        <w:rPr>
+          <w:rFonts w:ascii="Courier New" w:eastAsia="Times New Roman" w:hAnsi="Courier New" w:cs="Courier New"/>
+          <w:color w:val="000000"/>
+          <w:kern w:val="0"/>
+          <w:sz w:val="16"/>
+          <w:szCs w:val="16"/>
+          <w14:ligatures w14:val="none"/>
+        </w:rPr>
+      </w:pPr>
+      <w:r>
+        <w:rPr>
+          <w:rFonts w:ascii="Courier New" w:eastAsia="Times New Roman" w:hAnsi="Courier New" w:cs="Courier New"/>
+          <w:color w:val="000000"/>
+          <w:kern w:val="0"/>
+          <w:sz w:val="16"/>
+          <w:szCs w:val="16"/>
+          <w14:ligatures w14:val="none"/>
+        </w:rPr>
+        <w:t xml:space="preserve">55|                             where x.BirthYear &gt;= </w:t>
+      </w:r>
+      <w:r>
+        <w:rPr>
+          <w:rFonts w:ascii="Courier New" w:eastAsia="Times New Roman" w:hAnsi="Courier New" w:cs="Courier New"/>
+          <w:color w:val="116644"/>
+          <w:kern w:val="0"/>
+          <w:sz w:val="16"/>
+          <w:szCs w:val="16"/>
+          <w14:ligatures w14:val="none"/>
+        </w:rPr>
+        <w:t>1990</w:t>
+      </w:r>
+    </w:p>
+    <w:p>
+      <w:pPr>
+        <w:shd w:val="clear" w:color="auto" w:fill="FFFFFF"/>
+        <w:tabs>
+          <w:tab w:val="left" w:pos="916"/>
+          <w:tab w:val="left" w:pos="1832"/>
+          <w:tab w:val="left" w:pos="2748"/>
+          <w:tab w:val="left" w:pos="3664"/>
+          <w:tab w:val="left" w:pos="4580"/>
+          <w:tab w:val="left" w:pos="5496"/>
+          <w:tab w:val="left" w:pos="6412"/>
+          <w:tab w:val="left" w:pos="7328"/>
+          <w:tab w:val="left" w:pos="8244"/>
+          <w:tab w:val="left" w:pos="9160"/>
+          <w:tab w:val="left" w:pos="10076"/>
+          <w:tab w:val="left" w:pos="10992"/>
+          <w:tab w:val="left" w:pos="11908"/>
+          <w:tab w:val="left" w:pos="12824"/>
+          <w:tab w:val="left" w:pos="13740"/>
+          <w:tab w:val="left" w:pos="14656"/>
+        </w:tabs>
+        <w:spacing w:after="0" w:line="240" w:lineRule="auto"/>
+        <w:rPr>
+          <w:rFonts w:ascii="Courier New" w:eastAsia="Times New Roman" w:hAnsi="Courier New" w:cs="Courier New"/>
+          <w:color w:val="000000"/>
+          <w:kern w:val="0"/>
+          <w:sz w:val="16"/>
+          <w:szCs w:val="16"/>
+          <w14:ligatures w14:val="none"/>
+        </w:rPr>
+      </w:pPr>
+      <w:r>
+        <w:rPr>
+          <w:rFonts w:ascii="Courier New" w:eastAsia="Times New Roman" w:hAnsi="Courier New" w:cs="Courier New"/>
+          <w:color w:val="000000"/>
+          <w:kern w:val="0"/>
+          <w:sz w:val="16"/>
+          <w:szCs w:val="16"/>
+          <w14:ligatures w14:val="none"/>
+        </w:rPr>
+        <w:t xml:space="preserve">56|                             select </w:t>
+      </w:r>
+      <w:r>
+        <w:rPr>
+          <w:rFonts w:ascii="Courier New" w:eastAsia="Times New Roman" w:hAnsi="Courier New" w:cs="Courier New"/>
+          <w:b/>
+          <w:bCs/>
+          <w:color w:val="7F0055"/>
+          <w:kern w:val="0"/>
+          <w:sz w:val="16"/>
+          <w:szCs w:val="16"/>
+          <w14:ligatures w14:val="none"/>
+        </w:rPr>
+        <w:t>new</w:t>
+      </w:r>
+      <w:r>
+        <w:rPr>
+          <w:rFonts w:ascii="Courier New" w:eastAsia="Times New Roman" w:hAnsi="Courier New" w:cs="Courier New"/>
+          <w:color w:val="000000"/>
+          <w:kern w:val="0"/>
+          <w:sz w:val="16"/>
+          <w:szCs w:val="16"/>
+          <w14:ligatures w14:val="none"/>
+        </w:rPr>
+        <w:t xml:space="preserve"> { x.FirstName, x.BirthYear };</w:t>
+      </w:r>
+    </w:p>
+    <w:p>
+      <w:pPr>
+        <w:shd w:val="clear" w:color="auto" w:fill="FFFFFF"/>
+        <w:tabs>
+          <w:tab w:val="left" w:pos="916"/>
+          <w:tab w:val="left" w:pos="1832"/>
+          <w:tab w:val="left" w:pos="2748"/>
+          <w:tab w:val="left" w:pos="3664"/>
+          <w:tab w:val="left" w:pos="4580"/>
+          <w:tab w:val="left" w:pos="5496"/>
+          <w:tab w:val="left" w:pos="6412"/>
+          <w:tab w:val="left" w:pos="7328"/>
+          <w:tab w:val="left" w:pos="8244"/>
+          <w:tab w:val="left" w:pos="9160"/>
+          <w:tab w:val="left" w:pos="10076"/>
+          <w:tab w:val="left" w:pos="10992"/>
+          <w:tab w:val="left" w:pos="11908"/>
+          <w:tab w:val="left" w:pos="12824"/>
+          <w:tab w:val="left" w:pos="13740"/>
+          <w:tab w:val="left" w:pos="14656"/>
+        </w:tabs>
+        <w:spacing w:after="0" w:line="240" w:lineRule="auto"/>
+        <w:rPr>
+          <w:rFonts w:ascii="Courier New" w:eastAsia="Times New Roman" w:hAnsi="Courier New" w:cs="Courier New"/>
+          <w:color w:val="000000"/>
+          <w:kern w:val="0"/>
+          <w:sz w:val="16"/>
+          <w:szCs w:val="16"/>
+          <w14:ligatures w14:val="none"/>
+        </w:rPr>
+      </w:pPr>
+      <w:r>
+        <w:rPr>
+          <w:rFonts w:ascii="Courier New" w:eastAsia="Times New Roman" w:hAnsi="Courier New" w:cs="Courier New"/>
+          <w:color w:val="000000"/>
+          <w:kern w:val="0"/>
+          <w:sz w:val="16"/>
+          <w:szCs w:val="16"/>
+          <w14:ligatures w14:val="none"/>
+        </w:rPr>
+        <w:t>57|             foreach (</w:t>
+      </w:r>
+      <w:r>
+        <w:rPr>
+          <w:rFonts w:ascii="Courier New" w:eastAsia="Times New Roman" w:hAnsi="Courier New" w:cs="Courier New"/>
+          <w:b/>
+          <w:bCs/>
+          <w:color w:val="7F0055"/>
+          <w:kern w:val="0"/>
+          <w:sz w:val="16"/>
+          <w:szCs w:val="16"/>
+          <w14:ligatures w14:val="none"/>
+        </w:rPr>
+        <w:t>var</w:t>
+      </w:r>
+      <w:r>
+        <w:rPr>
+          <w:rFonts w:ascii="Courier New" w:eastAsia="Times New Roman" w:hAnsi="Courier New" w:cs="Courier New"/>
+          <w:color w:val="000000"/>
+          <w:kern w:val="0"/>
+          <w:sz w:val="16"/>
+          <w:szCs w:val="16"/>
+          <w14:ligatures w14:val="none"/>
+        </w:rPr>
+        <w:t xml:space="preserve"> item </w:t>
+      </w:r>
+      <w:r>
+        <w:rPr>
+          <w:rFonts w:ascii="Courier New" w:eastAsia="Times New Roman" w:hAnsi="Courier New" w:cs="Courier New"/>
+          <w:b/>
+          <w:bCs/>
+          <w:color w:val="7F0055"/>
+          <w:kern w:val="0"/>
+          <w:sz w:val="16"/>
+          <w:szCs w:val="16"/>
+          <w14:ligatures w14:val="none"/>
+        </w:rPr>
+        <w:t>in</w:t>
+      </w:r>
+      <w:r>
+        <w:rPr>
+          <w:rFonts w:ascii="Courier New" w:eastAsia="Times New Roman" w:hAnsi="Courier New" w:cs="Courier New"/>
+          <w:color w:val="000000"/>
+          <w:kern w:val="0"/>
+          <w:sz w:val="16"/>
+          <w:szCs w:val="16"/>
+          <w14:ligatures w14:val="none"/>
+        </w:rPr>
+        <w:t xml:space="preserve"> age1990)</w:t>
+      </w:r>
+    </w:p>
+    <w:p>
+      <w:pPr>
+        <w:shd w:val="clear" w:color="auto" w:fill="FFFFFF"/>
+        <w:tabs>
+          <w:tab w:val="left" w:pos="916"/>
+          <w:tab w:val="left" w:pos="1832"/>
+          <w:tab w:val="left" w:pos="2748"/>
+          <w:tab w:val="left" w:pos="3664"/>
+          <w:tab w:val="left" w:pos="4580"/>
+          <w:tab w:val="left" w:pos="5496"/>
+          <w:tab w:val="left" w:pos="6412"/>
+          <w:tab w:val="left" w:pos="7328"/>
+          <w:tab w:val="left" w:pos="8244"/>
+          <w:tab w:val="left" w:pos="9160"/>
+          <w:tab w:val="left" w:pos="10076"/>
+          <w:tab w:val="left" w:pos="10992"/>
+          <w:tab w:val="left" w:pos="11908"/>
+          <w:tab w:val="left" w:pos="12824"/>
+          <w:tab w:val="left" w:pos="13740"/>
+          <w:tab w:val="left" w:pos="14656"/>
+        </w:tabs>
+        <w:spacing w:after="0" w:line="240" w:lineRule="auto"/>
+        <w:rPr>
+          <w:rFonts w:ascii="Courier New" w:eastAsia="Times New Roman" w:hAnsi="Courier New" w:cs="Courier New"/>
+          <w:color w:val="000000"/>
+          <w:kern w:val="0"/>
+          <w:sz w:val="16"/>
+          <w:szCs w:val="16"/>
+          <w14:ligatures w14:val="none"/>
+        </w:rPr>
+      </w:pPr>
+      <w:r>
+        <w:rPr>
+          <w:rFonts w:ascii="Courier New" w:eastAsia="Times New Roman" w:hAnsi="Courier New" w:cs="Courier New"/>
+          <w:color w:val="000000"/>
+          <w:kern w:val="0"/>
+          <w:sz w:val="16"/>
+          <w:szCs w:val="16"/>
+          <w14:ligatures w14:val="none"/>
+        </w:rPr>
+        <w:t>58|             {</w:t>
+      </w:r>
+    </w:p>
+    <w:p>
+      <w:pPr>
+        <w:shd w:val="clear" w:color="auto" w:fill="FFFFFF"/>
+        <w:tabs>
+          <w:tab w:val="left" w:pos="916"/>
+          <w:tab w:val="left" w:pos="1832"/>
+          <w:tab w:val="left" w:pos="2748"/>
+          <w:tab w:val="left" w:pos="3664"/>
+          <w:tab w:val="left" w:pos="4580"/>
+          <w:tab w:val="left" w:pos="5496"/>
+          <w:tab w:val="left" w:pos="6412"/>
+          <w:tab w:val="left" w:pos="7328"/>
+          <w:tab w:val="left" w:pos="8244"/>
+          <w:tab w:val="left" w:pos="9160"/>
+          <w:tab w:val="left" w:pos="10076"/>
+          <w:tab w:val="left" w:pos="10992"/>
+          <w:tab w:val="left" w:pos="11908"/>
+          <w:tab w:val="left" w:pos="12824"/>
+          <w:tab w:val="left" w:pos="13740"/>
+          <w:tab w:val="left" w:pos="14656"/>
+        </w:tabs>
+        <w:spacing w:after="0" w:line="240" w:lineRule="auto"/>
+        <w:rPr>
+          <w:rFonts w:ascii="Courier New" w:eastAsia="Times New Roman" w:hAnsi="Courier New" w:cs="Courier New"/>
+          <w:color w:val="000000"/>
+          <w:kern w:val="0"/>
+          <w:sz w:val="16"/>
+          <w:szCs w:val="16"/>
+          <w14:ligatures w14:val="none"/>
+        </w:rPr>
+      </w:pPr>
+      <w:r>
+        <w:rPr>
+          <w:rFonts w:ascii="Courier New" w:eastAsia="Times New Roman" w:hAnsi="Courier New" w:cs="Courier New"/>
+          <w:color w:val="000000"/>
+          <w:kern w:val="0"/>
+          <w:sz w:val="16"/>
+          <w:szCs w:val="16"/>
+          <w14:ligatures w14:val="none"/>
+        </w:rPr>
+        <w:t>59|                 System.Console.WriteLine(</w:t>
+      </w:r>
+      <w:r>
+        <w:rPr>
+          <w:rFonts w:ascii="Courier New" w:eastAsia="Times New Roman" w:hAnsi="Courier New" w:cs="Courier New"/>
+          <w:color w:val="2A00FF"/>
+          <w:kern w:val="0"/>
+          <w:sz w:val="16"/>
+          <w:szCs w:val="16"/>
+          <w14:ligatures w14:val="none"/>
+        </w:rPr>
+        <w:t>"FirstName : {0} , BirthYear: {1}"</w:t>
+      </w:r>
+      <w:r>
+        <w:rPr>
+          <w:rFonts w:ascii="Courier New" w:eastAsia="Times New Roman" w:hAnsi="Courier New" w:cs="Courier New"/>
+          <w:color w:val="000000"/>
+          <w:kern w:val="0"/>
+          <w:sz w:val="16"/>
+          <w:szCs w:val="16"/>
+          <w14:ligatures w14:val="none"/>
+        </w:rPr>
+        <w:t>, item.FirstName, item.BirthYear);</w:t>
+      </w:r>
+    </w:p>
+    <w:p>
+      <w:pPr>
+        <w:shd w:val="clear" w:color="auto" w:fill="FFFFFF"/>
+        <w:tabs>
+          <w:tab w:val="left" w:pos="916"/>
+          <w:tab w:val="left" w:pos="1832"/>
+          <w:tab w:val="left" w:pos="2748"/>
+          <w:tab w:val="left" w:pos="3664"/>
+          <w:tab w:val="left" w:pos="4580"/>
+          <w:tab w:val="left" w:pos="5496"/>
+          <w:tab w:val="left" w:pos="6412"/>
+          <w:tab w:val="left" w:pos="7328"/>
+          <w:tab w:val="left" w:pos="8244"/>
+          <w:tab w:val="left" w:pos="9160"/>
+          <w:tab w:val="left" w:pos="10076"/>
+          <w:tab w:val="left" w:pos="10992"/>
+          <w:tab w:val="left" w:pos="11908"/>
+          <w:tab w:val="left" w:pos="12824"/>
+          <w:tab w:val="left" w:pos="13740"/>
+          <w:tab w:val="left" w:pos="14656"/>
+        </w:tabs>
+        <w:spacing w:after="0" w:line="240" w:lineRule="auto"/>
+        <w:rPr>
+          <w:rFonts w:ascii="Courier New" w:eastAsia="Times New Roman" w:hAnsi="Courier New" w:cs="Courier New"/>
+          <w:color w:val="000000"/>
+          <w:kern w:val="0"/>
+          <w:sz w:val="16"/>
+          <w:szCs w:val="16"/>
+          <w14:ligatures w14:val="none"/>
+        </w:rPr>
+      </w:pPr>
+      <w:r>
+        <w:rPr>
+          <w:rFonts w:ascii="Courier New" w:eastAsia="Times New Roman" w:hAnsi="Courier New" w:cs="Courier New"/>
+          <w:color w:val="000000"/>
+          <w:kern w:val="0"/>
+          <w:sz w:val="16"/>
+          <w:szCs w:val="16"/>
+          <w14:ligatures w14:val="none"/>
+        </w:rPr>
+        <w:t>60|             }</w:t>
+      </w:r>
+    </w:p>
+    <w:p>
+      <w:pPr>
+        <w:shd w:val="clear" w:color="auto" w:fill="FFFFFF"/>
+        <w:tabs>
+          <w:tab w:val="left" w:pos="916"/>
+          <w:tab w:val="left" w:pos="1832"/>
+          <w:tab w:val="left" w:pos="2748"/>
+          <w:tab w:val="left" w:pos="3664"/>
+          <w:tab w:val="left" w:pos="4580"/>
+          <w:tab w:val="left" w:pos="5496"/>
+          <w:tab w:val="left" w:pos="6412"/>
+          <w:tab w:val="left" w:pos="7328"/>
+          <w:tab w:val="left" w:pos="8244"/>
+          <w:tab w:val="left" w:pos="9160"/>
+          <w:tab w:val="left" w:pos="10076"/>
+          <w:tab w:val="left" w:pos="10992"/>
+          <w:tab w:val="left" w:pos="11908"/>
+          <w:tab w:val="left" w:pos="12824"/>
+          <w:tab w:val="left" w:pos="13740"/>
+          <w:tab w:val="left" w:pos="14656"/>
+        </w:tabs>
+        <w:spacing w:after="0" w:line="240" w:lineRule="auto"/>
+        <w:rPr>
+          <w:rFonts w:ascii="Courier New" w:eastAsia="Times New Roman" w:hAnsi="Courier New" w:cs="Courier New"/>
+          <w:color w:val="000000"/>
+          <w:kern w:val="0"/>
+          <w:sz w:val="16"/>
+          <w:szCs w:val="16"/>
+          <w14:ligatures w14:val="none"/>
+        </w:rPr>
+      </w:pPr>
+      <w:r>
+        <w:rPr>
+          <w:rFonts w:ascii="Courier New" w:eastAsia="Times New Roman" w:hAnsi="Courier New" w:cs="Courier New"/>
+          <w:color w:val="000000"/>
+          <w:kern w:val="0"/>
+          <w:sz w:val="16"/>
+          <w:szCs w:val="16"/>
+          <w14:ligatures w14:val="none"/>
+        </w:rPr>
+        <w:t>61|             </w:t>
+      </w:r>
+      <w:r>
+        <w:rPr>
+          <w:rFonts w:ascii="Courier New" w:eastAsia="Times New Roman" w:hAnsi="Courier New" w:cs="Courier New"/>
+          <w:b/>
+          <w:bCs/>
+          <w:color w:val="7F0055"/>
+          <w:kern w:val="0"/>
+          <w:sz w:val="16"/>
+          <w:szCs w:val="16"/>
+          <w14:ligatures w14:val="none"/>
+        </w:rPr>
+        <w:t>return</w:t>
+      </w:r>
+      <w:r>
+        <w:rPr>
+          <w:rFonts w:ascii="Courier New" w:eastAsia="Times New Roman" w:hAnsi="Courier New" w:cs="Courier New"/>
+          <w:color w:val="000000"/>
+          <w:kern w:val="0"/>
+          <w:sz w:val="16"/>
+          <w:szCs w:val="16"/>
+          <w14:ligatures w14:val="none"/>
+        </w:rPr>
+        <w:t>;</w:t>
+      </w:r>
+    </w:p>
+    <w:p>
+      <w:pPr>
+        <w:shd w:val="clear" w:color="auto" w:fill="FFFFFF"/>
+        <w:tabs>
+          <w:tab w:val="left" w:pos="916"/>
+          <w:tab w:val="left" w:pos="1832"/>
+          <w:tab w:val="left" w:pos="2748"/>
+          <w:tab w:val="left" w:pos="3664"/>
+          <w:tab w:val="left" w:pos="4580"/>
+          <w:tab w:val="left" w:pos="5496"/>
+          <w:tab w:val="left" w:pos="6412"/>
+          <w:tab w:val="left" w:pos="7328"/>
+          <w:tab w:val="left" w:pos="8244"/>
+          <w:tab w:val="left" w:pos="9160"/>
+          <w:tab w:val="left" w:pos="10076"/>
+          <w:tab w:val="left" w:pos="10992"/>
+          <w:tab w:val="left" w:pos="11908"/>
+          <w:tab w:val="left" w:pos="12824"/>
+          <w:tab w:val="left" w:pos="13740"/>
+          <w:tab w:val="left" w:pos="14656"/>
+        </w:tabs>
+        <w:spacing w:after="0" w:line="240" w:lineRule="auto"/>
+        <w:rPr>
+          <w:rFonts w:ascii="Courier New" w:eastAsia="Times New Roman" w:hAnsi="Courier New" w:cs="Courier New"/>
+          <w:color w:val="000000"/>
+          <w:kern w:val="0"/>
+          <w:sz w:val="16"/>
+          <w:szCs w:val="16"/>
+          <w14:ligatures w14:val="none"/>
+        </w:rPr>
+      </w:pPr>
+      <w:r>
+        <w:rPr>
+          <w:rFonts w:ascii="Courier New" w:eastAsia="Times New Roman" w:hAnsi="Courier New" w:cs="Courier New"/>
+          <w:color w:val="000000"/>
+          <w:kern w:val="0"/>
+          <w:sz w:val="16"/>
+          <w:szCs w:val="16"/>
+          <w14:ligatures w14:val="none"/>
+        </w:rPr>
+        <w:t>62|         }</w:t>
+      </w:r>
+    </w:p>
+    <w:p>
+      <w:pPr>
+        <w:shd w:val="clear" w:color="auto" w:fill="FFFFFF"/>
+        <w:tabs>
+          <w:tab w:val="left" w:pos="916"/>
+          <w:tab w:val="left" w:pos="1832"/>
+          <w:tab w:val="left" w:pos="2748"/>
+          <w:tab w:val="left" w:pos="3664"/>
+          <w:tab w:val="left" w:pos="4580"/>
+          <w:tab w:val="left" w:pos="5496"/>
+          <w:tab w:val="left" w:pos="6412"/>
+          <w:tab w:val="left" w:pos="7328"/>
+          <w:tab w:val="left" w:pos="8244"/>
+          <w:tab w:val="left" w:pos="9160"/>
+          <w:tab w:val="left" w:pos="10076"/>
+          <w:tab w:val="left" w:pos="10992"/>
+          <w:tab w:val="left" w:pos="11908"/>
+          <w:tab w:val="left" w:pos="12824"/>
+          <w:tab w:val="left" w:pos="13740"/>
+          <w:tab w:val="left" w:pos="14656"/>
+        </w:tabs>
+        <w:spacing w:after="0" w:line="240" w:lineRule="auto"/>
+        <w:rPr>
+          <w:rFonts w:ascii="Courier New" w:eastAsia="Times New Roman" w:hAnsi="Courier New" w:cs="Courier New"/>
+          <w:color w:val="000000"/>
+          <w:kern w:val="0"/>
+          <w:sz w:val="16"/>
+          <w:szCs w:val="16"/>
+          <w14:ligatures w14:val="none"/>
+        </w:rPr>
+      </w:pPr>
+      <w:r>
+        <w:rPr>
+          <w:rFonts w:ascii="Courier New" w:eastAsia="Times New Roman" w:hAnsi="Courier New" w:cs="Courier New"/>
+          <w:color w:val="000000"/>
+          <w:kern w:val="0"/>
+          <w:sz w:val="16"/>
+          <w:szCs w:val="16"/>
+          <w14:ligatures w14:val="none"/>
+        </w:rPr>
+        <w:t>63|     }</w:t>
+      </w:r>
+    </w:p>
+    <w:p>
+      <w:pPr>
+        <w:shd w:val="clear" w:color="auto" w:fill="FFFFFF"/>
+        <w:tabs>
+          <w:tab w:val="left" w:pos="916"/>
+          <w:tab w:val="left" w:pos="1832"/>
+          <w:tab w:val="left" w:pos="2748"/>
+          <w:tab w:val="left" w:pos="3664"/>
+          <w:tab w:val="left" w:pos="4580"/>
+          <w:tab w:val="left" w:pos="5496"/>
+          <w:tab w:val="left" w:pos="6412"/>
+          <w:tab w:val="left" w:pos="7328"/>
+          <w:tab w:val="left" w:pos="8244"/>
+          <w:tab w:val="left" w:pos="9160"/>
+          <w:tab w:val="left" w:pos="10076"/>
+          <w:tab w:val="left" w:pos="10992"/>
+          <w:tab w:val="left" w:pos="11908"/>
+          <w:tab w:val="left" w:pos="12824"/>
+          <w:tab w:val="left" w:pos="13740"/>
+          <w:tab w:val="left" w:pos="14656"/>
+        </w:tabs>
+        <w:spacing w:after="0" w:line="240" w:lineRule="auto"/>
+        <w:rPr>
+          <w:rFonts w:ascii="Courier New" w:eastAsia="Times New Roman" w:hAnsi="Courier New" w:cs="Courier New"/>
+          <w:color w:val="000000"/>
+          <w:kern w:val="0"/>
+          <w:sz w:val="16"/>
+          <w:szCs w:val="16"/>
+          <w14:ligatures w14:val="none"/>
+        </w:rPr>
+      </w:pPr>
+      <w:r>
+        <w:rPr>
+          <w:rFonts w:ascii="Courier New" w:eastAsia="Times New Roman" w:hAnsi="Courier New" w:cs="Courier New"/>
+          <w:color w:val="000000"/>
+          <w:kern w:val="0"/>
+          <w:sz w:val="16"/>
+          <w:szCs w:val="16"/>
+          <w14:ligatures w14:val="none"/>
+        </w:rPr>
+        <w:t>64| }</w:t>
+      </w:r>
+    </w:p>
+    <w:p>
+      <w:pPr>
+        <w:spacing w:after="0" w:line="240" w:lineRule="auto"/>
+        <w:rPr>
+          <w:rFonts w:ascii="Cambria Math" w:eastAsia="Times New Roman" w:hAnsi="Cambria Math" w:cs="Cambria Math"/>
+          <w:color w:val="000000"/>
+          <w:kern w:val="0"/>
+          <w:sz w:val="16"/>
+          <w:szCs w:val="16"/>
+          <w:cs/>
+          <w14:ligatures w14:val="none"/>
+        </w:rPr>
+      </w:pPr>
+      <w:r>
+        <w:rPr>
+          <w:rFonts w:ascii="Courier New" w:eastAsia="Times New Roman" w:hAnsi="Courier New" w:cs="Courier New"/>
+          <w:color w:val="000000"/>
+          <w:kern w:val="0"/>
+          <w:sz w:val="16"/>
+          <w:szCs w:val="16"/>
+          <w14:ligatures w14:val="none"/>
+        </w:rPr>
+        <w:t>65| </w:t>
+      </w:r>
+      <w:r>
+        <w:rPr>
+          <w:rFonts w:ascii="Cambria Math" w:eastAsia="Times New Roman" w:hAnsi="Cambria Math" w:cs="Cambria Math"/>
+          <w:color w:val="000000"/>
+          <w:kern w:val="0"/>
+          <w:sz w:val="16"/>
+          <w:szCs w:val="16"/>
+          <w14:ligatures w14:val="none"/>
+        </w:rPr>
+        <w:t>​</w:t>
+      </w:r>
+    </w:p>
+    <w:p>
+      <w:pPr>
+        <w:rPr>
+          <w:rFonts w:ascii="Cambria Math" w:eastAsia="Times New Roman" w:hAnsi="Cambria Math" w:cs="Cambria Math"/>
+          <w:color w:val="000000"/>
+          <w:kern w:val="0"/>
+          <w:sz w:val="16"/>
+          <w:szCs w:val="16"/>
+          <w:cs/>
+          <w14:ligatures w14:val="none"/>
+        </w:rPr>
+      </w:pPr>
+      <w:r>
+        <w:rPr>
+          <w:rFonts w:ascii="Cambria Math" w:eastAsia="Times New Roman" w:hAnsi="Cambria Math"/>
+          <w:color w:val="000000"/>
+          <w:kern w:val="0"/>
+          <w:sz w:val="16"/>
+          <w:szCs w:val="16"/>
+          <w:cs/>
+          <w14:ligatures w14:val="none"/>
+        </w:rPr>
+        <w:br w:type="page"/>
+      </w:r>
+    </w:p>
+    <w:p>
+      <w:pPr>
+        <w:shd w:val="clear" w:color="auto" w:fill="FFFFFF"/>
+        <w:tabs>
+          <w:tab w:val="left" w:pos="916"/>
+          <w:tab w:val="left" w:pos="1832"/>
+          <w:tab w:val="left" w:pos="2748"/>
+          <w:tab w:val="left" w:pos="3664"/>
+          <w:tab w:val="left" w:pos="4580"/>
+          <w:tab w:val="left" w:pos="5496"/>
+          <w:tab w:val="left" w:pos="6412"/>
+          <w:tab w:val="left" w:pos="7328"/>
+          <w:tab w:val="left" w:pos="8244"/>
+          <w:tab w:val="left" w:pos="9160"/>
+          <w:tab w:val="left" w:pos="10076"/>
+          <w:tab w:val="left" w:pos="10992"/>
+          <w:tab w:val="left" w:pos="11908"/>
+          <w:tab w:val="left" w:pos="12824"/>
+          <w:tab w:val="left" w:pos="13740"/>
+          <w:tab w:val="left" w:pos="14656"/>
+        </w:tabs>
+        <w:spacing w:after="0" w:line="240" w:lineRule="auto"/>
+        <w:rPr>
+          <w:rFonts w:ascii="Courier New" w:eastAsia="Times New Roman" w:hAnsi="Courier New" w:cs="Courier New"/>
+          <w:color w:val="000000"/>
+          <w:kern w:val="0"/>
+          <w:sz w:val="16"/>
+          <w:szCs w:val="16"/>
+          <w14:ligatures w14:val="none"/>
+        </w:rPr>
+      </w:pPr>
+      <w:r>
+        <w:rPr>
+          <w:rFonts w:ascii="Courier New" w:eastAsia="Times New Roman" w:hAnsi="Courier New" w:cs="Courier New"/>
+          <w:color w:val="000000"/>
+          <w:kern w:val="0"/>
+          <w:sz w:val="16"/>
+          <w:szCs w:val="16"/>
+          <w14:ligatures w14:val="none"/>
+        </w:rPr>
+        <w:lastRenderedPageBreak/>
+        <w:t>1 | </w:t>
+      </w:r>
+      <w:r>
+        <w:rPr>
+          <w:rFonts w:ascii="Courier New" w:eastAsia="Times New Roman" w:hAnsi="Courier New" w:cs="Courier New"/>
+          <w:b/>
+          <w:bCs/>
+          <w:color w:val="7F0055"/>
+          <w:kern w:val="0"/>
+          <w:sz w:val="16"/>
+          <w:szCs w:val="16"/>
+          <w14:ligatures w14:val="none"/>
+        </w:rPr>
+        <w:t>import</w:t>
+      </w:r>
+      <w:r>
+        <w:rPr>
+          <w:rFonts w:ascii="Courier New" w:eastAsia="Times New Roman" w:hAnsi="Courier New" w:cs="Courier New"/>
+          <w:color w:val="000000"/>
+          <w:kern w:val="0"/>
+          <w:sz w:val="16"/>
+          <w:szCs w:val="16"/>
+          <w14:ligatures w14:val="none"/>
+        </w:rPr>
+        <w:t xml:space="preserve"> </w:t>
+      </w:r>
+      <w:r>
+        <w:rPr>
+          <w:rFonts w:ascii="Courier New" w:eastAsia="Times New Roman" w:hAnsi="Courier New" w:cs="Courier New"/>
+          <w:color w:val="0000FF"/>
+          <w:kern w:val="0"/>
+          <w:sz w:val="16"/>
+          <w:szCs w:val="16"/>
+          <w14:ligatures w14:val="none"/>
+        </w:rPr>
+        <w:t>java</w:t>
+      </w:r>
+      <w:r>
+        <w:rPr>
+          <w:rFonts w:ascii="Courier New" w:eastAsia="Times New Roman" w:hAnsi="Courier New" w:cs="Courier New"/>
+          <w:color w:val="000000"/>
+          <w:kern w:val="0"/>
+          <w:sz w:val="16"/>
+          <w:szCs w:val="16"/>
+          <w14:ligatures w14:val="none"/>
+        </w:rPr>
+        <w:t>.util.ArrayList;</w:t>
+      </w:r>
+    </w:p>
+    <w:p>
+      <w:pPr>
+        <w:shd w:val="clear" w:color="auto" w:fill="FFFFFF"/>
+        <w:tabs>
+          <w:tab w:val="left" w:pos="916"/>
+          <w:tab w:val="left" w:pos="1832"/>
+          <w:tab w:val="left" w:pos="2748"/>
+          <w:tab w:val="left" w:pos="3664"/>
+          <w:tab w:val="left" w:pos="4580"/>
+          <w:tab w:val="left" w:pos="5496"/>
+          <w:tab w:val="left" w:pos="6412"/>
+          <w:tab w:val="left" w:pos="7328"/>
+          <w:tab w:val="left" w:pos="8244"/>
+          <w:tab w:val="left" w:pos="9160"/>
+          <w:tab w:val="left" w:pos="10076"/>
+          <w:tab w:val="left" w:pos="10992"/>
+          <w:tab w:val="left" w:pos="11908"/>
+          <w:tab w:val="left" w:pos="12824"/>
+          <w:tab w:val="left" w:pos="13740"/>
+          <w:tab w:val="left" w:pos="14656"/>
+        </w:tabs>
+        <w:spacing w:after="0" w:line="240" w:lineRule="auto"/>
+        <w:rPr>
+          <w:rFonts w:ascii="Courier New" w:eastAsia="Times New Roman" w:hAnsi="Courier New" w:cs="Courier New"/>
+          <w:color w:val="000000"/>
+          <w:kern w:val="0"/>
+          <w:sz w:val="16"/>
+          <w:szCs w:val="16"/>
+          <w14:ligatures w14:val="none"/>
+        </w:rPr>
+      </w:pPr>
+      <w:r>
+        <w:rPr>
+          <w:rFonts w:ascii="Courier New" w:eastAsia="Times New Roman" w:hAnsi="Courier New" w:cs="Courier New"/>
+          <w:color w:val="000000"/>
+          <w:kern w:val="0"/>
+          <w:sz w:val="16"/>
+          <w:szCs w:val="16"/>
+          <w14:ligatures w14:val="none"/>
+        </w:rPr>
+        <w:t>2 | </w:t>
+      </w:r>
+      <w:r>
+        <w:rPr>
+          <w:rFonts w:ascii="Courier New" w:eastAsia="Times New Roman" w:hAnsi="Courier New" w:cs="Courier New"/>
+          <w:b/>
+          <w:bCs/>
+          <w:color w:val="7F0055"/>
+          <w:kern w:val="0"/>
+          <w:sz w:val="16"/>
+          <w:szCs w:val="16"/>
+          <w14:ligatures w14:val="none"/>
+        </w:rPr>
+        <w:t>import</w:t>
+      </w:r>
+      <w:r>
+        <w:rPr>
+          <w:rFonts w:ascii="Courier New" w:eastAsia="Times New Roman" w:hAnsi="Courier New" w:cs="Courier New"/>
+          <w:color w:val="000000"/>
+          <w:kern w:val="0"/>
+          <w:sz w:val="16"/>
+          <w:szCs w:val="16"/>
+          <w14:ligatures w14:val="none"/>
+        </w:rPr>
+        <w:t xml:space="preserve"> </w:t>
+      </w:r>
+      <w:r>
+        <w:rPr>
+          <w:rFonts w:ascii="Courier New" w:eastAsia="Times New Roman" w:hAnsi="Courier New" w:cs="Courier New"/>
+          <w:color w:val="0000FF"/>
+          <w:kern w:val="0"/>
+          <w:sz w:val="16"/>
+          <w:szCs w:val="16"/>
+          <w14:ligatures w14:val="none"/>
+        </w:rPr>
+        <w:t>java</w:t>
+      </w:r>
+      <w:r>
+        <w:rPr>
+          <w:rFonts w:ascii="Courier New" w:eastAsia="Times New Roman" w:hAnsi="Courier New" w:cs="Courier New"/>
+          <w:color w:val="000000"/>
+          <w:kern w:val="0"/>
+          <w:sz w:val="16"/>
+          <w:szCs w:val="16"/>
+          <w14:ligatures w14:val="none"/>
+        </w:rPr>
+        <w:t>.util.List;</w:t>
+      </w:r>
+    </w:p>
+    <w:p>
+      <w:pPr>
+        <w:shd w:val="clear" w:color="auto" w:fill="FFFFFF"/>
+        <w:tabs>
+          <w:tab w:val="left" w:pos="916"/>
+          <w:tab w:val="left" w:pos="1832"/>
+          <w:tab w:val="left" w:pos="2748"/>
+          <w:tab w:val="left" w:pos="3664"/>
+          <w:tab w:val="left" w:pos="4580"/>
+          <w:tab w:val="left" w:pos="5496"/>
+          <w:tab w:val="left" w:pos="6412"/>
+          <w:tab w:val="left" w:pos="7328"/>
+          <w:tab w:val="left" w:pos="8244"/>
+          <w:tab w:val="left" w:pos="9160"/>
+          <w:tab w:val="left" w:pos="10076"/>
+          <w:tab w:val="left" w:pos="10992"/>
+          <w:tab w:val="left" w:pos="11908"/>
+          <w:tab w:val="left" w:pos="12824"/>
+          <w:tab w:val="left" w:pos="13740"/>
+          <w:tab w:val="left" w:pos="14656"/>
+        </w:tabs>
+        <w:spacing w:after="0" w:line="240" w:lineRule="auto"/>
+        <w:rPr>
+          <w:rFonts w:ascii="Courier New" w:eastAsia="Times New Roman" w:hAnsi="Courier New" w:cs="Courier New"/>
+          <w:color w:val="000000"/>
+          <w:kern w:val="0"/>
+          <w:sz w:val="16"/>
+          <w:szCs w:val="16"/>
+          <w14:ligatures w14:val="none"/>
+        </w:rPr>
+      </w:pPr>
+      <w:r>
+        <w:rPr>
+          <w:rFonts w:ascii="Courier New" w:eastAsia="Times New Roman" w:hAnsi="Courier New" w:cs="Courier New"/>
+          <w:color w:val="000000"/>
+          <w:kern w:val="0"/>
+          <w:sz w:val="16"/>
+          <w:szCs w:val="16"/>
+          <w14:ligatures w14:val="none"/>
+        </w:rPr>
+        <w:t>3 | </w:t>
+      </w:r>
+      <w:r>
+        <w:rPr>
+          <w:rFonts w:ascii="Cambria Math" w:eastAsia="Times New Roman" w:hAnsi="Cambria Math" w:cs="Cambria Math"/>
+          <w:color w:val="000000"/>
+          <w:kern w:val="0"/>
+          <w:sz w:val="16"/>
+          <w:szCs w:val="16"/>
+          <w14:ligatures w14:val="none"/>
+        </w:rPr>
+        <w:t>​</w:t>
+      </w:r>
+    </w:p>
+    <w:p>
+      <w:pPr>
+        <w:shd w:val="clear" w:color="auto" w:fill="FFFFFF"/>
+        <w:tabs>
+          <w:tab w:val="left" w:pos="916"/>
+          <w:tab w:val="left" w:pos="1832"/>
+          <w:tab w:val="left" w:pos="2748"/>
+          <w:tab w:val="left" w:pos="3664"/>
+          <w:tab w:val="left" w:pos="4580"/>
+          <w:tab w:val="left" w:pos="5496"/>
+          <w:tab w:val="left" w:pos="6412"/>
+          <w:tab w:val="left" w:pos="7328"/>
+          <w:tab w:val="left" w:pos="8244"/>
+          <w:tab w:val="left" w:pos="9160"/>
+          <w:tab w:val="left" w:pos="10076"/>
+          <w:tab w:val="left" w:pos="10992"/>
+          <w:tab w:val="left" w:pos="11908"/>
+          <w:tab w:val="left" w:pos="12824"/>
+          <w:tab w:val="left" w:pos="13740"/>
+          <w:tab w:val="left" w:pos="14656"/>
+        </w:tabs>
+        <w:spacing w:after="0" w:line="240" w:lineRule="auto"/>
+        <w:rPr>
+          <w:rFonts w:ascii="Courier New" w:eastAsia="Times New Roman" w:hAnsi="Courier New" w:cs="Courier New"/>
+          <w:color w:val="000000"/>
+          <w:kern w:val="0"/>
+          <w:sz w:val="16"/>
+          <w:szCs w:val="16"/>
+          <w14:ligatures w14:val="none"/>
+        </w:rPr>
+      </w:pPr>
+      <w:r>
+        <w:rPr>
+          <w:rFonts w:ascii="Courier New" w:eastAsia="Times New Roman" w:hAnsi="Courier New" w:cs="Courier New"/>
+          <w:color w:val="000000"/>
+          <w:kern w:val="0"/>
+          <w:sz w:val="16"/>
+          <w:szCs w:val="16"/>
+          <w14:ligatures w14:val="none"/>
+        </w:rPr>
+        <w:t xml:space="preserve">4 | public </w:t>
+      </w:r>
+      <w:r>
+        <w:rPr>
+          <w:rFonts w:ascii="Courier New" w:eastAsia="Times New Roman" w:hAnsi="Courier New" w:cs="Courier New"/>
+          <w:b/>
+          <w:bCs/>
+          <w:color w:val="7F0055"/>
+          <w:kern w:val="0"/>
+          <w:sz w:val="16"/>
+          <w:szCs w:val="16"/>
+          <w14:ligatures w14:val="none"/>
+        </w:rPr>
+        <w:t>class</w:t>
+      </w:r>
+      <w:r>
+        <w:rPr>
+          <w:rFonts w:ascii="Courier New" w:eastAsia="Times New Roman" w:hAnsi="Courier New" w:cs="Courier New"/>
+          <w:color w:val="000000"/>
+          <w:kern w:val="0"/>
+          <w:sz w:val="16"/>
+          <w:szCs w:val="16"/>
+          <w14:ligatures w14:val="none"/>
+        </w:rPr>
+        <w:t xml:space="preserve"> </w:t>
+      </w:r>
+      <w:r>
+        <w:rPr>
+          <w:rFonts w:ascii="Courier New" w:eastAsia="Times New Roman" w:hAnsi="Courier New" w:cs="Courier New"/>
+          <w:color w:val="0000FF"/>
+          <w:kern w:val="0"/>
+          <w:sz w:val="16"/>
+          <w:szCs w:val="16"/>
+          <w14:ligatures w14:val="none"/>
+        </w:rPr>
+        <w:t>User</w:t>
+      </w:r>
+      <w:r>
+        <w:rPr>
+          <w:rFonts w:ascii="Courier New" w:eastAsia="Times New Roman" w:hAnsi="Courier New" w:cs="Courier New"/>
+          <w:color w:val="000000"/>
+          <w:kern w:val="0"/>
+          <w:sz w:val="16"/>
+          <w:szCs w:val="16"/>
+          <w14:ligatures w14:val="none"/>
+        </w:rPr>
+        <w:t xml:space="preserve"> {</w:t>
+      </w:r>
+    </w:p>
+    <w:p>
+      <w:pPr>
+        <w:shd w:val="clear" w:color="auto" w:fill="FFFFFF"/>
+        <w:tabs>
+          <w:tab w:val="left" w:pos="916"/>
+          <w:tab w:val="left" w:pos="1832"/>
+          <w:tab w:val="left" w:pos="2748"/>
+          <w:tab w:val="left" w:pos="3664"/>
+          <w:tab w:val="left" w:pos="4580"/>
+          <w:tab w:val="left" w:pos="5496"/>
+          <w:tab w:val="left" w:pos="6412"/>
+          <w:tab w:val="left" w:pos="7328"/>
+          <w:tab w:val="left" w:pos="8244"/>
+          <w:tab w:val="left" w:pos="9160"/>
+          <w:tab w:val="left" w:pos="10076"/>
+          <w:tab w:val="left" w:pos="10992"/>
+          <w:tab w:val="left" w:pos="11908"/>
+          <w:tab w:val="left" w:pos="12824"/>
+          <w:tab w:val="left" w:pos="13740"/>
+          <w:tab w:val="left" w:pos="14656"/>
+        </w:tabs>
+        <w:spacing w:after="0" w:line="240" w:lineRule="auto"/>
+        <w:rPr>
+          <w:rFonts w:ascii="Courier New" w:eastAsia="Times New Roman" w:hAnsi="Courier New" w:cs="Courier New"/>
+          <w:color w:val="000000"/>
+          <w:kern w:val="0"/>
+          <w:sz w:val="16"/>
+          <w:szCs w:val="16"/>
+          <w14:ligatures w14:val="none"/>
+        </w:rPr>
+      </w:pPr>
+      <w:r>
+        <w:rPr>
+          <w:rFonts w:ascii="Courier New" w:eastAsia="Times New Roman" w:hAnsi="Courier New" w:cs="Courier New"/>
+          <w:color w:val="000000"/>
+          <w:kern w:val="0"/>
+          <w:sz w:val="16"/>
+          <w:szCs w:val="16"/>
+          <w14:ligatures w14:val="none"/>
+        </w:rPr>
+        <w:t xml:space="preserve">5 |     public </w:t>
+      </w:r>
+      <w:r>
+        <w:rPr>
+          <w:rFonts w:ascii="Courier New" w:eastAsia="Times New Roman" w:hAnsi="Courier New" w:cs="Courier New"/>
+          <w:color w:val="0000FF"/>
+          <w:kern w:val="0"/>
+          <w:sz w:val="16"/>
+          <w:szCs w:val="16"/>
+          <w14:ligatures w14:val="none"/>
+        </w:rPr>
+        <w:t>String</w:t>
+      </w:r>
+      <w:r>
+        <w:rPr>
+          <w:rFonts w:ascii="Courier New" w:eastAsia="Times New Roman" w:hAnsi="Courier New" w:cs="Courier New"/>
+          <w:color w:val="000000"/>
+          <w:kern w:val="0"/>
+          <w:sz w:val="16"/>
+          <w:szCs w:val="16"/>
+          <w14:ligatures w14:val="none"/>
+        </w:rPr>
+        <w:t xml:space="preserve"> </w:t>
+      </w:r>
+      <w:r>
+        <w:rPr>
+          <w:rFonts w:ascii="Courier New" w:eastAsia="Times New Roman" w:hAnsi="Courier New" w:cs="Courier New"/>
+          <w:color w:val="0000FF"/>
+          <w:kern w:val="0"/>
+          <w:sz w:val="16"/>
+          <w:szCs w:val="16"/>
+          <w14:ligatures w14:val="none"/>
+        </w:rPr>
+        <w:t>FirstName</w:t>
+      </w:r>
+      <w:r>
+        <w:rPr>
+          <w:rFonts w:ascii="Courier New" w:eastAsia="Times New Roman" w:hAnsi="Courier New" w:cs="Courier New"/>
+          <w:color w:val="000000"/>
+          <w:kern w:val="0"/>
+          <w:sz w:val="16"/>
+          <w:szCs w:val="16"/>
+          <w14:ligatures w14:val="none"/>
+        </w:rPr>
+        <w:t xml:space="preserve"> ;</w:t>
+      </w:r>
+    </w:p>
+    <w:p>
+      <w:pPr>
+        <w:shd w:val="clear" w:color="auto" w:fill="FFFFFF"/>
+        <w:tabs>
+          <w:tab w:val="left" w:pos="916"/>
+          <w:tab w:val="left" w:pos="1832"/>
+          <w:tab w:val="left" w:pos="2748"/>
+          <w:tab w:val="left" w:pos="3664"/>
+          <w:tab w:val="left" w:pos="4580"/>
+          <w:tab w:val="left" w:pos="5496"/>
+          <w:tab w:val="left" w:pos="6412"/>
+          <w:tab w:val="left" w:pos="7328"/>
+          <w:tab w:val="left" w:pos="8244"/>
+          <w:tab w:val="left" w:pos="9160"/>
+          <w:tab w:val="left" w:pos="10076"/>
+          <w:tab w:val="left" w:pos="10992"/>
+          <w:tab w:val="left" w:pos="11908"/>
+          <w:tab w:val="left" w:pos="12824"/>
+          <w:tab w:val="left" w:pos="13740"/>
+          <w:tab w:val="left" w:pos="14656"/>
+        </w:tabs>
+        <w:spacing w:after="0" w:line="240" w:lineRule="auto"/>
+        <w:rPr>
+          <w:rFonts w:ascii="Courier New" w:eastAsia="Times New Roman" w:hAnsi="Courier New" w:cs="Courier New"/>
+          <w:color w:val="000000"/>
+          <w:kern w:val="0"/>
+          <w:sz w:val="16"/>
+          <w:szCs w:val="16"/>
+          <w14:ligatures w14:val="none"/>
+        </w:rPr>
+      </w:pPr>
+      <w:r>
+        <w:rPr>
+          <w:rFonts w:ascii="Courier New" w:eastAsia="Times New Roman" w:hAnsi="Courier New" w:cs="Courier New"/>
+          <w:color w:val="000000"/>
+          <w:kern w:val="0"/>
+          <w:sz w:val="16"/>
+          <w:szCs w:val="16"/>
+          <w14:ligatures w14:val="none"/>
+        </w:rPr>
+        <w:t xml:space="preserve">6 |     public </w:t>
+      </w:r>
+      <w:r>
+        <w:rPr>
+          <w:rFonts w:ascii="Courier New" w:eastAsia="Times New Roman" w:hAnsi="Courier New" w:cs="Courier New"/>
+          <w:color w:val="0000FF"/>
+          <w:kern w:val="0"/>
+          <w:sz w:val="16"/>
+          <w:szCs w:val="16"/>
+          <w14:ligatures w14:val="none"/>
+        </w:rPr>
+        <w:t>String</w:t>
+      </w:r>
+      <w:r>
+        <w:rPr>
+          <w:rFonts w:ascii="Courier New" w:eastAsia="Times New Roman" w:hAnsi="Courier New" w:cs="Courier New"/>
+          <w:color w:val="000000"/>
+          <w:kern w:val="0"/>
+          <w:sz w:val="16"/>
+          <w:szCs w:val="16"/>
+          <w14:ligatures w14:val="none"/>
+        </w:rPr>
+        <w:t xml:space="preserve"> </w:t>
+      </w:r>
+      <w:r>
+        <w:rPr>
+          <w:rFonts w:ascii="Courier New" w:eastAsia="Times New Roman" w:hAnsi="Courier New" w:cs="Courier New"/>
+          <w:color w:val="0000FF"/>
+          <w:kern w:val="0"/>
+          <w:sz w:val="16"/>
+          <w:szCs w:val="16"/>
+          <w14:ligatures w14:val="none"/>
+        </w:rPr>
+        <w:t>Lastname</w:t>
+      </w:r>
+      <w:r>
+        <w:rPr>
+          <w:rFonts w:ascii="Courier New" w:eastAsia="Times New Roman" w:hAnsi="Courier New" w:cs="Courier New"/>
+          <w:color w:val="000000"/>
+          <w:kern w:val="0"/>
+          <w:sz w:val="16"/>
+          <w:szCs w:val="16"/>
+          <w14:ligatures w14:val="none"/>
+        </w:rPr>
+        <w:t xml:space="preserve"> ;</w:t>
+      </w:r>
+    </w:p>
+    <w:p>
+      <w:pPr>
+        <w:shd w:val="clear" w:color="auto" w:fill="FFFFFF"/>
+        <w:tabs>
+          <w:tab w:val="left" w:pos="916"/>
+          <w:tab w:val="left" w:pos="1832"/>
+          <w:tab w:val="left" w:pos="2748"/>
+          <w:tab w:val="left" w:pos="3664"/>
+          <w:tab w:val="left" w:pos="4580"/>
+          <w:tab w:val="left" w:pos="5496"/>
+          <w:tab w:val="left" w:pos="6412"/>
+          <w:tab w:val="left" w:pos="7328"/>
+          <w:tab w:val="left" w:pos="8244"/>
+          <w:tab w:val="left" w:pos="9160"/>
+          <w:tab w:val="left" w:pos="10076"/>
+          <w:tab w:val="left" w:pos="10992"/>
+          <w:tab w:val="left" w:pos="11908"/>
+          <w:tab w:val="left" w:pos="12824"/>
+          <w:tab w:val="left" w:pos="13740"/>
+          <w:tab w:val="left" w:pos="14656"/>
+        </w:tabs>
+        <w:spacing w:after="0" w:line="240" w:lineRule="auto"/>
+        <w:rPr>
+          <w:rFonts w:ascii="Courier New" w:eastAsia="Times New Roman" w:hAnsi="Courier New" w:cs="Courier New"/>
+          <w:color w:val="000000"/>
+          <w:kern w:val="0"/>
+          <w:sz w:val="16"/>
+          <w:szCs w:val="16"/>
+          <w14:ligatures w14:val="none"/>
+        </w:rPr>
+      </w:pPr>
+      <w:r>
+        <w:rPr>
+          <w:rFonts w:ascii="Courier New" w:eastAsia="Times New Roman" w:hAnsi="Courier New" w:cs="Courier New"/>
+          <w:color w:val="000000"/>
+          <w:kern w:val="0"/>
+          <w:sz w:val="16"/>
+          <w:szCs w:val="16"/>
+          <w14:ligatures w14:val="none"/>
+        </w:rPr>
+        <w:t xml:space="preserve">7 |     public </w:t>
+      </w:r>
+      <w:r>
+        <w:rPr>
+          <w:rFonts w:ascii="Courier New" w:eastAsia="Times New Roman" w:hAnsi="Courier New" w:cs="Courier New"/>
+          <w:color w:val="0000FF"/>
+          <w:kern w:val="0"/>
+          <w:sz w:val="16"/>
+          <w:szCs w:val="16"/>
+          <w14:ligatures w14:val="none"/>
+        </w:rPr>
+        <w:t>int</w:t>
+      </w:r>
+      <w:r>
+        <w:rPr>
+          <w:rFonts w:ascii="Courier New" w:eastAsia="Times New Roman" w:hAnsi="Courier New" w:cs="Courier New"/>
+          <w:color w:val="000000"/>
+          <w:kern w:val="0"/>
+          <w:sz w:val="16"/>
+          <w:szCs w:val="16"/>
+          <w14:ligatures w14:val="none"/>
+        </w:rPr>
+        <w:t xml:space="preserve"> </w:t>
+      </w:r>
+      <w:r>
+        <w:rPr>
+          <w:rFonts w:ascii="Courier New" w:eastAsia="Times New Roman" w:hAnsi="Courier New" w:cs="Courier New"/>
+          <w:color w:val="0000FF"/>
+          <w:kern w:val="0"/>
+          <w:sz w:val="16"/>
+          <w:szCs w:val="16"/>
+          <w14:ligatures w14:val="none"/>
+        </w:rPr>
+        <w:t>BirthYear</w:t>
+      </w:r>
+      <w:r>
+        <w:rPr>
+          <w:rFonts w:ascii="Courier New" w:eastAsia="Times New Roman" w:hAnsi="Courier New" w:cs="Courier New"/>
+          <w:color w:val="000000"/>
+          <w:kern w:val="0"/>
+          <w:sz w:val="16"/>
+          <w:szCs w:val="16"/>
+          <w14:ligatures w14:val="none"/>
+        </w:rPr>
+        <w:t xml:space="preserve"> ;</w:t>
+      </w:r>
+    </w:p>
+    <w:p>
+      <w:pPr>
+        <w:shd w:val="clear" w:color="auto" w:fill="FFFFFF"/>
+        <w:tabs>
+          <w:tab w:val="left" w:pos="916"/>
+          <w:tab w:val="left" w:pos="1832"/>
+          <w:tab w:val="left" w:pos="2748"/>
+          <w:tab w:val="left" w:pos="3664"/>
+          <w:tab w:val="left" w:pos="4580"/>
+          <w:tab w:val="left" w:pos="5496"/>
+          <w:tab w:val="left" w:pos="6412"/>
+          <w:tab w:val="left" w:pos="7328"/>
+          <w:tab w:val="left" w:pos="8244"/>
+          <w:tab w:val="left" w:pos="9160"/>
+          <w:tab w:val="left" w:pos="10076"/>
+          <w:tab w:val="left" w:pos="10992"/>
+          <w:tab w:val="left" w:pos="11908"/>
+          <w:tab w:val="left" w:pos="12824"/>
+          <w:tab w:val="left" w:pos="13740"/>
+          <w:tab w:val="left" w:pos="14656"/>
+        </w:tabs>
+        <w:spacing w:after="0" w:line="240" w:lineRule="auto"/>
+        <w:rPr>
+          <w:rFonts w:ascii="Courier New" w:eastAsia="Times New Roman" w:hAnsi="Courier New" w:cs="Courier New"/>
+          <w:color w:val="000000"/>
+          <w:kern w:val="0"/>
+          <w:sz w:val="16"/>
+          <w:szCs w:val="16"/>
+          <w14:ligatures w14:val="none"/>
+        </w:rPr>
+      </w:pPr>
+      <w:r>
+        <w:rPr>
+          <w:rFonts w:ascii="Courier New" w:eastAsia="Times New Roman" w:hAnsi="Courier New" w:cs="Courier New"/>
+          <w:color w:val="000000"/>
+          <w:kern w:val="0"/>
+          <w:sz w:val="16"/>
+          <w:szCs w:val="16"/>
+          <w14:ligatures w14:val="none"/>
+        </w:rPr>
+        <w:t xml:space="preserve">8 |     public </w:t>
+      </w:r>
+      <w:r>
+        <w:rPr>
+          <w:rFonts w:ascii="Courier New" w:eastAsia="Times New Roman" w:hAnsi="Courier New" w:cs="Courier New"/>
+          <w:color w:val="0000FF"/>
+          <w:kern w:val="0"/>
+          <w:sz w:val="16"/>
+          <w:szCs w:val="16"/>
+          <w14:ligatures w14:val="none"/>
+        </w:rPr>
+        <w:t>double</w:t>
+      </w:r>
+      <w:r>
+        <w:rPr>
+          <w:rFonts w:ascii="Courier New" w:eastAsia="Times New Roman" w:hAnsi="Courier New" w:cs="Courier New"/>
+          <w:color w:val="000000"/>
+          <w:kern w:val="0"/>
+          <w:sz w:val="16"/>
+          <w:szCs w:val="16"/>
+          <w14:ligatures w14:val="none"/>
+        </w:rPr>
+        <w:t xml:space="preserve"> </w:t>
+      </w:r>
+      <w:r>
+        <w:rPr>
+          <w:rFonts w:ascii="Courier New" w:eastAsia="Times New Roman" w:hAnsi="Courier New" w:cs="Courier New"/>
+          <w:color w:val="0000FF"/>
+          <w:kern w:val="0"/>
+          <w:sz w:val="16"/>
+          <w:szCs w:val="16"/>
+          <w14:ligatures w14:val="none"/>
+        </w:rPr>
+        <w:t>salary</w:t>
+      </w:r>
+      <w:r>
+        <w:rPr>
+          <w:rFonts w:ascii="Courier New" w:eastAsia="Times New Roman" w:hAnsi="Courier New" w:cs="Courier New"/>
+          <w:color w:val="000000"/>
+          <w:kern w:val="0"/>
+          <w:sz w:val="16"/>
+          <w:szCs w:val="16"/>
+          <w14:ligatures w14:val="none"/>
+        </w:rPr>
+        <w:t xml:space="preserve"> ;</w:t>
+      </w:r>
+    </w:p>
+    <w:p>
+      <w:pPr>
+        <w:shd w:val="clear" w:color="auto" w:fill="FFFFFF"/>
+        <w:tabs>
+          <w:tab w:val="left" w:pos="916"/>
+          <w:tab w:val="left" w:pos="1832"/>
+          <w:tab w:val="left" w:pos="2748"/>
+          <w:tab w:val="left" w:pos="3664"/>
+          <w:tab w:val="left" w:pos="4580"/>
+          <w:tab w:val="left" w:pos="5496"/>
+          <w:tab w:val="left" w:pos="6412"/>
+          <w:tab w:val="left" w:pos="7328"/>
+          <w:tab w:val="left" w:pos="8244"/>
+          <w:tab w:val="left" w:pos="9160"/>
+          <w:tab w:val="left" w:pos="10076"/>
+          <w:tab w:val="left" w:pos="10992"/>
+          <w:tab w:val="left" w:pos="11908"/>
+          <w:tab w:val="left" w:pos="12824"/>
+          <w:tab w:val="left" w:pos="13740"/>
+          <w:tab w:val="left" w:pos="14656"/>
+        </w:tabs>
+        <w:spacing w:after="0" w:line="240" w:lineRule="auto"/>
+        <w:rPr>
+          <w:rFonts w:ascii="Courier New" w:eastAsia="Times New Roman" w:hAnsi="Courier New" w:cs="Courier New"/>
+          <w:color w:val="000000"/>
+          <w:kern w:val="0"/>
+          <w:sz w:val="16"/>
+          <w:szCs w:val="16"/>
+          <w14:ligatures w14:val="none"/>
+        </w:rPr>
+      </w:pPr>
+      <w:r>
+        <w:rPr>
+          <w:rFonts w:ascii="Courier New" w:eastAsia="Times New Roman" w:hAnsi="Courier New" w:cs="Courier New"/>
+          <w:color w:val="000000"/>
+          <w:kern w:val="0"/>
+          <w:sz w:val="16"/>
+          <w:szCs w:val="16"/>
+          <w14:ligatures w14:val="none"/>
+        </w:rPr>
+        <w:t>9 | </w:t>
+      </w:r>
+      <w:r>
+        <w:rPr>
+          <w:rFonts w:ascii="Cambria Math" w:eastAsia="Times New Roman" w:hAnsi="Cambria Math" w:cs="Cambria Math"/>
+          <w:color w:val="000000"/>
+          <w:kern w:val="0"/>
+          <w:sz w:val="16"/>
+          <w:szCs w:val="16"/>
+          <w14:ligatures w14:val="none"/>
+        </w:rPr>
+        <w:t>​</w:t>
+      </w:r>
+    </w:p>
+    <w:p>
+      <w:pPr>
+        <w:shd w:val="clear" w:color="auto" w:fill="FFFFFF"/>
+        <w:tabs>
+          <w:tab w:val="left" w:pos="916"/>
+          <w:tab w:val="left" w:pos="1832"/>
+          <w:tab w:val="left" w:pos="2748"/>
+          <w:tab w:val="left" w:pos="3664"/>
+          <w:tab w:val="left" w:pos="4580"/>
+          <w:tab w:val="left" w:pos="5496"/>
+          <w:tab w:val="left" w:pos="6412"/>
+          <w:tab w:val="left" w:pos="7328"/>
+          <w:tab w:val="left" w:pos="8244"/>
+          <w:tab w:val="left" w:pos="9160"/>
+          <w:tab w:val="left" w:pos="10076"/>
+          <w:tab w:val="left" w:pos="10992"/>
+          <w:tab w:val="left" w:pos="11908"/>
+          <w:tab w:val="left" w:pos="12824"/>
+          <w:tab w:val="left" w:pos="13740"/>
+          <w:tab w:val="left" w:pos="14656"/>
+        </w:tabs>
+        <w:spacing w:after="0" w:line="240" w:lineRule="auto"/>
+        <w:rPr>
+          <w:rFonts w:ascii="Courier New" w:eastAsia="Times New Roman" w:hAnsi="Courier New" w:cs="Courier New"/>
+          <w:color w:val="000000"/>
+          <w:kern w:val="0"/>
+          <w:sz w:val="16"/>
+          <w:szCs w:val="16"/>
+          <w14:ligatures w14:val="none"/>
+        </w:rPr>
+      </w:pPr>
+      <w:r>
+        <w:rPr>
+          <w:rFonts w:ascii="Courier New" w:eastAsia="Times New Roman" w:hAnsi="Courier New" w:cs="Courier New"/>
+          <w:color w:val="000000"/>
+          <w:kern w:val="0"/>
+          <w:sz w:val="16"/>
+          <w:szCs w:val="16"/>
+          <w14:ligatures w14:val="none"/>
+        </w:rPr>
+        <w:t xml:space="preserve">10|     public </w:t>
+      </w:r>
+      <w:r>
+        <w:rPr>
+          <w:rFonts w:ascii="Courier New" w:eastAsia="Times New Roman" w:hAnsi="Courier New" w:cs="Courier New"/>
+          <w:color w:val="0000FF"/>
+          <w:kern w:val="0"/>
+          <w:sz w:val="16"/>
+          <w:szCs w:val="16"/>
+          <w14:ligatures w14:val="none"/>
+        </w:rPr>
+        <w:t>User</w:t>
+      </w:r>
+      <w:r>
+        <w:rPr>
+          <w:rFonts w:ascii="Courier New" w:eastAsia="Times New Roman" w:hAnsi="Courier New" w:cs="Courier New"/>
+          <w:color w:val="000000"/>
+          <w:kern w:val="0"/>
+          <w:sz w:val="16"/>
+          <w:szCs w:val="16"/>
+          <w14:ligatures w14:val="none"/>
+        </w:rPr>
+        <w:t>(</w:t>
+      </w:r>
+      <w:r>
+        <w:rPr>
+          <w:rFonts w:ascii="Courier New" w:eastAsia="Times New Roman" w:hAnsi="Courier New" w:cs="Courier New"/>
+          <w:color w:val="0000FF"/>
+          <w:kern w:val="0"/>
+          <w:sz w:val="16"/>
+          <w:szCs w:val="16"/>
+          <w14:ligatures w14:val="none"/>
+        </w:rPr>
+        <w:t>String</w:t>
+      </w:r>
+      <w:r>
+        <w:rPr>
+          <w:rFonts w:ascii="Courier New" w:eastAsia="Times New Roman" w:hAnsi="Courier New" w:cs="Courier New"/>
+          <w:color w:val="000000"/>
+          <w:kern w:val="0"/>
+          <w:sz w:val="16"/>
+          <w:szCs w:val="16"/>
+          <w14:ligatures w14:val="none"/>
+        </w:rPr>
+        <w:t xml:space="preserve"> firstName, </w:t>
+      </w:r>
+      <w:r>
+        <w:rPr>
+          <w:rFonts w:ascii="Courier New" w:eastAsia="Times New Roman" w:hAnsi="Courier New" w:cs="Courier New"/>
+          <w:color w:val="0000C0"/>
+          <w:kern w:val="0"/>
+          <w:sz w:val="16"/>
+          <w:szCs w:val="16"/>
+          <w14:ligatures w14:val="none"/>
+        </w:rPr>
+        <w:t>String</w:t>
+      </w:r>
+      <w:r>
+        <w:rPr>
+          <w:rFonts w:ascii="Courier New" w:eastAsia="Times New Roman" w:hAnsi="Courier New" w:cs="Courier New"/>
+          <w:color w:val="000000"/>
+          <w:kern w:val="0"/>
+          <w:sz w:val="16"/>
+          <w:szCs w:val="16"/>
+          <w14:ligatures w14:val="none"/>
+        </w:rPr>
+        <w:t xml:space="preserve"> lastname, int birthYear, double salary) {</w:t>
+      </w:r>
+    </w:p>
+    <w:p>
+      <w:pPr>
+        <w:shd w:val="clear" w:color="auto" w:fill="FFFFFF"/>
+        <w:tabs>
+          <w:tab w:val="left" w:pos="916"/>
+          <w:tab w:val="left" w:pos="1832"/>
+          <w:tab w:val="left" w:pos="2748"/>
+          <w:tab w:val="left" w:pos="3664"/>
+          <w:tab w:val="left" w:pos="4580"/>
+          <w:tab w:val="left" w:pos="5496"/>
+          <w:tab w:val="left" w:pos="6412"/>
+          <w:tab w:val="left" w:pos="7328"/>
+          <w:tab w:val="left" w:pos="8244"/>
+          <w:tab w:val="left" w:pos="9160"/>
+          <w:tab w:val="left" w:pos="10076"/>
+          <w:tab w:val="left" w:pos="10992"/>
+          <w:tab w:val="left" w:pos="11908"/>
+          <w:tab w:val="left" w:pos="12824"/>
+          <w:tab w:val="left" w:pos="13740"/>
+          <w:tab w:val="left" w:pos="14656"/>
+        </w:tabs>
+        <w:spacing w:after="0" w:line="240" w:lineRule="auto"/>
+        <w:rPr>
+          <w:rFonts w:ascii="Courier New" w:eastAsia="Times New Roman" w:hAnsi="Courier New" w:cs="Courier New"/>
+          <w:color w:val="000000"/>
+          <w:kern w:val="0"/>
+          <w:sz w:val="16"/>
+          <w:szCs w:val="16"/>
+          <w14:ligatures w14:val="none"/>
+        </w:rPr>
+      </w:pPr>
+      <w:r>
+        <w:rPr>
+          <w:rFonts w:ascii="Courier New" w:eastAsia="Times New Roman" w:hAnsi="Courier New" w:cs="Courier New"/>
+          <w:color w:val="000000"/>
+          <w:kern w:val="0"/>
+          <w:sz w:val="16"/>
+          <w:szCs w:val="16"/>
+          <w14:ligatures w14:val="none"/>
+        </w:rPr>
+        <w:t>11|         </w:t>
+      </w:r>
+      <w:r>
+        <w:rPr>
+          <w:rFonts w:ascii="Courier New" w:eastAsia="Times New Roman" w:hAnsi="Courier New" w:cs="Courier New"/>
+          <w:b/>
+          <w:bCs/>
+          <w:color w:val="7F0055"/>
+          <w:kern w:val="0"/>
+          <w:sz w:val="16"/>
+          <w:szCs w:val="16"/>
+          <w14:ligatures w14:val="none"/>
+        </w:rPr>
+        <w:t>this</w:t>
+      </w:r>
+      <w:r>
+        <w:rPr>
+          <w:rFonts w:ascii="Courier New" w:eastAsia="Times New Roman" w:hAnsi="Courier New" w:cs="Courier New"/>
+          <w:color w:val="000000"/>
+          <w:kern w:val="0"/>
+          <w:sz w:val="16"/>
+          <w:szCs w:val="16"/>
+          <w14:ligatures w14:val="none"/>
+        </w:rPr>
+        <w:t>.FirstName = firstName;</w:t>
+      </w:r>
+    </w:p>
+    <w:p>
+      <w:pPr>
+        <w:shd w:val="clear" w:color="auto" w:fill="FFFFFF"/>
+        <w:tabs>
+          <w:tab w:val="left" w:pos="916"/>
+          <w:tab w:val="left" w:pos="1832"/>
+          <w:tab w:val="left" w:pos="2748"/>
+          <w:tab w:val="left" w:pos="3664"/>
+          <w:tab w:val="left" w:pos="4580"/>
+          <w:tab w:val="left" w:pos="5496"/>
+          <w:tab w:val="left" w:pos="6412"/>
+          <w:tab w:val="left" w:pos="7328"/>
+          <w:tab w:val="left" w:pos="8244"/>
+          <w:tab w:val="left" w:pos="9160"/>
+          <w:tab w:val="left" w:pos="10076"/>
+          <w:tab w:val="left" w:pos="10992"/>
+          <w:tab w:val="left" w:pos="11908"/>
+          <w:tab w:val="left" w:pos="12824"/>
+          <w:tab w:val="left" w:pos="13740"/>
+          <w:tab w:val="left" w:pos="14656"/>
+        </w:tabs>
+        <w:spacing w:after="0" w:line="240" w:lineRule="auto"/>
+        <w:rPr>
+          <w:rFonts w:ascii="Courier New" w:eastAsia="Times New Roman" w:hAnsi="Courier New" w:cs="Courier New"/>
+          <w:color w:val="000000"/>
+          <w:kern w:val="0"/>
+          <w:sz w:val="16"/>
+          <w:szCs w:val="16"/>
+          <w14:ligatures w14:val="none"/>
+        </w:rPr>
+      </w:pPr>
+      <w:r>
+        <w:rPr>
+          <w:rFonts w:ascii="Courier New" w:eastAsia="Times New Roman" w:hAnsi="Courier New" w:cs="Courier New"/>
+          <w:color w:val="000000"/>
+          <w:kern w:val="0"/>
+          <w:sz w:val="16"/>
+          <w:szCs w:val="16"/>
+          <w14:ligatures w14:val="none"/>
+        </w:rPr>
+        <w:t>12|         </w:t>
+      </w:r>
+      <w:r>
+        <w:rPr>
+          <w:rFonts w:ascii="Courier New" w:eastAsia="Times New Roman" w:hAnsi="Courier New" w:cs="Courier New"/>
+          <w:b/>
+          <w:bCs/>
+          <w:color w:val="7F0055"/>
+          <w:kern w:val="0"/>
+          <w:sz w:val="16"/>
+          <w:szCs w:val="16"/>
+          <w14:ligatures w14:val="none"/>
+        </w:rPr>
+        <w:t>this</w:t>
+      </w:r>
+      <w:r>
+        <w:rPr>
+          <w:rFonts w:ascii="Courier New" w:eastAsia="Times New Roman" w:hAnsi="Courier New" w:cs="Courier New"/>
+          <w:color w:val="000000"/>
+          <w:kern w:val="0"/>
+          <w:sz w:val="16"/>
+          <w:szCs w:val="16"/>
+          <w14:ligatures w14:val="none"/>
+        </w:rPr>
+        <w:t>.Lastname = lastname;</w:t>
+      </w:r>
+    </w:p>
+    <w:p>
+      <w:pPr>
+        <w:shd w:val="clear" w:color="auto" w:fill="FFFFFF"/>
+        <w:tabs>
+          <w:tab w:val="left" w:pos="916"/>
+          <w:tab w:val="left" w:pos="1832"/>
+          <w:tab w:val="left" w:pos="2748"/>
+          <w:tab w:val="left" w:pos="3664"/>
+          <w:tab w:val="left" w:pos="4580"/>
+          <w:tab w:val="left" w:pos="5496"/>
+          <w:tab w:val="left" w:pos="6412"/>
+          <w:tab w:val="left" w:pos="7328"/>
+          <w:tab w:val="left" w:pos="8244"/>
+          <w:tab w:val="left" w:pos="9160"/>
+          <w:tab w:val="left" w:pos="10076"/>
+          <w:tab w:val="left" w:pos="10992"/>
+          <w:tab w:val="left" w:pos="11908"/>
+          <w:tab w:val="left" w:pos="12824"/>
+          <w:tab w:val="left" w:pos="13740"/>
+          <w:tab w:val="left" w:pos="14656"/>
+        </w:tabs>
+        <w:spacing w:after="0" w:line="240" w:lineRule="auto"/>
+        <w:rPr>
+          <w:rFonts w:ascii="Courier New" w:eastAsia="Times New Roman" w:hAnsi="Courier New" w:cs="Courier New"/>
+          <w:color w:val="000000"/>
+          <w:kern w:val="0"/>
+          <w:sz w:val="16"/>
+          <w:szCs w:val="16"/>
+          <w14:ligatures w14:val="none"/>
+        </w:rPr>
+      </w:pPr>
+      <w:r>
+        <w:rPr>
+          <w:rFonts w:ascii="Courier New" w:eastAsia="Times New Roman" w:hAnsi="Courier New" w:cs="Courier New"/>
+          <w:color w:val="000000"/>
+          <w:kern w:val="0"/>
+          <w:sz w:val="16"/>
+          <w:szCs w:val="16"/>
+          <w14:ligatures w14:val="none"/>
+        </w:rPr>
+        <w:t>13|         </w:t>
+      </w:r>
+      <w:r>
+        <w:rPr>
+          <w:rFonts w:ascii="Courier New" w:eastAsia="Times New Roman" w:hAnsi="Courier New" w:cs="Courier New"/>
+          <w:b/>
+          <w:bCs/>
+          <w:color w:val="7F0055"/>
+          <w:kern w:val="0"/>
+          <w:sz w:val="16"/>
+          <w:szCs w:val="16"/>
+          <w14:ligatures w14:val="none"/>
+        </w:rPr>
+        <w:t>this</w:t>
+      </w:r>
+      <w:r>
+        <w:rPr>
+          <w:rFonts w:ascii="Courier New" w:eastAsia="Times New Roman" w:hAnsi="Courier New" w:cs="Courier New"/>
+          <w:color w:val="000000"/>
+          <w:kern w:val="0"/>
+          <w:sz w:val="16"/>
+          <w:szCs w:val="16"/>
+          <w14:ligatures w14:val="none"/>
+        </w:rPr>
+        <w:t>.BirthYear = birthYear;</w:t>
+      </w:r>
+    </w:p>
+    <w:p>
+      <w:pPr>
+        <w:shd w:val="clear" w:color="auto" w:fill="FFFFFF"/>
+        <w:tabs>
+          <w:tab w:val="left" w:pos="916"/>
+          <w:tab w:val="left" w:pos="1832"/>
+          <w:tab w:val="left" w:pos="2748"/>
+          <w:tab w:val="left" w:pos="3664"/>
+          <w:tab w:val="left" w:pos="4580"/>
+          <w:tab w:val="left" w:pos="5496"/>
+          <w:tab w:val="left" w:pos="6412"/>
+          <w:tab w:val="left" w:pos="7328"/>
+          <w:tab w:val="left" w:pos="8244"/>
+          <w:tab w:val="left" w:pos="9160"/>
+          <w:tab w:val="left" w:pos="10076"/>
+          <w:tab w:val="left" w:pos="10992"/>
+          <w:tab w:val="left" w:pos="11908"/>
+          <w:tab w:val="left" w:pos="12824"/>
+          <w:tab w:val="left" w:pos="13740"/>
+          <w:tab w:val="left" w:pos="14656"/>
+        </w:tabs>
+        <w:spacing w:after="0" w:line="240" w:lineRule="auto"/>
+        <w:rPr>
+          <w:rFonts w:ascii="Courier New" w:eastAsia="Times New Roman" w:hAnsi="Courier New" w:cs="Courier New"/>
+          <w:color w:val="000000"/>
+          <w:kern w:val="0"/>
+          <w:sz w:val="16"/>
+          <w:szCs w:val="16"/>
+          <w14:ligatures w14:val="none"/>
+        </w:rPr>
+      </w:pPr>
+      <w:r>
+        <w:rPr>
+          <w:rFonts w:ascii="Courier New" w:eastAsia="Times New Roman" w:hAnsi="Courier New" w:cs="Courier New"/>
+          <w:color w:val="000000"/>
+          <w:kern w:val="0"/>
+          <w:sz w:val="16"/>
+          <w:szCs w:val="16"/>
+          <w14:ligatures w14:val="none"/>
+        </w:rPr>
+        <w:t>14|         </w:t>
+      </w:r>
+      <w:r>
+        <w:rPr>
+          <w:rFonts w:ascii="Courier New" w:eastAsia="Times New Roman" w:hAnsi="Courier New" w:cs="Courier New"/>
+          <w:b/>
+          <w:bCs/>
+          <w:color w:val="7F0055"/>
+          <w:kern w:val="0"/>
+          <w:sz w:val="16"/>
+          <w:szCs w:val="16"/>
+          <w14:ligatures w14:val="none"/>
+        </w:rPr>
+        <w:t>this</w:t>
+      </w:r>
+      <w:r>
+        <w:rPr>
+          <w:rFonts w:ascii="Courier New" w:eastAsia="Times New Roman" w:hAnsi="Courier New" w:cs="Courier New"/>
+          <w:color w:val="000000"/>
+          <w:kern w:val="0"/>
+          <w:sz w:val="16"/>
+          <w:szCs w:val="16"/>
+          <w14:ligatures w14:val="none"/>
+        </w:rPr>
+        <w:t>.salary = salary;</w:t>
+      </w:r>
+    </w:p>
+    <w:p>
+      <w:pPr>
+        <w:shd w:val="clear" w:color="auto" w:fill="FFFFFF"/>
+        <w:tabs>
+          <w:tab w:val="left" w:pos="916"/>
+          <w:tab w:val="left" w:pos="1832"/>
+          <w:tab w:val="left" w:pos="2748"/>
+          <w:tab w:val="left" w:pos="3664"/>
+          <w:tab w:val="left" w:pos="4580"/>
+          <w:tab w:val="left" w:pos="5496"/>
+          <w:tab w:val="left" w:pos="6412"/>
+          <w:tab w:val="left" w:pos="7328"/>
+          <w:tab w:val="left" w:pos="8244"/>
+          <w:tab w:val="left" w:pos="9160"/>
+          <w:tab w:val="left" w:pos="10076"/>
+          <w:tab w:val="left" w:pos="10992"/>
+          <w:tab w:val="left" w:pos="11908"/>
+          <w:tab w:val="left" w:pos="12824"/>
+          <w:tab w:val="left" w:pos="13740"/>
+          <w:tab w:val="left" w:pos="14656"/>
+        </w:tabs>
+        <w:spacing w:after="0" w:line="240" w:lineRule="auto"/>
+        <w:rPr>
+          <w:rFonts w:ascii="Courier New" w:eastAsia="Times New Roman" w:hAnsi="Courier New" w:cs="Courier New"/>
+          <w:color w:val="000000"/>
+          <w:kern w:val="0"/>
+          <w:sz w:val="16"/>
+          <w:szCs w:val="16"/>
+          <w14:ligatures w14:val="none"/>
+        </w:rPr>
+      </w:pPr>
+      <w:r>
+        <w:rPr>
+          <w:rFonts w:ascii="Courier New" w:eastAsia="Times New Roman" w:hAnsi="Courier New" w:cs="Courier New"/>
+          <w:color w:val="000000"/>
+          <w:kern w:val="0"/>
+          <w:sz w:val="16"/>
+          <w:szCs w:val="16"/>
+          <w14:ligatures w14:val="none"/>
+        </w:rPr>
+        <w:t>15|     }</w:t>
+      </w:r>
+    </w:p>
+    <w:p>
+      <w:pPr>
+        <w:shd w:val="clear" w:color="auto" w:fill="FFFFFF"/>
+        <w:tabs>
+          <w:tab w:val="left" w:pos="916"/>
+          <w:tab w:val="left" w:pos="1832"/>
+          <w:tab w:val="left" w:pos="2748"/>
+          <w:tab w:val="left" w:pos="3664"/>
+          <w:tab w:val="left" w:pos="4580"/>
+          <w:tab w:val="left" w:pos="5496"/>
+          <w:tab w:val="left" w:pos="6412"/>
+          <w:tab w:val="left" w:pos="7328"/>
+          <w:tab w:val="left" w:pos="8244"/>
+          <w:tab w:val="left" w:pos="9160"/>
+          <w:tab w:val="left" w:pos="10076"/>
+          <w:tab w:val="left" w:pos="10992"/>
+          <w:tab w:val="left" w:pos="11908"/>
+          <w:tab w:val="left" w:pos="12824"/>
+          <w:tab w:val="left" w:pos="13740"/>
+          <w:tab w:val="left" w:pos="14656"/>
+        </w:tabs>
+        <w:spacing w:after="0" w:line="240" w:lineRule="auto"/>
+        <w:rPr>
+          <w:rFonts w:ascii="Courier New" w:eastAsia="Times New Roman" w:hAnsi="Courier New" w:cs="Courier New"/>
+          <w:color w:val="000000"/>
+          <w:kern w:val="0"/>
+          <w:sz w:val="16"/>
+          <w:szCs w:val="16"/>
+          <w14:ligatures w14:val="none"/>
+        </w:rPr>
+      </w:pPr>
+      <w:r>
+        <w:rPr>
+          <w:rFonts w:ascii="Courier New" w:eastAsia="Times New Roman" w:hAnsi="Courier New" w:cs="Courier New"/>
+          <w:color w:val="000000"/>
+          <w:kern w:val="0"/>
+          <w:sz w:val="16"/>
+          <w:szCs w:val="16"/>
+          <w14:ligatures w14:val="none"/>
+        </w:rPr>
+        <w:t>16|     </w:t>
+      </w:r>
+    </w:p>
+    <w:p>
+      <w:pPr>
+        <w:shd w:val="clear" w:color="auto" w:fill="FFFFFF"/>
+        <w:tabs>
+          <w:tab w:val="left" w:pos="916"/>
+          <w:tab w:val="left" w:pos="1832"/>
+          <w:tab w:val="left" w:pos="2748"/>
+          <w:tab w:val="left" w:pos="3664"/>
+          <w:tab w:val="left" w:pos="4580"/>
+          <w:tab w:val="left" w:pos="5496"/>
+          <w:tab w:val="left" w:pos="6412"/>
+          <w:tab w:val="left" w:pos="7328"/>
+          <w:tab w:val="left" w:pos="8244"/>
+          <w:tab w:val="left" w:pos="9160"/>
+          <w:tab w:val="left" w:pos="10076"/>
+          <w:tab w:val="left" w:pos="10992"/>
+          <w:tab w:val="left" w:pos="11908"/>
+          <w:tab w:val="left" w:pos="12824"/>
+          <w:tab w:val="left" w:pos="13740"/>
+          <w:tab w:val="left" w:pos="14656"/>
+        </w:tabs>
+        <w:spacing w:after="0" w:line="240" w:lineRule="auto"/>
+        <w:rPr>
+          <w:rFonts w:ascii="Courier New" w:eastAsia="Times New Roman" w:hAnsi="Courier New" w:cs="Courier New"/>
+          <w:color w:val="000000"/>
+          <w:kern w:val="0"/>
+          <w:sz w:val="16"/>
+          <w:szCs w:val="16"/>
+          <w14:ligatures w14:val="none"/>
+        </w:rPr>
+      </w:pPr>
+      <w:r>
+        <w:rPr>
+          <w:rFonts w:ascii="Courier New" w:eastAsia="Times New Roman" w:hAnsi="Courier New" w:cs="Courier New"/>
+          <w:color w:val="000000"/>
+          <w:kern w:val="0"/>
+          <w:sz w:val="16"/>
+          <w:szCs w:val="16"/>
+          <w14:ligatures w14:val="none"/>
+        </w:rPr>
+        <w:t xml:space="preserve">17|     public </w:t>
+      </w:r>
+      <w:r>
+        <w:rPr>
+          <w:rFonts w:ascii="Courier New" w:eastAsia="Times New Roman" w:hAnsi="Courier New" w:cs="Courier New"/>
+          <w:color w:val="0000FF"/>
+          <w:kern w:val="0"/>
+          <w:sz w:val="16"/>
+          <w:szCs w:val="16"/>
+          <w14:ligatures w14:val="none"/>
+        </w:rPr>
+        <w:t>User</w:t>
+      </w:r>
+      <w:r>
+        <w:rPr>
+          <w:rFonts w:ascii="Courier New" w:eastAsia="Times New Roman" w:hAnsi="Courier New" w:cs="Courier New"/>
+          <w:color w:val="000000"/>
+          <w:kern w:val="0"/>
+          <w:sz w:val="16"/>
+          <w:szCs w:val="16"/>
+          <w14:ligatures w14:val="none"/>
+        </w:rPr>
+        <w:t>(</w:t>
+      </w:r>
+      <w:r>
+        <w:rPr>
+          <w:rFonts w:ascii="Courier New" w:eastAsia="Times New Roman" w:hAnsi="Courier New" w:cs="Courier New"/>
+          <w:color w:val="0000FF"/>
+          <w:kern w:val="0"/>
+          <w:sz w:val="16"/>
+          <w:szCs w:val="16"/>
+          <w14:ligatures w14:val="none"/>
+        </w:rPr>
+        <w:t>String</w:t>
+      </w:r>
+      <w:r>
+        <w:rPr>
+          <w:rFonts w:ascii="Courier New" w:eastAsia="Times New Roman" w:hAnsi="Courier New" w:cs="Courier New"/>
+          <w:color w:val="000000"/>
+          <w:kern w:val="0"/>
+          <w:sz w:val="16"/>
+          <w:szCs w:val="16"/>
+          <w14:ligatures w14:val="none"/>
+        </w:rPr>
+        <w:t xml:space="preserve"> firstName , int birthYear) {</w:t>
+      </w:r>
+    </w:p>
+    <w:p>
+      <w:pPr>
+        <w:shd w:val="clear" w:color="auto" w:fill="FFFFFF"/>
+        <w:tabs>
+          <w:tab w:val="left" w:pos="916"/>
+          <w:tab w:val="left" w:pos="1832"/>
+          <w:tab w:val="left" w:pos="2748"/>
+          <w:tab w:val="left" w:pos="3664"/>
+          <w:tab w:val="left" w:pos="4580"/>
+          <w:tab w:val="left" w:pos="5496"/>
+          <w:tab w:val="left" w:pos="6412"/>
+          <w:tab w:val="left" w:pos="7328"/>
+          <w:tab w:val="left" w:pos="8244"/>
+          <w:tab w:val="left" w:pos="9160"/>
+          <w:tab w:val="left" w:pos="10076"/>
+          <w:tab w:val="left" w:pos="10992"/>
+          <w:tab w:val="left" w:pos="11908"/>
+          <w:tab w:val="left" w:pos="12824"/>
+          <w:tab w:val="left" w:pos="13740"/>
+          <w:tab w:val="left" w:pos="14656"/>
+        </w:tabs>
+        <w:spacing w:after="0" w:line="240" w:lineRule="auto"/>
+        <w:rPr>
+          <w:rFonts w:ascii="Courier New" w:eastAsia="Times New Roman" w:hAnsi="Courier New" w:cs="Courier New"/>
+          <w:color w:val="000000"/>
+          <w:kern w:val="0"/>
+          <w:sz w:val="16"/>
+          <w:szCs w:val="16"/>
+          <w14:ligatures w14:val="none"/>
+        </w:rPr>
+      </w:pPr>
+      <w:r>
+        <w:rPr>
+          <w:rFonts w:ascii="Courier New" w:eastAsia="Times New Roman" w:hAnsi="Courier New" w:cs="Courier New"/>
+          <w:color w:val="000000"/>
+          <w:kern w:val="0"/>
+          <w:sz w:val="16"/>
+          <w:szCs w:val="16"/>
+          <w14:ligatures w14:val="none"/>
+        </w:rPr>
+        <w:t>18|         </w:t>
+      </w:r>
+      <w:r>
+        <w:rPr>
+          <w:rFonts w:ascii="Courier New" w:eastAsia="Times New Roman" w:hAnsi="Courier New" w:cs="Courier New"/>
+          <w:b/>
+          <w:bCs/>
+          <w:color w:val="7F0055"/>
+          <w:kern w:val="0"/>
+          <w:sz w:val="16"/>
+          <w:szCs w:val="16"/>
+          <w14:ligatures w14:val="none"/>
+        </w:rPr>
+        <w:t>this</w:t>
+      </w:r>
+      <w:r>
+        <w:rPr>
+          <w:rFonts w:ascii="Courier New" w:eastAsia="Times New Roman" w:hAnsi="Courier New" w:cs="Courier New"/>
+          <w:color w:val="000000"/>
+          <w:kern w:val="0"/>
+          <w:sz w:val="16"/>
+          <w:szCs w:val="16"/>
+          <w14:ligatures w14:val="none"/>
+        </w:rPr>
+        <w:t>.FirstName = firstName;</w:t>
+      </w:r>
+    </w:p>
+    <w:p>
+      <w:pPr>
+        <w:shd w:val="clear" w:color="auto" w:fill="FFFFFF"/>
+        <w:tabs>
+          <w:tab w:val="left" w:pos="916"/>
+          <w:tab w:val="left" w:pos="1832"/>
+          <w:tab w:val="left" w:pos="2748"/>
+          <w:tab w:val="left" w:pos="3664"/>
+          <w:tab w:val="left" w:pos="4580"/>
+          <w:tab w:val="left" w:pos="5496"/>
+          <w:tab w:val="left" w:pos="6412"/>
+          <w:tab w:val="left" w:pos="7328"/>
+          <w:tab w:val="left" w:pos="8244"/>
+          <w:tab w:val="left" w:pos="9160"/>
+          <w:tab w:val="left" w:pos="10076"/>
+          <w:tab w:val="left" w:pos="10992"/>
+          <w:tab w:val="left" w:pos="11908"/>
+          <w:tab w:val="left" w:pos="12824"/>
+          <w:tab w:val="left" w:pos="13740"/>
+          <w:tab w:val="left" w:pos="14656"/>
+        </w:tabs>
+        <w:spacing w:after="0" w:line="240" w:lineRule="auto"/>
+        <w:rPr>
+          <w:rFonts w:ascii="Courier New" w:eastAsia="Times New Roman" w:hAnsi="Courier New" w:cs="Courier New"/>
+          <w:color w:val="000000"/>
+          <w:kern w:val="0"/>
+          <w:sz w:val="16"/>
+          <w:szCs w:val="16"/>
+          <w14:ligatures w14:val="none"/>
+        </w:rPr>
+      </w:pPr>
+      <w:r>
+        <w:rPr>
+          <w:rFonts w:ascii="Courier New" w:eastAsia="Times New Roman" w:hAnsi="Courier New" w:cs="Courier New"/>
+          <w:color w:val="000000"/>
+          <w:kern w:val="0"/>
+          <w:sz w:val="16"/>
+          <w:szCs w:val="16"/>
+          <w14:ligatures w14:val="none"/>
+        </w:rPr>
+        <w:t>19|         </w:t>
+      </w:r>
+      <w:r>
+        <w:rPr>
+          <w:rFonts w:ascii="Courier New" w:eastAsia="Times New Roman" w:hAnsi="Courier New" w:cs="Courier New"/>
+          <w:b/>
+          <w:bCs/>
+          <w:color w:val="7F0055"/>
+          <w:kern w:val="0"/>
+          <w:sz w:val="16"/>
+          <w:szCs w:val="16"/>
+          <w14:ligatures w14:val="none"/>
+        </w:rPr>
+        <w:t>this</w:t>
+      </w:r>
+      <w:r>
+        <w:rPr>
+          <w:rFonts w:ascii="Courier New" w:eastAsia="Times New Roman" w:hAnsi="Courier New" w:cs="Courier New"/>
+          <w:color w:val="000000"/>
+          <w:kern w:val="0"/>
+          <w:sz w:val="16"/>
+          <w:szCs w:val="16"/>
+          <w14:ligatures w14:val="none"/>
+        </w:rPr>
+        <w:t>.BirthYear = birthYear;</w:t>
+      </w:r>
+    </w:p>
+    <w:p>
+      <w:pPr>
+        <w:shd w:val="clear" w:color="auto" w:fill="FFFFFF"/>
+        <w:tabs>
+          <w:tab w:val="left" w:pos="916"/>
+          <w:tab w:val="left" w:pos="1832"/>
+          <w:tab w:val="left" w:pos="2748"/>
+          <w:tab w:val="left" w:pos="3664"/>
+          <w:tab w:val="left" w:pos="4580"/>
+          <w:tab w:val="left" w:pos="5496"/>
+          <w:tab w:val="left" w:pos="6412"/>
+          <w:tab w:val="left" w:pos="7328"/>
+          <w:tab w:val="left" w:pos="8244"/>
+          <w:tab w:val="left" w:pos="9160"/>
+          <w:tab w:val="left" w:pos="10076"/>
+          <w:tab w:val="left" w:pos="10992"/>
+          <w:tab w:val="left" w:pos="11908"/>
+          <w:tab w:val="left" w:pos="12824"/>
+          <w:tab w:val="left" w:pos="13740"/>
+          <w:tab w:val="left" w:pos="14656"/>
+        </w:tabs>
+        <w:spacing w:after="0" w:line="240" w:lineRule="auto"/>
+        <w:rPr>
+          <w:rFonts w:ascii="Courier New" w:eastAsia="Times New Roman" w:hAnsi="Courier New" w:cs="Courier New"/>
+          <w:color w:val="000000"/>
+          <w:kern w:val="0"/>
+          <w:sz w:val="16"/>
+          <w:szCs w:val="16"/>
+          <w14:ligatures w14:val="none"/>
+        </w:rPr>
+      </w:pPr>
+      <w:r>
+        <w:rPr>
+          <w:rFonts w:ascii="Courier New" w:eastAsia="Times New Roman" w:hAnsi="Courier New" w:cs="Courier New"/>
+          <w:color w:val="000000"/>
+          <w:kern w:val="0"/>
+          <w:sz w:val="16"/>
+          <w:szCs w:val="16"/>
+          <w14:ligatures w14:val="none"/>
+        </w:rPr>
+        <w:t>20|     }</w:t>
+      </w:r>
+    </w:p>
+    <w:p>
+      <w:pPr>
+        <w:shd w:val="clear" w:color="auto" w:fill="FFFFFF"/>
+        <w:tabs>
+          <w:tab w:val="left" w:pos="916"/>
+          <w:tab w:val="left" w:pos="1832"/>
+          <w:tab w:val="left" w:pos="2748"/>
+          <w:tab w:val="left" w:pos="3664"/>
+          <w:tab w:val="left" w:pos="4580"/>
+          <w:tab w:val="left" w:pos="5496"/>
+          <w:tab w:val="left" w:pos="6412"/>
+          <w:tab w:val="left" w:pos="7328"/>
+          <w:tab w:val="left" w:pos="8244"/>
+          <w:tab w:val="left" w:pos="9160"/>
+          <w:tab w:val="left" w:pos="10076"/>
+          <w:tab w:val="left" w:pos="10992"/>
+          <w:tab w:val="left" w:pos="11908"/>
+          <w:tab w:val="left" w:pos="12824"/>
+          <w:tab w:val="left" w:pos="13740"/>
+          <w:tab w:val="left" w:pos="14656"/>
+        </w:tabs>
+        <w:spacing w:after="0" w:line="240" w:lineRule="auto"/>
+        <w:rPr>
+          <w:rFonts w:ascii="Courier New" w:eastAsia="Times New Roman" w:hAnsi="Courier New" w:cs="Courier New"/>
+          <w:color w:val="000000"/>
+          <w:kern w:val="0"/>
+          <w:sz w:val="16"/>
+          <w:szCs w:val="16"/>
+          <w14:ligatures w14:val="none"/>
+        </w:rPr>
+      </w:pPr>
+      <w:r>
+        <w:rPr>
+          <w:rFonts w:ascii="Courier New" w:eastAsia="Times New Roman" w:hAnsi="Courier New" w:cs="Courier New"/>
+          <w:color w:val="000000"/>
+          <w:kern w:val="0"/>
+          <w:sz w:val="16"/>
+          <w:szCs w:val="16"/>
+          <w14:ligatures w14:val="none"/>
+        </w:rPr>
+        <w:t>21| </w:t>
+      </w:r>
+      <w:r>
+        <w:rPr>
+          <w:rFonts w:ascii="Cambria Math" w:eastAsia="Times New Roman" w:hAnsi="Cambria Math" w:cs="Cambria Math"/>
+          <w:color w:val="000000"/>
+          <w:kern w:val="0"/>
+          <w:sz w:val="16"/>
+          <w:szCs w:val="16"/>
+          <w14:ligatures w14:val="none"/>
+        </w:rPr>
+        <w:t>​</w:t>
+      </w:r>
+    </w:p>
+    <w:p>
+      <w:pPr>
+        <w:shd w:val="clear" w:color="auto" w:fill="FFFFFF"/>
+        <w:tabs>
+          <w:tab w:val="left" w:pos="916"/>
+          <w:tab w:val="left" w:pos="1832"/>
+          <w:tab w:val="left" w:pos="2748"/>
+          <w:tab w:val="left" w:pos="3664"/>
+          <w:tab w:val="left" w:pos="4580"/>
+          <w:tab w:val="left" w:pos="5496"/>
+          <w:tab w:val="left" w:pos="6412"/>
+          <w:tab w:val="left" w:pos="7328"/>
+          <w:tab w:val="left" w:pos="8244"/>
+          <w:tab w:val="left" w:pos="9160"/>
+          <w:tab w:val="left" w:pos="10076"/>
+          <w:tab w:val="left" w:pos="10992"/>
+          <w:tab w:val="left" w:pos="11908"/>
+          <w:tab w:val="left" w:pos="12824"/>
+          <w:tab w:val="left" w:pos="13740"/>
+          <w:tab w:val="left" w:pos="14656"/>
+        </w:tabs>
+        <w:spacing w:after="0" w:line="240" w:lineRule="auto"/>
+        <w:rPr>
+          <w:rFonts w:ascii="Courier New" w:eastAsia="Times New Roman" w:hAnsi="Courier New" w:cs="Courier New"/>
+          <w:color w:val="000000"/>
+          <w:kern w:val="0"/>
+          <w:sz w:val="16"/>
+          <w:szCs w:val="16"/>
+          <w14:ligatures w14:val="none"/>
+        </w:rPr>
+      </w:pPr>
+      <w:r>
+        <w:rPr>
+          <w:rFonts w:ascii="Courier New" w:eastAsia="Times New Roman" w:hAnsi="Courier New" w:cs="Courier New"/>
+          <w:color w:val="000000"/>
+          <w:kern w:val="0"/>
+          <w:sz w:val="16"/>
+          <w:szCs w:val="16"/>
+          <w14:ligatures w14:val="none"/>
+        </w:rPr>
+        <w:t xml:space="preserve">22|     public </w:t>
+      </w:r>
+      <w:r>
+        <w:rPr>
+          <w:rFonts w:ascii="Courier New" w:eastAsia="Times New Roman" w:hAnsi="Courier New" w:cs="Courier New"/>
+          <w:color w:val="0000FF"/>
+          <w:kern w:val="0"/>
+          <w:sz w:val="16"/>
+          <w:szCs w:val="16"/>
+          <w14:ligatures w14:val="none"/>
+        </w:rPr>
+        <w:t>static</w:t>
+      </w:r>
+      <w:r>
+        <w:rPr>
+          <w:rFonts w:ascii="Courier New" w:eastAsia="Times New Roman" w:hAnsi="Courier New" w:cs="Courier New"/>
+          <w:color w:val="000000"/>
+          <w:kern w:val="0"/>
+          <w:sz w:val="16"/>
+          <w:szCs w:val="16"/>
+          <w14:ligatures w14:val="none"/>
+        </w:rPr>
+        <w:t xml:space="preserve"> void </w:t>
+      </w:r>
+      <w:r>
+        <w:rPr>
+          <w:rFonts w:ascii="Courier New" w:eastAsia="Times New Roman" w:hAnsi="Courier New" w:cs="Courier New"/>
+          <w:color w:val="0000FF"/>
+          <w:kern w:val="0"/>
+          <w:sz w:val="16"/>
+          <w:szCs w:val="16"/>
+          <w14:ligatures w14:val="none"/>
+        </w:rPr>
+        <w:t>main</w:t>
+      </w:r>
+      <w:r>
+        <w:rPr>
+          <w:rFonts w:ascii="Courier New" w:eastAsia="Times New Roman" w:hAnsi="Courier New" w:cs="Courier New"/>
+          <w:color w:val="000000"/>
+          <w:kern w:val="0"/>
+          <w:sz w:val="16"/>
+          <w:szCs w:val="16"/>
+          <w14:ligatures w14:val="none"/>
+        </w:rPr>
+        <w:t>(</w:t>
+      </w:r>
+      <w:r>
+        <w:rPr>
+          <w:rFonts w:ascii="Courier New" w:eastAsia="Times New Roman" w:hAnsi="Courier New" w:cs="Courier New"/>
+          <w:color w:val="0000FF"/>
+          <w:kern w:val="0"/>
+          <w:sz w:val="16"/>
+          <w:szCs w:val="16"/>
+          <w14:ligatures w14:val="none"/>
+        </w:rPr>
+        <w:t>String</w:t>
+      </w:r>
+      <w:r>
+        <w:rPr>
+          <w:rFonts w:ascii="Courier New" w:eastAsia="Times New Roman" w:hAnsi="Courier New" w:cs="Courier New"/>
+          <w:color w:val="000000"/>
+          <w:kern w:val="0"/>
+          <w:sz w:val="16"/>
+          <w:szCs w:val="16"/>
+          <w14:ligatures w14:val="none"/>
+        </w:rPr>
+        <w:t>[] args) {</w:t>
+      </w:r>
+    </w:p>
+    <w:p>
+      <w:pPr>
+        <w:shd w:val="clear" w:color="auto" w:fill="FFFFFF"/>
+        <w:tabs>
+          <w:tab w:val="left" w:pos="916"/>
+          <w:tab w:val="left" w:pos="1832"/>
+          <w:tab w:val="left" w:pos="2748"/>
+          <w:tab w:val="left" w:pos="3664"/>
+          <w:tab w:val="left" w:pos="4580"/>
+          <w:tab w:val="left" w:pos="5496"/>
+          <w:tab w:val="left" w:pos="6412"/>
+          <w:tab w:val="left" w:pos="7328"/>
+          <w:tab w:val="left" w:pos="8244"/>
+          <w:tab w:val="left" w:pos="9160"/>
+          <w:tab w:val="left" w:pos="10076"/>
+          <w:tab w:val="left" w:pos="10992"/>
+          <w:tab w:val="left" w:pos="11908"/>
+          <w:tab w:val="left" w:pos="12824"/>
+          <w:tab w:val="left" w:pos="13740"/>
+          <w:tab w:val="left" w:pos="14656"/>
+        </w:tabs>
+        <w:spacing w:after="0" w:line="240" w:lineRule="auto"/>
+        <w:rPr>
+          <w:rFonts w:ascii="Courier New" w:eastAsia="Times New Roman" w:hAnsi="Courier New" w:cs="Courier New"/>
+          <w:color w:val="000000"/>
+          <w:kern w:val="0"/>
+          <w:sz w:val="16"/>
+          <w:szCs w:val="16"/>
+          <w14:ligatures w14:val="none"/>
+        </w:rPr>
+      </w:pPr>
+      <w:r>
+        <w:rPr>
+          <w:rFonts w:ascii="Courier New" w:eastAsia="Times New Roman" w:hAnsi="Courier New" w:cs="Courier New"/>
+          <w:color w:val="000000"/>
+          <w:kern w:val="0"/>
+          <w:sz w:val="16"/>
+          <w:szCs w:val="16"/>
+          <w14:ligatures w14:val="none"/>
+        </w:rPr>
+        <w:t xml:space="preserve">23|         List&lt;User&gt; users = </w:t>
+      </w:r>
+      <w:r>
+        <w:rPr>
+          <w:rFonts w:ascii="Courier New" w:eastAsia="Times New Roman" w:hAnsi="Courier New" w:cs="Courier New"/>
+          <w:b/>
+          <w:bCs/>
+          <w:color w:val="7F0055"/>
+          <w:kern w:val="0"/>
+          <w:sz w:val="16"/>
+          <w:szCs w:val="16"/>
+          <w14:ligatures w14:val="none"/>
+        </w:rPr>
+        <w:t>new</w:t>
+      </w:r>
+      <w:r>
+        <w:rPr>
+          <w:rFonts w:ascii="Courier New" w:eastAsia="Times New Roman" w:hAnsi="Courier New" w:cs="Courier New"/>
+          <w:color w:val="000000"/>
+          <w:kern w:val="0"/>
+          <w:sz w:val="16"/>
+          <w:szCs w:val="16"/>
+          <w14:ligatures w14:val="none"/>
+        </w:rPr>
+        <w:t xml:space="preserve"> ArrayList&lt;&gt;();</w:t>
+      </w:r>
+    </w:p>
+    <w:p>
+      <w:pPr>
+        <w:shd w:val="clear" w:color="auto" w:fill="FFFFFF"/>
+        <w:tabs>
+          <w:tab w:val="left" w:pos="916"/>
+          <w:tab w:val="left" w:pos="1832"/>
+          <w:tab w:val="left" w:pos="2748"/>
+          <w:tab w:val="left" w:pos="3664"/>
+          <w:tab w:val="left" w:pos="4580"/>
+          <w:tab w:val="left" w:pos="5496"/>
+          <w:tab w:val="left" w:pos="6412"/>
+          <w:tab w:val="left" w:pos="7328"/>
+          <w:tab w:val="left" w:pos="8244"/>
+          <w:tab w:val="left" w:pos="9160"/>
+          <w:tab w:val="left" w:pos="10076"/>
+          <w:tab w:val="left" w:pos="10992"/>
+          <w:tab w:val="left" w:pos="11908"/>
+          <w:tab w:val="left" w:pos="12824"/>
+          <w:tab w:val="left" w:pos="13740"/>
+          <w:tab w:val="left" w:pos="14656"/>
+        </w:tabs>
+        <w:spacing w:after="0" w:line="240" w:lineRule="auto"/>
+        <w:rPr>
+          <w:rFonts w:ascii="Courier New" w:eastAsia="Times New Roman" w:hAnsi="Courier New" w:cs="Courier New"/>
+          <w:color w:val="000000"/>
+          <w:kern w:val="0"/>
+          <w:sz w:val="16"/>
+          <w:szCs w:val="16"/>
+          <w14:ligatures w14:val="none"/>
+        </w:rPr>
+      </w:pPr>
+      <w:r>
+        <w:rPr>
+          <w:rFonts w:ascii="Courier New" w:eastAsia="Times New Roman" w:hAnsi="Courier New" w:cs="Courier New"/>
+          <w:color w:val="000000"/>
+          <w:kern w:val="0"/>
+          <w:sz w:val="16"/>
+          <w:szCs w:val="16"/>
+          <w14:ligatures w14:val="none"/>
+        </w:rPr>
+        <w:t>24|         users.add(</w:t>
+      </w:r>
+      <w:r>
+        <w:rPr>
+          <w:rFonts w:ascii="Courier New" w:eastAsia="Times New Roman" w:hAnsi="Courier New" w:cs="Courier New"/>
+          <w:b/>
+          <w:bCs/>
+          <w:color w:val="7F0055"/>
+          <w:kern w:val="0"/>
+          <w:sz w:val="16"/>
+          <w:szCs w:val="16"/>
+          <w14:ligatures w14:val="none"/>
+        </w:rPr>
+        <w:t>new</w:t>
+      </w:r>
+      <w:r>
+        <w:rPr>
+          <w:rFonts w:ascii="Courier New" w:eastAsia="Times New Roman" w:hAnsi="Courier New" w:cs="Courier New"/>
+          <w:color w:val="000000"/>
+          <w:kern w:val="0"/>
+          <w:sz w:val="16"/>
+          <w:szCs w:val="16"/>
+          <w14:ligatures w14:val="none"/>
+        </w:rPr>
+        <w:t xml:space="preserve"> User(</w:t>
+      </w:r>
+      <w:r>
+        <w:rPr>
+          <w:rFonts w:ascii="Courier New" w:eastAsia="Times New Roman" w:hAnsi="Courier New" w:cs="Courier New"/>
+          <w:color w:val="2A00FF"/>
+          <w:kern w:val="0"/>
+          <w:sz w:val="16"/>
+          <w:szCs w:val="16"/>
+          <w14:ligatures w14:val="none"/>
+        </w:rPr>
+        <w:t>"Terrance"</w:t>
+      </w:r>
+      <w:r>
+        <w:rPr>
+          <w:rFonts w:ascii="Courier New" w:eastAsia="Times New Roman" w:hAnsi="Courier New" w:cs="Courier New"/>
+          <w:color w:val="000000"/>
+          <w:kern w:val="0"/>
+          <w:sz w:val="16"/>
+          <w:szCs w:val="16"/>
+          <w14:ligatures w14:val="none"/>
+        </w:rPr>
+        <w:t>,</w:t>
+      </w:r>
+      <w:r>
+        <w:rPr>
+          <w:rFonts w:ascii="Courier New" w:eastAsia="Times New Roman" w:hAnsi="Courier New" w:cs="Courier New"/>
+          <w:color w:val="2A00FF"/>
+          <w:kern w:val="0"/>
+          <w:sz w:val="16"/>
+          <w:szCs w:val="16"/>
+          <w14:ligatures w14:val="none"/>
+        </w:rPr>
+        <w:t>"Johnson"</w:t>
+      </w:r>
+      <w:r>
+        <w:rPr>
+          <w:rFonts w:ascii="Courier New" w:eastAsia="Times New Roman" w:hAnsi="Courier New" w:cs="Courier New"/>
+          <w:color w:val="000000"/>
+          <w:kern w:val="0"/>
+          <w:sz w:val="16"/>
+          <w:szCs w:val="16"/>
+          <w14:ligatures w14:val="none"/>
+        </w:rPr>
+        <w:t>,</w:t>
+      </w:r>
+      <w:r>
+        <w:rPr>
+          <w:rFonts w:ascii="Courier New" w:eastAsia="Times New Roman" w:hAnsi="Courier New" w:cs="Courier New"/>
+          <w:color w:val="116644"/>
+          <w:kern w:val="0"/>
+          <w:sz w:val="16"/>
+          <w:szCs w:val="16"/>
+          <w14:ligatures w14:val="none"/>
+        </w:rPr>
+        <w:t>2005</w:t>
+      </w:r>
+      <w:r>
+        <w:rPr>
+          <w:rFonts w:ascii="Courier New" w:eastAsia="Times New Roman" w:hAnsi="Courier New" w:cs="Courier New"/>
+          <w:color w:val="000000"/>
+          <w:kern w:val="0"/>
+          <w:sz w:val="16"/>
+          <w:szCs w:val="16"/>
+          <w14:ligatures w14:val="none"/>
+        </w:rPr>
+        <w:t>,</w:t>
+      </w:r>
+      <w:r>
+        <w:rPr>
+          <w:rFonts w:ascii="Courier New" w:eastAsia="Times New Roman" w:hAnsi="Courier New" w:cs="Courier New"/>
+          <w:color w:val="116644"/>
+          <w:kern w:val="0"/>
+          <w:sz w:val="16"/>
+          <w:szCs w:val="16"/>
+          <w14:ligatures w14:val="none"/>
+        </w:rPr>
+        <w:t>5000.0</w:t>
+      </w:r>
+      <w:r>
+        <w:rPr>
+          <w:rFonts w:ascii="Courier New" w:eastAsia="Times New Roman" w:hAnsi="Courier New" w:cs="Courier New"/>
+          <w:color w:val="000000"/>
+          <w:kern w:val="0"/>
+          <w:sz w:val="16"/>
+          <w:szCs w:val="16"/>
+          <w14:ligatures w14:val="none"/>
+        </w:rPr>
+        <w:t>));</w:t>
+      </w:r>
+    </w:p>
+    <w:p>
+      <w:pPr>
+        <w:shd w:val="clear" w:color="auto" w:fill="FFFFFF"/>
+        <w:tabs>
+          <w:tab w:val="left" w:pos="916"/>
+          <w:tab w:val="left" w:pos="1832"/>
+          <w:tab w:val="left" w:pos="2748"/>
+          <w:tab w:val="left" w:pos="3664"/>
+          <w:tab w:val="left" w:pos="4580"/>
+          <w:tab w:val="left" w:pos="5496"/>
+          <w:tab w:val="left" w:pos="6412"/>
+          <w:tab w:val="left" w:pos="7328"/>
+          <w:tab w:val="left" w:pos="8244"/>
+          <w:tab w:val="left" w:pos="9160"/>
+          <w:tab w:val="left" w:pos="10076"/>
+          <w:tab w:val="left" w:pos="10992"/>
+          <w:tab w:val="left" w:pos="11908"/>
+          <w:tab w:val="left" w:pos="12824"/>
+          <w:tab w:val="left" w:pos="13740"/>
+          <w:tab w:val="left" w:pos="14656"/>
+        </w:tabs>
+        <w:spacing w:after="0" w:line="240" w:lineRule="auto"/>
+        <w:rPr>
+          <w:rFonts w:ascii="Courier New" w:eastAsia="Times New Roman" w:hAnsi="Courier New" w:cs="Courier New"/>
+          <w:color w:val="000000"/>
+          <w:kern w:val="0"/>
+          <w:sz w:val="16"/>
+          <w:szCs w:val="16"/>
+          <w14:ligatures w14:val="none"/>
+        </w:rPr>
+      </w:pPr>
+      <w:r>
+        <w:rPr>
+          <w:rFonts w:ascii="Courier New" w:eastAsia="Times New Roman" w:hAnsi="Courier New" w:cs="Courier New"/>
+          <w:color w:val="000000"/>
+          <w:kern w:val="0"/>
+          <w:sz w:val="16"/>
+          <w:szCs w:val="16"/>
+          <w14:ligatures w14:val="none"/>
+        </w:rPr>
+        <w:t>25|         users.add(</w:t>
+      </w:r>
+      <w:r>
+        <w:rPr>
+          <w:rFonts w:ascii="Courier New" w:eastAsia="Times New Roman" w:hAnsi="Courier New" w:cs="Courier New"/>
+          <w:b/>
+          <w:bCs/>
+          <w:color w:val="7F0055"/>
+          <w:kern w:val="0"/>
+          <w:sz w:val="16"/>
+          <w:szCs w:val="16"/>
+          <w14:ligatures w14:val="none"/>
+        </w:rPr>
+        <w:t>new</w:t>
+      </w:r>
+      <w:r>
+        <w:rPr>
+          <w:rFonts w:ascii="Courier New" w:eastAsia="Times New Roman" w:hAnsi="Courier New" w:cs="Courier New"/>
+          <w:color w:val="000000"/>
+          <w:kern w:val="0"/>
+          <w:sz w:val="16"/>
+          <w:szCs w:val="16"/>
+          <w14:ligatures w14:val="none"/>
+        </w:rPr>
+        <w:t xml:space="preserve"> User(</w:t>
+      </w:r>
+      <w:r>
+        <w:rPr>
+          <w:rFonts w:ascii="Courier New" w:eastAsia="Times New Roman" w:hAnsi="Courier New" w:cs="Courier New"/>
+          <w:color w:val="2A00FF"/>
+          <w:kern w:val="0"/>
+          <w:sz w:val="16"/>
+          <w:szCs w:val="16"/>
+          <w14:ligatures w14:val="none"/>
+        </w:rPr>
+        <w:t>"John"</w:t>
+      </w:r>
+      <w:r>
+        <w:rPr>
+          <w:rFonts w:ascii="Courier New" w:eastAsia="Times New Roman" w:hAnsi="Courier New" w:cs="Courier New"/>
+          <w:color w:val="000000"/>
+          <w:kern w:val="0"/>
+          <w:sz w:val="16"/>
+          <w:szCs w:val="16"/>
+          <w14:ligatures w14:val="none"/>
+        </w:rPr>
+        <w:t>,</w:t>
+      </w:r>
+      <w:r>
+        <w:rPr>
+          <w:rFonts w:ascii="Courier New" w:eastAsia="Times New Roman" w:hAnsi="Courier New" w:cs="Courier New"/>
+          <w:color w:val="2A00FF"/>
+          <w:kern w:val="0"/>
+          <w:sz w:val="16"/>
+          <w:szCs w:val="16"/>
+          <w14:ligatures w14:val="none"/>
+        </w:rPr>
+        <w:t>"Smith"</w:t>
+      </w:r>
+      <w:r>
+        <w:rPr>
+          <w:rFonts w:ascii="Courier New" w:eastAsia="Times New Roman" w:hAnsi="Courier New" w:cs="Courier New"/>
+          <w:color w:val="000000"/>
+          <w:kern w:val="0"/>
+          <w:sz w:val="16"/>
+          <w:szCs w:val="16"/>
+          <w14:ligatures w14:val="none"/>
+        </w:rPr>
+        <w:t>,</w:t>
+      </w:r>
+      <w:r>
+        <w:rPr>
+          <w:rFonts w:ascii="Courier New" w:eastAsia="Times New Roman" w:hAnsi="Courier New" w:cs="Courier New"/>
+          <w:color w:val="116644"/>
+          <w:kern w:val="0"/>
+          <w:sz w:val="16"/>
+          <w:szCs w:val="16"/>
+          <w14:ligatures w14:val="none"/>
+        </w:rPr>
+        <w:t>1966</w:t>
+      </w:r>
+      <w:r>
+        <w:rPr>
+          <w:rFonts w:ascii="Courier New" w:eastAsia="Times New Roman" w:hAnsi="Courier New" w:cs="Courier New"/>
+          <w:color w:val="000000"/>
+          <w:kern w:val="0"/>
+          <w:sz w:val="16"/>
+          <w:szCs w:val="16"/>
+          <w14:ligatures w14:val="none"/>
+        </w:rPr>
+        <w:t>,</w:t>
+      </w:r>
+      <w:r>
+        <w:rPr>
+          <w:rFonts w:ascii="Courier New" w:eastAsia="Times New Roman" w:hAnsi="Courier New" w:cs="Courier New"/>
+          <w:color w:val="116644"/>
+          <w:kern w:val="0"/>
+          <w:sz w:val="16"/>
+          <w:szCs w:val="16"/>
+          <w14:ligatures w14:val="none"/>
+        </w:rPr>
+        <w:t>15000.0</w:t>
+      </w:r>
+      <w:r>
+        <w:rPr>
+          <w:rFonts w:ascii="Courier New" w:eastAsia="Times New Roman" w:hAnsi="Courier New" w:cs="Courier New"/>
+          <w:color w:val="000000"/>
+          <w:kern w:val="0"/>
+          <w:sz w:val="16"/>
+          <w:szCs w:val="16"/>
+          <w14:ligatures w14:val="none"/>
+        </w:rPr>
+        <w:t>));</w:t>
+      </w:r>
+    </w:p>
+    <w:p>
+      <w:pPr>
+        <w:shd w:val="clear" w:color="auto" w:fill="FFFFFF"/>
+        <w:tabs>
+          <w:tab w:val="left" w:pos="916"/>
+          <w:tab w:val="left" w:pos="1832"/>
+          <w:tab w:val="left" w:pos="2748"/>
+          <w:tab w:val="left" w:pos="3664"/>
+          <w:tab w:val="left" w:pos="4580"/>
+          <w:tab w:val="left" w:pos="5496"/>
+          <w:tab w:val="left" w:pos="6412"/>
+          <w:tab w:val="left" w:pos="7328"/>
+          <w:tab w:val="left" w:pos="8244"/>
+          <w:tab w:val="left" w:pos="9160"/>
+          <w:tab w:val="left" w:pos="10076"/>
+          <w:tab w:val="left" w:pos="10992"/>
+          <w:tab w:val="left" w:pos="11908"/>
+          <w:tab w:val="left" w:pos="12824"/>
+          <w:tab w:val="left" w:pos="13740"/>
+          <w:tab w:val="left" w:pos="14656"/>
+        </w:tabs>
+        <w:spacing w:after="0" w:line="240" w:lineRule="auto"/>
+        <w:rPr>
+          <w:rFonts w:ascii="Courier New" w:eastAsia="Times New Roman" w:hAnsi="Courier New" w:cs="Courier New"/>
+          <w:color w:val="000000"/>
+          <w:kern w:val="0"/>
+          <w:sz w:val="16"/>
+          <w:szCs w:val="16"/>
+          <w14:ligatures w14:val="none"/>
+        </w:rPr>
+      </w:pPr>
+      <w:r>
+        <w:rPr>
+          <w:rFonts w:ascii="Courier New" w:eastAsia="Times New Roman" w:hAnsi="Courier New" w:cs="Courier New"/>
+          <w:color w:val="000000"/>
+          <w:kern w:val="0"/>
+          <w:sz w:val="16"/>
+          <w:szCs w:val="16"/>
+          <w14:ligatures w14:val="none"/>
+        </w:rPr>
+        <w:t>26|         users.add(</w:t>
+      </w:r>
+      <w:r>
+        <w:rPr>
+          <w:rFonts w:ascii="Courier New" w:eastAsia="Times New Roman" w:hAnsi="Courier New" w:cs="Courier New"/>
+          <w:b/>
+          <w:bCs/>
+          <w:color w:val="7F0055"/>
+          <w:kern w:val="0"/>
+          <w:sz w:val="16"/>
+          <w:szCs w:val="16"/>
+          <w14:ligatures w14:val="none"/>
+        </w:rPr>
+        <w:t>new</w:t>
+      </w:r>
+      <w:r>
+        <w:rPr>
+          <w:rFonts w:ascii="Courier New" w:eastAsia="Times New Roman" w:hAnsi="Courier New" w:cs="Courier New"/>
+          <w:color w:val="000000"/>
+          <w:kern w:val="0"/>
+          <w:sz w:val="16"/>
+          <w:szCs w:val="16"/>
+          <w14:ligatures w14:val="none"/>
+        </w:rPr>
+        <w:t xml:space="preserve"> User(</w:t>
+      </w:r>
+      <w:r>
+        <w:rPr>
+          <w:rFonts w:ascii="Courier New" w:eastAsia="Times New Roman" w:hAnsi="Courier New" w:cs="Courier New"/>
+          <w:color w:val="2A00FF"/>
+          <w:kern w:val="0"/>
+          <w:sz w:val="16"/>
+          <w:szCs w:val="16"/>
+          <w14:ligatures w14:val="none"/>
+        </w:rPr>
+        <w:t>"Eva"</w:t>
+      </w:r>
+      <w:r>
+        <w:rPr>
+          <w:rFonts w:ascii="Courier New" w:eastAsia="Times New Roman" w:hAnsi="Courier New" w:cs="Courier New"/>
+          <w:color w:val="000000"/>
+          <w:kern w:val="0"/>
+          <w:sz w:val="16"/>
+          <w:szCs w:val="16"/>
+          <w14:ligatures w14:val="none"/>
+        </w:rPr>
+        <w:t>,</w:t>
+      </w:r>
+      <w:r>
+        <w:rPr>
+          <w:rFonts w:ascii="Courier New" w:eastAsia="Times New Roman" w:hAnsi="Courier New" w:cs="Courier New"/>
+          <w:color w:val="2A00FF"/>
+          <w:kern w:val="0"/>
+          <w:sz w:val="16"/>
+          <w:szCs w:val="16"/>
+          <w14:ligatures w14:val="none"/>
+        </w:rPr>
+        <w:t>"Birch"</w:t>
+      </w:r>
+      <w:r>
+        <w:rPr>
+          <w:rFonts w:ascii="Courier New" w:eastAsia="Times New Roman" w:hAnsi="Courier New" w:cs="Courier New"/>
+          <w:color w:val="000000"/>
+          <w:kern w:val="0"/>
+          <w:sz w:val="16"/>
+          <w:szCs w:val="16"/>
+          <w14:ligatures w14:val="none"/>
+        </w:rPr>
+        <w:t>,</w:t>
+      </w:r>
+      <w:r>
+        <w:rPr>
+          <w:rFonts w:ascii="Courier New" w:eastAsia="Times New Roman" w:hAnsi="Courier New" w:cs="Courier New"/>
+          <w:color w:val="116644"/>
+          <w:kern w:val="0"/>
+          <w:sz w:val="16"/>
+          <w:szCs w:val="16"/>
+          <w14:ligatures w14:val="none"/>
+        </w:rPr>
+        <w:t>2002</w:t>
+      </w:r>
+      <w:r>
+        <w:rPr>
+          <w:rFonts w:ascii="Courier New" w:eastAsia="Times New Roman" w:hAnsi="Courier New" w:cs="Courier New"/>
+          <w:color w:val="000000"/>
+          <w:kern w:val="0"/>
+          <w:sz w:val="16"/>
+          <w:szCs w:val="16"/>
+          <w14:ligatures w14:val="none"/>
+        </w:rPr>
+        <w:t>,</w:t>
+      </w:r>
+      <w:r>
+        <w:rPr>
+          <w:rFonts w:ascii="Courier New" w:eastAsia="Times New Roman" w:hAnsi="Courier New" w:cs="Courier New"/>
+          <w:color w:val="116644"/>
+          <w:kern w:val="0"/>
+          <w:sz w:val="16"/>
+          <w:szCs w:val="16"/>
+          <w14:ligatures w14:val="none"/>
+        </w:rPr>
+        <w:t>20000.0</w:t>
+      </w:r>
+      <w:r>
+        <w:rPr>
+          <w:rFonts w:ascii="Courier New" w:eastAsia="Times New Roman" w:hAnsi="Courier New" w:cs="Courier New"/>
+          <w:color w:val="000000"/>
+          <w:kern w:val="0"/>
+          <w:sz w:val="16"/>
+          <w:szCs w:val="16"/>
+          <w14:ligatures w14:val="none"/>
+        </w:rPr>
+        <w:t>)) ;</w:t>
+      </w:r>
+    </w:p>
+    <w:p>
+      <w:pPr>
+        <w:shd w:val="clear" w:color="auto" w:fill="FFFFFF"/>
+        <w:tabs>
+          <w:tab w:val="left" w:pos="916"/>
+          <w:tab w:val="left" w:pos="1832"/>
+          <w:tab w:val="left" w:pos="2748"/>
+          <w:tab w:val="left" w:pos="3664"/>
+          <w:tab w:val="left" w:pos="4580"/>
+          <w:tab w:val="left" w:pos="5496"/>
+          <w:tab w:val="left" w:pos="6412"/>
+          <w:tab w:val="left" w:pos="7328"/>
+          <w:tab w:val="left" w:pos="8244"/>
+          <w:tab w:val="left" w:pos="9160"/>
+          <w:tab w:val="left" w:pos="10076"/>
+          <w:tab w:val="left" w:pos="10992"/>
+          <w:tab w:val="left" w:pos="11908"/>
+          <w:tab w:val="left" w:pos="12824"/>
+          <w:tab w:val="left" w:pos="13740"/>
+          <w:tab w:val="left" w:pos="14656"/>
+        </w:tabs>
+        <w:spacing w:after="0" w:line="240" w:lineRule="auto"/>
+        <w:rPr>
+          <w:rFonts w:ascii="Courier New" w:eastAsia="Times New Roman" w:hAnsi="Courier New" w:cs="Courier New"/>
+          <w:color w:val="000000"/>
+          <w:kern w:val="0"/>
+          <w:sz w:val="16"/>
+          <w:szCs w:val="16"/>
+          <w14:ligatures w14:val="none"/>
+        </w:rPr>
+      </w:pPr>
+      <w:r>
+        <w:rPr>
+          <w:rFonts w:ascii="Courier New" w:eastAsia="Times New Roman" w:hAnsi="Courier New" w:cs="Courier New"/>
+          <w:color w:val="000000"/>
+          <w:kern w:val="0"/>
+          <w:sz w:val="16"/>
+          <w:szCs w:val="16"/>
+          <w14:ligatures w14:val="none"/>
+        </w:rPr>
+        <w:t xml:space="preserve">27|         int currentYear = </w:t>
+      </w:r>
+      <w:r>
+        <w:rPr>
+          <w:rFonts w:ascii="Courier New" w:eastAsia="Times New Roman" w:hAnsi="Courier New" w:cs="Courier New"/>
+          <w:color w:val="116644"/>
+          <w:kern w:val="0"/>
+          <w:sz w:val="16"/>
+          <w:szCs w:val="16"/>
+          <w14:ligatures w14:val="none"/>
+        </w:rPr>
+        <w:t>2028</w:t>
+      </w:r>
+      <w:r>
+        <w:rPr>
+          <w:rFonts w:ascii="Courier New" w:eastAsia="Times New Roman" w:hAnsi="Courier New" w:cs="Courier New"/>
+          <w:color w:val="000000"/>
+          <w:kern w:val="0"/>
+          <w:sz w:val="16"/>
+          <w:szCs w:val="16"/>
+          <w14:ligatures w14:val="none"/>
+        </w:rPr>
+        <w:t xml:space="preserve"> ;</w:t>
+      </w:r>
+    </w:p>
+    <w:p>
+      <w:pPr>
+        <w:shd w:val="clear" w:color="auto" w:fill="FFFFFF"/>
+        <w:tabs>
+          <w:tab w:val="left" w:pos="916"/>
+          <w:tab w:val="left" w:pos="1832"/>
+          <w:tab w:val="left" w:pos="2748"/>
+          <w:tab w:val="left" w:pos="3664"/>
+          <w:tab w:val="left" w:pos="4580"/>
+          <w:tab w:val="left" w:pos="5496"/>
+          <w:tab w:val="left" w:pos="6412"/>
+          <w:tab w:val="left" w:pos="7328"/>
+          <w:tab w:val="left" w:pos="8244"/>
+          <w:tab w:val="left" w:pos="9160"/>
+          <w:tab w:val="left" w:pos="10076"/>
+          <w:tab w:val="left" w:pos="10992"/>
+          <w:tab w:val="left" w:pos="11908"/>
+          <w:tab w:val="left" w:pos="12824"/>
+          <w:tab w:val="left" w:pos="13740"/>
+          <w:tab w:val="left" w:pos="14656"/>
+        </w:tabs>
+        <w:spacing w:after="0" w:line="240" w:lineRule="auto"/>
+        <w:rPr>
+          <w:rFonts w:ascii="Courier New" w:eastAsia="Times New Roman" w:hAnsi="Courier New" w:cs="Courier New"/>
+          <w:color w:val="000000"/>
+          <w:kern w:val="0"/>
+          <w:sz w:val="16"/>
+          <w:szCs w:val="16"/>
+          <w14:ligatures w14:val="none"/>
+        </w:rPr>
+      </w:pPr>
+      <w:r>
+        <w:rPr>
+          <w:rFonts w:ascii="Courier New" w:eastAsia="Times New Roman" w:hAnsi="Courier New" w:cs="Courier New"/>
+          <w:color w:val="000000"/>
+          <w:kern w:val="0"/>
+          <w:sz w:val="16"/>
+          <w:szCs w:val="16"/>
+          <w14:ligatures w14:val="none"/>
+        </w:rPr>
+        <w:t>28|         </w:t>
+      </w:r>
+    </w:p>
+    <w:p>
+      <w:pPr>
+        <w:shd w:val="clear" w:color="auto" w:fill="FFFFFF"/>
+        <w:tabs>
+          <w:tab w:val="left" w:pos="916"/>
+          <w:tab w:val="left" w:pos="1832"/>
+          <w:tab w:val="left" w:pos="2748"/>
+          <w:tab w:val="left" w:pos="3664"/>
+          <w:tab w:val="left" w:pos="4580"/>
+          <w:tab w:val="left" w:pos="5496"/>
+          <w:tab w:val="left" w:pos="6412"/>
+          <w:tab w:val="left" w:pos="7328"/>
+          <w:tab w:val="left" w:pos="8244"/>
+          <w:tab w:val="left" w:pos="9160"/>
+          <w:tab w:val="left" w:pos="10076"/>
+          <w:tab w:val="left" w:pos="10992"/>
+          <w:tab w:val="left" w:pos="11908"/>
+          <w:tab w:val="left" w:pos="12824"/>
+          <w:tab w:val="left" w:pos="13740"/>
+          <w:tab w:val="left" w:pos="14656"/>
+        </w:tabs>
+        <w:spacing w:after="0" w:line="240" w:lineRule="auto"/>
+        <w:rPr>
+          <w:rFonts w:ascii="Courier New" w:eastAsia="Times New Roman" w:hAnsi="Courier New" w:cs="Courier New"/>
+          <w:color w:val="000000"/>
+          <w:kern w:val="0"/>
+          <w:sz w:val="16"/>
+          <w:szCs w:val="16"/>
+          <w14:ligatures w14:val="none"/>
+        </w:rPr>
+      </w:pPr>
+      <w:r>
+        <w:rPr>
+          <w:rFonts w:ascii="Courier New" w:eastAsia="Times New Roman" w:hAnsi="Courier New" w:cs="Courier New"/>
+          <w:color w:val="000000"/>
+          <w:kern w:val="0"/>
+          <w:sz w:val="16"/>
+          <w:szCs w:val="16"/>
+          <w14:ligatures w14:val="none"/>
+        </w:rPr>
+        <w:t xml:space="preserve">29|         List&lt;UserWithAge&gt; fullNames = </w:t>
+      </w:r>
+      <w:r>
+        <w:rPr>
+          <w:rFonts w:ascii="Courier New" w:eastAsia="Times New Roman" w:hAnsi="Courier New" w:cs="Courier New"/>
+          <w:b/>
+          <w:bCs/>
+          <w:color w:val="7F0055"/>
+          <w:kern w:val="0"/>
+          <w:sz w:val="16"/>
+          <w:szCs w:val="16"/>
+          <w14:ligatures w14:val="none"/>
+        </w:rPr>
+        <w:t>new</w:t>
+      </w:r>
+      <w:r>
+        <w:rPr>
+          <w:rFonts w:ascii="Courier New" w:eastAsia="Times New Roman" w:hAnsi="Courier New" w:cs="Courier New"/>
+          <w:color w:val="000000"/>
+          <w:kern w:val="0"/>
+          <w:sz w:val="16"/>
+          <w:szCs w:val="16"/>
+          <w14:ligatures w14:val="none"/>
+        </w:rPr>
+        <w:t xml:space="preserve"> ArrayList&lt;&gt;();</w:t>
+      </w:r>
+    </w:p>
+    <w:p>
+      <w:pPr>
+        <w:shd w:val="clear" w:color="auto" w:fill="FFFFFF"/>
+        <w:tabs>
+          <w:tab w:val="left" w:pos="916"/>
+          <w:tab w:val="left" w:pos="1832"/>
+          <w:tab w:val="left" w:pos="2748"/>
+          <w:tab w:val="left" w:pos="3664"/>
+          <w:tab w:val="left" w:pos="4580"/>
+          <w:tab w:val="left" w:pos="5496"/>
+          <w:tab w:val="left" w:pos="6412"/>
+          <w:tab w:val="left" w:pos="7328"/>
+          <w:tab w:val="left" w:pos="8244"/>
+          <w:tab w:val="left" w:pos="9160"/>
+          <w:tab w:val="left" w:pos="10076"/>
+          <w:tab w:val="left" w:pos="10992"/>
+          <w:tab w:val="left" w:pos="11908"/>
+          <w:tab w:val="left" w:pos="12824"/>
+          <w:tab w:val="left" w:pos="13740"/>
+          <w:tab w:val="left" w:pos="14656"/>
+        </w:tabs>
+        <w:spacing w:after="0" w:line="240" w:lineRule="auto"/>
+        <w:rPr>
+          <w:rFonts w:ascii="Courier New" w:eastAsia="Times New Roman" w:hAnsi="Courier New" w:cs="Courier New"/>
+          <w:color w:val="000000"/>
+          <w:kern w:val="0"/>
+          <w:sz w:val="16"/>
+          <w:szCs w:val="16"/>
+          <w14:ligatures w14:val="none"/>
+        </w:rPr>
+      </w:pPr>
+      <w:r>
+        <w:rPr>
+          <w:rFonts w:ascii="Courier New" w:eastAsia="Times New Roman" w:hAnsi="Courier New" w:cs="Courier New"/>
+          <w:color w:val="000000"/>
+          <w:kern w:val="0"/>
+          <w:sz w:val="16"/>
+          <w:szCs w:val="16"/>
+          <w14:ligatures w14:val="none"/>
+        </w:rPr>
+        <w:t>30|         </w:t>
+      </w:r>
+      <w:r>
+        <w:rPr>
+          <w:rFonts w:ascii="Courier New" w:eastAsia="Times New Roman" w:hAnsi="Courier New" w:cs="Courier New"/>
+          <w:b/>
+          <w:bCs/>
+          <w:color w:val="7F0055"/>
+          <w:kern w:val="0"/>
+          <w:sz w:val="16"/>
+          <w:szCs w:val="16"/>
+          <w14:ligatures w14:val="none"/>
+        </w:rPr>
+        <w:t>for</w:t>
+      </w:r>
+      <w:r>
+        <w:rPr>
+          <w:rFonts w:ascii="Courier New" w:eastAsia="Times New Roman" w:hAnsi="Courier New" w:cs="Courier New"/>
+          <w:color w:val="000000"/>
+          <w:kern w:val="0"/>
+          <w:sz w:val="16"/>
+          <w:szCs w:val="16"/>
+          <w14:ligatures w14:val="none"/>
+        </w:rPr>
+        <w:t xml:space="preserve"> (User user : users) {</w:t>
+      </w:r>
+    </w:p>
+    <w:p>
+      <w:pPr>
+        <w:shd w:val="clear" w:color="auto" w:fill="FFFFFF"/>
+        <w:tabs>
+          <w:tab w:val="left" w:pos="916"/>
+          <w:tab w:val="left" w:pos="1832"/>
+          <w:tab w:val="left" w:pos="2748"/>
+          <w:tab w:val="left" w:pos="3664"/>
+          <w:tab w:val="left" w:pos="4580"/>
+          <w:tab w:val="left" w:pos="5496"/>
+          <w:tab w:val="left" w:pos="6412"/>
+          <w:tab w:val="left" w:pos="7328"/>
+          <w:tab w:val="left" w:pos="8244"/>
+          <w:tab w:val="left" w:pos="9160"/>
+          <w:tab w:val="left" w:pos="10076"/>
+          <w:tab w:val="left" w:pos="10992"/>
+          <w:tab w:val="left" w:pos="11908"/>
+          <w:tab w:val="left" w:pos="12824"/>
+          <w:tab w:val="left" w:pos="13740"/>
+          <w:tab w:val="left" w:pos="14656"/>
+        </w:tabs>
+        <w:spacing w:after="0" w:line="240" w:lineRule="auto"/>
+        <w:rPr>
+          <w:rFonts w:ascii="Courier New" w:eastAsia="Times New Roman" w:hAnsi="Courier New" w:cs="Courier New"/>
+          <w:color w:val="000000"/>
+          <w:kern w:val="0"/>
+          <w:sz w:val="16"/>
+          <w:szCs w:val="16"/>
+          <w14:ligatures w14:val="none"/>
+        </w:rPr>
+      </w:pPr>
+      <w:r>
+        <w:rPr>
+          <w:rFonts w:ascii="Courier New" w:eastAsia="Times New Roman" w:hAnsi="Courier New" w:cs="Courier New"/>
+          <w:color w:val="000000"/>
+          <w:kern w:val="0"/>
+          <w:sz w:val="16"/>
+          <w:szCs w:val="16"/>
+          <w14:ligatures w14:val="none"/>
+        </w:rPr>
+        <w:t>31|             </w:t>
+      </w:r>
+      <w:r>
+        <w:rPr>
+          <w:rFonts w:ascii="Courier New" w:eastAsia="Times New Roman" w:hAnsi="Courier New" w:cs="Courier New"/>
+          <w:b/>
+          <w:bCs/>
+          <w:color w:val="7F0055"/>
+          <w:kern w:val="0"/>
+          <w:sz w:val="16"/>
+          <w:szCs w:val="16"/>
+          <w14:ligatures w14:val="none"/>
+        </w:rPr>
+        <w:t>if</w:t>
+      </w:r>
+      <w:r>
+        <w:rPr>
+          <w:rFonts w:ascii="Courier New" w:eastAsia="Times New Roman" w:hAnsi="Courier New" w:cs="Courier New"/>
+          <w:color w:val="000000"/>
+          <w:kern w:val="0"/>
+          <w:sz w:val="16"/>
+          <w:szCs w:val="16"/>
+          <w14:ligatures w14:val="none"/>
+        </w:rPr>
+        <w:t xml:space="preserve"> (user.BirthYear &gt;= </w:t>
+      </w:r>
+      <w:r>
+        <w:rPr>
+          <w:rFonts w:ascii="Courier New" w:eastAsia="Times New Roman" w:hAnsi="Courier New" w:cs="Courier New"/>
+          <w:color w:val="116644"/>
+          <w:kern w:val="0"/>
+          <w:sz w:val="16"/>
+          <w:szCs w:val="16"/>
+          <w14:ligatures w14:val="none"/>
+        </w:rPr>
+        <w:t>1990</w:t>
+      </w:r>
+      <w:r>
+        <w:rPr>
+          <w:rFonts w:ascii="Courier New" w:eastAsia="Times New Roman" w:hAnsi="Courier New" w:cs="Courier New"/>
+          <w:color w:val="000000"/>
+          <w:kern w:val="0"/>
+          <w:sz w:val="16"/>
+          <w:szCs w:val="16"/>
+          <w14:ligatures w14:val="none"/>
+        </w:rPr>
+        <w:t>){</w:t>
+      </w:r>
+    </w:p>
+    <w:p>
+      <w:pPr>
+        <w:shd w:val="clear" w:color="auto" w:fill="FFFFFF"/>
+        <w:tabs>
+          <w:tab w:val="left" w:pos="916"/>
+          <w:tab w:val="left" w:pos="1832"/>
+          <w:tab w:val="left" w:pos="2748"/>
+          <w:tab w:val="left" w:pos="3664"/>
+          <w:tab w:val="left" w:pos="4580"/>
+          <w:tab w:val="left" w:pos="5496"/>
+          <w:tab w:val="left" w:pos="6412"/>
+          <w:tab w:val="left" w:pos="7328"/>
+          <w:tab w:val="left" w:pos="8244"/>
+          <w:tab w:val="left" w:pos="9160"/>
+          <w:tab w:val="left" w:pos="10076"/>
+          <w:tab w:val="left" w:pos="10992"/>
+          <w:tab w:val="left" w:pos="11908"/>
+          <w:tab w:val="left" w:pos="12824"/>
+          <w:tab w:val="left" w:pos="13740"/>
+          <w:tab w:val="left" w:pos="14656"/>
+        </w:tabs>
+        <w:spacing w:after="0" w:line="240" w:lineRule="auto"/>
+        <w:rPr>
+          <w:rFonts w:ascii="Courier New" w:eastAsia="Times New Roman" w:hAnsi="Courier New" w:cs="Courier New"/>
+          <w:color w:val="000000"/>
+          <w:kern w:val="0"/>
+          <w:sz w:val="16"/>
+          <w:szCs w:val="16"/>
+          <w14:ligatures w14:val="none"/>
+        </w:rPr>
+      </w:pPr>
+      <w:r>
+        <w:rPr>
+          <w:rFonts w:ascii="Courier New" w:eastAsia="Times New Roman" w:hAnsi="Courier New" w:cs="Courier New"/>
+          <w:color w:val="000000"/>
+          <w:kern w:val="0"/>
+          <w:sz w:val="16"/>
+          <w:szCs w:val="16"/>
+          <w14:ligatures w14:val="none"/>
+        </w:rPr>
+        <w:t>32|                 fullNames.add(</w:t>
+      </w:r>
+      <w:r>
+        <w:rPr>
+          <w:rFonts w:ascii="Courier New" w:eastAsia="Times New Roman" w:hAnsi="Courier New" w:cs="Courier New"/>
+          <w:b/>
+          <w:bCs/>
+          <w:color w:val="7F0055"/>
+          <w:kern w:val="0"/>
+          <w:sz w:val="16"/>
+          <w:szCs w:val="16"/>
+          <w14:ligatures w14:val="none"/>
+        </w:rPr>
+        <w:t>new</w:t>
+      </w:r>
+      <w:r>
+        <w:rPr>
+          <w:rFonts w:ascii="Courier New" w:eastAsia="Times New Roman" w:hAnsi="Courier New" w:cs="Courier New"/>
+          <w:color w:val="000000"/>
+          <w:kern w:val="0"/>
+          <w:sz w:val="16"/>
+          <w:szCs w:val="16"/>
+          <w14:ligatures w14:val="none"/>
+        </w:rPr>
+        <w:t xml:space="preserve"> UserWithAge(user.FirstName , user.Lastname , user.salary , currentYear - user.BirthYear));</w:t>
+      </w:r>
+    </w:p>
+    <w:p>
+      <w:pPr>
+        <w:shd w:val="clear" w:color="auto" w:fill="FFFFFF"/>
+        <w:tabs>
+          <w:tab w:val="left" w:pos="916"/>
+          <w:tab w:val="left" w:pos="1832"/>
+          <w:tab w:val="left" w:pos="2748"/>
+          <w:tab w:val="left" w:pos="3664"/>
+          <w:tab w:val="left" w:pos="4580"/>
+          <w:tab w:val="left" w:pos="5496"/>
+          <w:tab w:val="left" w:pos="6412"/>
+          <w:tab w:val="left" w:pos="7328"/>
+          <w:tab w:val="left" w:pos="8244"/>
+          <w:tab w:val="left" w:pos="9160"/>
+          <w:tab w:val="left" w:pos="10076"/>
+          <w:tab w:val="left" w:pos="10992"/>
+          <w:tab w:val="left" w:pos="11908"/>
+          <w:tab w:val="left" w:pos="12824"/>
+          <w:tab w:val="left" w:pos="13740"/>
+          <w:tab w:val="left" w:pos="14656"/>
+        </w:tabs>
+        <w:spacing w:after="0" w:line="240" w:lineRule="auto"/>
+        <w:rPr>
+          <w:rFonts w:ascii="Courier New" w:eastAsia="Times New Roman" w:hAnsi="Courier New" w:cs="Courier New"/>
+          <w:color w:val="000000"/>
+          <w:kern w:val="0"/>
+          <w:sz w:val="16"/>
+          <w:szCs w:val="16"/>
+          <w14:ligatures w14:val="none"/>
+        </w:rPr>
+      </w:pPr>
+      <w:r>
+        <w:rPr>
+          <w:rFonts w:ascii="Courier New" w:eastAsia="Times New Roman" w:hAnsi="Courier New" w:cs="Courier New"/>
+          <w:color w:val="000000"/>
+          <w:kern w:val="0"/>
+          <w:sz w:val="16"/>
+          <w:szCs w:val="16"/>
+          <w14:ligatures w14:val="none"/>
+        </w:rPr>
+        <w:t>33|             }</w:t>
+      </w:r>
+    </w:p>
+    <w:p>
+      <w:pPr>
+        <w:shd w:val="clear" w:color="auto" w:fill="FFFFFF"/>
+        <w:tabs>
+          <w:tab w:val="left" w:pos="916"/>
+          <w:tab w:val="left" w:pos="1832"/>
+          <w:tab w:val="left" w:pos="2748"/>
+          <w:tab w:val="left" w:pos="3664"/>
+          <w:tab w:val="left" w:pos="4580"/>
+          <w:tab w:val="left" w:pos="5496"/>
+          <w:tab w:val="left" w:pos="6412"/>
+          <w:tab w:val="left" w:pos="7328"/>
+          <w:tab w:val="left" w:pos="8244"/>
+          <w:tab w:val="left" w:pos="9160"/>
+          <w:tab w:val="left" w:pos="10076"/>
+          <w:tab w:val="left" w:pos="10992"/>
+          <w:tab w:val="left" w:pos="11908"/>
+          <w:tab w:val="left" w:pos="12824"/>
+          <w:tab w:val="left" w:pos="13740"/>
+          <w:tab w:val="left" w:pos="14656"/>
+        </w:tabs>
+        <w:spacing w:after="0" w:line="240" w:lineRule="auto"/>
+        <w:rPr>
+          <w:rFonts w:ascii="Courier New" w:eastAsia="Times New Roman" w:hAnsi="Courier New" w:cs="Courier New"/>
+          <w:color w:val="000000"/>
+          <w:kern w:val="0"/>
+          <w:sz w:val="16"/>
+          <w:szCs w:val="16"/>
+          <w14:ligatures w14:val="none"/>
+        </w:rPr>
+      </w:pPr>
+      <w:r>
+        <w:rPr>
+          <w:rFonts w:ascii="Courier New" w:eastAsia="Times New Roman" w:hAnsi="Courier New" w:cs="Courier New"/>
+          <w:color w:val="000000"/>
+          <w:kern w:val="0"/>
+          <w:sz w:val="16"/>
+          <w:szCs w:val="16"/>
+          <w14:ligatures w14:val="none"/>
+        </w:rPr>
+        <w:t>34|         }</w:t>
+      </w:r>
+    </w:p>
+    <w:p>
+      <w:pPr>
+        <w:shd w:val="clear" w:color="auto" w:fill="FFFFFF"/>
+        <w:tabs>
+          <w:tab w:val="left" w:pos="916"/>
+          <w:tab w:val="left" w:pos="1832"/>
+          <w:tab w:val="left" w:pos="2748"/>
+          <w:tab w:val="left" w:pos="3664"/>
+          <w:tab w:val="left" w:pos="4580"/>
+          <w:tab w:val="left" w:pos="5496"/>
+          <w:tab w:val="left" w:pos="6412"/>
+          <w:tab w:val="left" w:pos="7328"/>
+          <w:tab w:val="left" w:pos="8244"/>
+          <w:tab w:val="left" w:pos="9160"/>
+          <w:tab w:val="left" w:pos="10076"/>
+          <w:tab w:val="left" w:pos="10992"/>
+          <w:tab w:val="left" w:pos="11908"/>
+          <w:tab w:val="left" w:pos="12824"/>
+          <w:tab w:val="left" w:pos="13740"/>
+          <w:tab w:val="left" w:pos="14656"/>
+        </w:tabs>
+        <w:spacing w:after="0" w:line="240" w:lineRule="auto"/>
+        <w:rPr>
+          <w:rFonts w:ascii="Courier New" w:eastAsia="Times New Roman" w:hAnsi="Courier New" w:cs="Courier New"/>
+          <w:color w:val="000000"/>
+          <w:kern w:val="0"/>
+          <w:sz w:val="16"/>
+          <w:szCs w:val="16"/>
+          <w14:ligatures w14:val="none"/>
+        </w:rPr>
+      </w:pPr>
+      <w:r>
+        <w:rPr>
+          <w:rFonts w:ascii="Courier New" w:eastAsia="Times New Roman" w:hAnsi="Courier New" w:cs="Courier New"/>
+          <w:color w:val="000000"/>
+          <w:kern w:val="0"/>
+          <w:sz w:val="16"/>
+          <w:szCs w:val="16"/>
+          <w14:ligatures w14:val="none"/>
+        </w:rPr>
+        <w:t>35|         </w:t>
+      </w:r>
+      <w:r>
+        <w:rPr>
+          <w:rFonts w:ascii="Courier New" w:eastAsia="Times New Roman" w:hAnsi="Courier New" w:cs="Courier New"/>
+          <w:b/>
+          <w:bCs/>
+          <w:color w:val="7F0055"/>
+          <w:kern w:val="0"/>
+          <w:sz w:val="16"/>
+          <w:szCs w:val="16"/>
+          <w14:ligatures w14:val="none"/>
+        </w:rPr>
+        <w:t>for</w:t>
+      </w:r>
+      <w:r>
+        <w:rPr>
+          <w:rFonts w:ascii="Courier New" w:eastAsia="Times New Roman" w:hAnsi="Courier New" w:cs="Courier New"/>
+          <w:color w:val="000000"/>
+          <w:kern w:val="0"/>
+          <w:sz w:val="16"/>
+          <w:szCs w:val="16"/>
+          <w14:ligatures w14:val="none"/>
+        </w:rPr>
+        <w:t xml:space="preserve"> (UserWithAge newUser : fullNames) {</w:t>
+      </w:r>
+    </w:p>
+    <w:p>
+      <w:pPr>
+        <w:shd w:val="clear" w:color="auto" w:fill="FFFFFF"/>
+        <w:tabs>
+          <w:tab w:val="left" w:pos="916"/>
+          <w:tab w:val="left" w:pos="1832"/>
+          <w:tab w:val="left" w:pos="2748"/>
+          <w:tab w:val="left" w:pos="3664"/>
+          <w:tab w:val="left" w:pos="4580"/>
+          <w:tab w:val="left" w:pos="5496"/>
+          <w:tab w:val="left" w:pos="6412"/>
+          <w:tab w:val="left" w:pos="7328"/>
+          <w:tab w:val="left" w:pos="8244"/>
+          <w:tab w:val="left" w:pos="9160"/>
+          <w:tab w:val="left" w:pos="10076"/>
+          <w:tab w:val="left" w:pos="10992"/>
+          <w:tab w:val="left" w:pos="11908"/>
+          <w:tab w:val="left" w:pos="12824"/>
+          <w:tab w:val="left" w:pos="13740"/>
+          <w:tab w:val="left" w:pos="14656"/>
+        </w:tabs>
+        <w:spacing w:after="0" w:line="240" w:lineRule="auto"/>
+        <w:rPr>
+          <w:rFonts w:ascii="Courier New" w:eastAsia="Times New Roman" w:hAnsi="Courier New" w:cs="Courier New"/>
+          <w:color w:val="000000"/>
+          <w:kern w:val="0"/>
+          <w:sz w:val="16"/>
+          <w:szCs w:val="16"/>
+          <w14:ligatures w14:val="none"/>
+        </w:rPr>
+      </w:pPr>
+      <w:r>
+        <w:rPr>
+          <w:rFonts w:ascii="Courier New" w:eastAsia="Times New Roman" w:hAnsi="Courier New" w:cs="Courier New"/>
+          <w:color w:val="000000"/>
+          <w:kern w:val="0"/>
+          <w:sz w:val="16"/>
+          <w:szCs w:val="16"/>
+          <w14:ligatures w14:val="none"/>
+        </w:rPr>
+        <w:t>36|             System.out.println(</w:t>
+      </w:r>
+      <w:r>
+        <w:rPr>
+          <w:rFonts w:ascii="Courier New" w:eastAsia="Times New Roman" w:hAnsi="Courier New" w:cs="Courier New"/>
+          <w:color w:val="2A00FF"/>
+          <w:kern w:val="0"/>
+          <w:sz w:val="16"/>
+          <w:szCs w:val="16"/>
+          <w14:ligatures w14:val="none"/>
+        </w:rPr>
+        <w:t>"fullname="</w:t>
+      </w:r>
+      <w:r>
+        <w:rPr>
+          <w:rFonts w:ascii="Courier New" w:eastAsia="Times New Roman" w:hAnsi="Courier New" w:cs="Courier New"/>
+          <w:color w:val="000000"/>
+          <w:kern w:val="0"/>
+          <w:sz w:val="16"/>
+          <w:szCs w:val="16"/>
+          <w14:ligatures w14:val="none"/>
+        </w:rPr>
+        <w:t xml:space="preserve"> + newUser.fullname + </w:t>
+      </w:r>
+      <w:r>
+        <w:rPr>
+          <w:rFonts w:ascii="Courier New" w:eastAsia="Times New Roman" w:hAnsi="Courier New" w:cs="Courier New"/>
+          <w:color w:val="2A00FF"/>
+          <w:kern w:val="0"/>
+          <w:sz w:val="16"/>
+          <w:szCs w:val="16"/>
+          <w14:ligatures w14:val="none"/>
+        </w:rPr>
+        <w:t>" ,salary="</w:t>
+      </w:r>
+      <w:r>
+        <w:rPr>
+          <w:rFonts w:ascii="Courier New" w:eastAsia="Times New Roman" w:hAnsi="Courier New" w:cs="Courier New"/>
+          <w:color w:val="000000"/>
+          <w:kern w:val="0"/>
+          <w:sz w:val="16"/>
+          <w:szCs w:val="16"/>
+          <w14:ligatures w14:val="none"/>
+        </w:rPr>
+        <w:t xml:space="preserve"> + newUser.salary + </w:t>
+      </w:r>
+      <w:r>
+        <w:rPr>
+          <w:rFonts w:ascii="Courier New" w:eastAsia="Times New Roman" w:hAnsi="Courier New" w:cs="Courier New"/>
+          <w:color w:val="2A00FF"/>
+          <w:kern w:val="0"/>
+          <w:sz w:val="16"/>
+          <w:szCs w:val="16"/>
+          <w14:ligatures w14:val="none"/>
+        </w:rPr>
+        <w:t>" ,age="</w:t>
+      </w:r>
+      <w:r>
+        <w:rPr>
+          <w:rFonts w:ascii="Courier New" w:eastAsia="Times New Roman" w:hAnsi="Courier New" w:cs="Courier New"/>
+          <w:color w:val="000000"/>
+          <w:kern w:val="0"/>
+          <w:sz w:val="16"/>
+          <w:szCs w:val="16"/>
+          <w14:ligatures w14:val="none"/>
+        </w:rPr>
+        <w:t xml:space="preserve"> + newUser.age);</w:t>
+      </w:r>
+    </w:p>
+    <w:p>
+      <w:pPr>
+        <w:shd w:val="clear" w:color="auto" w:fill="FFFFFF"/>
+        <w:tabs>
+          <w:tab w:val="left" w:pos="916"/>
+          <w:tab w:val="left" w:pos="1832"/>
+          <w:tab w:val="left" w:pos="2748"/>
+          <w:tab w:val="left" w:pos="3664"/>
+          <w:tab w:val="left" w:pos="4580"/>
+          <w:tab w:val="left" w:pos="5496"/>
+          <w:tab w:val="left" w:pos="6412"/>
+          <w:tab w:val="left" w:pos="7328"/>
+          <w:tab w:val="left" w:pos="8244"/>
+          <w:tab w:val="left" w:pos="9160"/>
+          <w:tab w:val="left" w:pos="10076"/>
+          <w:tab w:val="left" w:pos="10992"/>
+          <w:tab w:val="left" w:pos="11908"/>
+          <w:tab w:val="left" w:pos="12824"/>
+          <w:tab w:val="left" w:pos="13740"/>
+          <w:tab w:val="left" w:pos="14656"/>
+        </w:tabs>
+        <w:spacing w:after="0" w:line="240" w:lineRule="auto"/>
+        <w:rPr>
+          <w:rFonts w:ascii="Courier New" w:eastAsia="Times New Roman" w:hAnsi="Courier New" w:cs="Courier New"/>
+          <w:color w:val="000000"/>
+          <w:kern w:val="0"/>
+          <w:sz w:val="16"/>
+          <w:szCs w:val="16"/>
+          <w14:ligatures w14:val="none"/>
+        </w:rPr>
+      </w:pPr>
+      <w:r>
+        <w:rPr>
+          <w:rFonts w:ascii="Courier New" w:eastAsia="Times New Roman" w:hAnsi="Courier New" w:cs="Courier New"/>
+          <w:color w:val="000000"/>
+          <w:kern w:val="0"/>
+          <w:sz w:val="16"/>
+          <w:szCs w:val="16"/>
+          <w14:ligatures w14:val="none"/>
+        </w:rPr>
+        <w:t>37|         }</w:t>
+      </w:r>
+    </w:p>
+    <w:p>
+      <w:pPr>
+        <w:shd w:val="clear" w:color="auto" w:fill="FFFFFF"/>
+        <w:tabs>
+          <w:tab w:val="left" w:pos="916"/>
+          <w:tab w:val="left" w:pos="1832"/>
+          <w:tab w:val="left" w:pos="2748"/>
+          <w:tab w:val="left" w:pos="3664"/>
+          <w:tab w:val="left" w:pos="4580"/>
+          <w:tab w:val="left" w:pos="5496"/>
+          <w:tab w:val="left" w:pos="6412"/>
+          <w:tab w:val="left" w:pos="7328"/>
+          <w:tab w:val="left" w:pos="8244"/>
+          <w:tab w:val="left" w:pos="9160"/>
+          <w:tab w:val="left" w:pos="10076"/>
+          <w:tab w:val="left" w:pos="10992"/>
+          <w:tab w:val="left" w:pos="11908"/>
+          <w:tab w:val="left" w:pos="12824"/>
+          <w:tab w:val="left" w:pos="13740"/>
+          <w:tab w:val="left" w:pos="14656"/>
+        </w:tabs>
+        <w:spacing w:after="0" w:line="240" w:lineRule="auto"/>
+        <w:rPr>
+          <w:rFonts w:ascii="Courier New" w:eastAsia="Times New Roman" w:hAnsi="Courier New" w:cs="Courier New"/>
+          <w:color w:val="000000"/>
+          <w:kern w:val="0"/>
+          <w:sz w:val="16"/>
+          <w:szCs w:val="16"/>
+          <w14:ligatures w14:val="none"/>
+        </w:rPr>
+      </w:pPr>
+      <w:r>
+        <w:rPr>
+          <w:rFonts w:ascii="Courier New" w:eastAsia="Times New Roman" w:hAnsi="Courier New" w:cs="Courier New"/>
+          <w:color w:val="000000"/>
+          <w:kern w:val="0"/>
+          <w:sz w:val="16"/>
+          <w:szCs w:val="16"/>
+          <w14:ligatures w14:val="none"/>
+        </w:rPr>
+        <w:t>38| </w:t>
+      </w:r>
+      <w:r>
+        <w:rPr>
+          <w:rFonts w:ascii="Cambria Math" w:eastAsia="Times New Roman" w:hAnsi="Cambria Math" w:cs="Cambria Math"/>
+          <w:color w:val="000000"/>
+          <w:kern w:val="0"/>
+          <w:sz w:val="16"/>
+          <w:szCs w:val="16"/>
+          <w14:ligatures w14:val="none"/>
+        </w:rPr>
+        <w:t>​</w:t>
+      </w:r>
+    </w:p>
+    <w:p>
+      <w:pPr>
+        <w:shd w:val="clear" w:color="auto" w:fill="FFFFFF"/>
+        <w:tabs>
+          <w:tab w:val="left" w:pos="916"/>
+          <w:tab w:val="left" w:pos="1832"/>
+          <w:tab w:val="left" w:pos="2748"/>
+          <w:tab w:val="left" w:pos="3664"/>
+          <w:tab w:val="left" w:pos="4580"/>
+          <w:tab w:val="left" w:pos="5496"/>
+          <w:tab w:val="left" w:pos="6412"/>
+          <w:tab w:val="left" w:pos="7328"/>
+          <w:tab w:val="left" w:pos="8244"/>
+          <w:tab w:val="left" w:pos="9160"/>
+          <w:tab w:val="left" w:pos="10076"/>
+          <w:tab w:val="left" w:pos="10992"/>
+          <w:tab w:val="left" w:pos="11908"/>
+          <w:tab w:val="left" w:pos="12824"/>
+          <w:tab w:val="left" w:pos="13740"/>
+          <w:tab w:val="left" w:pos="14656"/>
+        </w:tabs>
+        <w:spacing w:after="0" w:line="240" w:lineRule="auto"/>
+        <w:rPr>
+          <w:rFonts w:ascii="Courier New" w:eastAsia="Times New Roman" w:hAnsi="Courier New" w:cs="Courier New"/>
+          <w:color w:val="000000"/>
+          <w:kern w:val="0"/>
+          <w:sz w:val="16"/>
+          <w:szCs w:val="16"/>
+          <w14:ligatures w14:val="none"/>
+        </w:rPr>
+      </w:pPr>
+      <w:r>
+        <w:rPr>
+          <w:rFonts w:ascii="Courier New" w:eastAsia="Times New Roman" w:hAnsi="Courier New" w:cs="Courier New"/>
+          <w:color w:val="000000"/>
+          <w:kern w:val="0"/>
+          <w:sz w:val="16"/>
+          <w:szCs w:val="16"/>
+          <w14:ligatures w14:val="none"/>
+        </w:rPr>
+        <w:t xml:space="preserve">39|         List&lt;User&gt; age1990 = </w:t>
+      </w:r>
+      <w:r>
+        <w:rPr>
+          <w:rFonts w:ascii="Courier New" w:eastAsia="Times New Roman" w:hAnsi="Courier New" w:cs="Courier New"/>
+          <w:b/>
+          <w:bCs/>
+          <w:color w:val="7F0055"/>
+          <w:kern w:val="0"/>
+          <w:sz w:val="16"/>
+          <w:szCs w:val="16"/>
+          <w14:ligatures w14:val="none"/>
+        </w:rPr>
+        <w:t>new</w:t>
+      </w:r>
+      <w:r>
+        <w:rPr>
+          <w:rFonts w:ascii="Courier New" w:eastAsia="Times New Roman" w:hAnsi="Courier New" w:cs="Courier New"/>
+          <w:color w:val="000000"/>
+          <w:kern w:val="0"/>
+          <w:sz w:val="16"/>
+          <w:szCs w:val="16"/>
+          <w14:ligatures w14:val="none"/>
+        </w:rPr>
+        <w:t xml:space="preserve"> ArrayList&lt;&gt;();</w:t>
+      </w:r>
+    </w:p>
+    <w:p>
+      <w:pPr>
+        <w:shd w:val="clear" w:color="auto" w:fill="FFFFFF"/>
+        <w:tabs>
+          <w:tab w:val="left" w:pos="916"/>
+          <w:tab w:val="left" w:pos="1832"/>
+          <w:tab w:val="left" w:pos="2748"/>
+          <w:tab w:val="left" w:pos="3664"/>
+          <w:tab w:val="left" w:pos="4580"/>
+          <w:tab w:val="left" w:pos="5496"/>
+          <w:tab w:val="left" w:pos="6412"/>
+          <w:tab w:val="left" w:pos="7328"/>
+          <w:tab w:val="left" w:pos="8244"/>
+          <w:tab w:val="left" w:pos="9160"/>
+          <w:tab w:val="left" w:pos="10076"/>
+          <w:tab w:val="left" w:pos="10992"/>
+          <w:tab w:val="left" w:pos="11908"/>
+          <w:tab w:val="left" w:pos="12824"/>
+          <w:tab w:val="left" w:pos="13740"/>
+          <w:tab w:val="left" w:pos="14656"/>
+        </w:tabs>
+        <w:spacing w:after="0" w:line="240" w:lineRule="auto"/>
+        <w:rPr>
+          <w:rFonts w:ascii="Courier New" w:eastAsia="Times New Roman" w:hAnsi="Courier New" w:cs="Courier New"/>
+          <w:color w:val="000000"/>
+          <w:kern w:val="0"/>
+          <w:sz w:val="16"/>
+          <w:szCs w:val="16"/>
+          <w14:ligatures w14:val="none"/>
+        </w:rPr>
+      </w:pPr>
+      <w:r>
+        <w:rPr>
+          <w:rFonts w:ascii="Courier New" w:eastAsia="Times New Roman" w:hAnsi="Courier New" w:cs="Courier New"/>
+          <w:color w:val="000000"/>
+          <w:kern w:val="0"/>
+          <w:sz w:val="16"/>
+          <w:szCs w:val="16"/>
+          <w14:ligatures w14:val="none"/>
+        </w:rPr>
+        <w:t>40|         </w:t>
+      </w:r>
+      <w:r>
+        <w:rPr>
+          <w:rFonts w:ascii="Courier New" w:eastAsia="Times New Roman" w:hAnsi="Courier New" w:cs="Courier New"/>
+          <w:b/>
+          <w:bCs/>
+          <w:color w:val="7F0055"/>
+          <w:kern w:val="0"/>
+          <w:sz w:val="16"/>
+          <w:szCs w:val="16"/>
+          <w14:ligatures w14:val="none"/>
+        </w:rPr>
+        <w:t>for</w:t>
+      </w:r>
+      <w:r>
+        <w:rPr>
+          <w:rFonts w:ascii="Courier New" w:eastAsia="Times New Roman" w:hAnsi="Courier New" w:cs="Courier New"/>
+          <w:color w:val="000000"/>
+          <w:kern w:val="0"/>
+          <w:sz w:val="16"/>
+          <w:szCs w:val="16"/>
+          <w14:ligatures w14:val="none"/>
+        </w:rPr>
+        <w:t xml:space="preserve"> (User user : users) {</w:t>
+      </w:r>
+    </w:p>
+    <w:p>
+      <w:pPr>
+        <w:shd w:val="clear" w:color="auto" w:fill="FFFFFF"/>
+        <w:tabs>
+          <w:tab w:val="left" w:pos="916"/>
+          <w:tab w:val="left" w:pos="1832"/>
+          <w:tab w:val="left" w:pos="2748"/>
+          <w:tab w:val="left" w:pos="3664"/>
+          <w:tab w:val="left" w:pos="4580"/>
+          <w:tab w:val="left" w:pos="5496"/>
+          <w:tab w:val="left" w:pos="6412"/>
+          <w:tab w:val="left" w:pos="7328"/>
+          <w:tab w:val="left" w:pos="8244"/>
+          <w:tab w:val="left" w:pos="9160"/>
+          <w:tab w:val="left" w:pos="10076"/>
+          <w:tab w:val="left" w:pos="10992"/>
+          <w:tab w:val="left" w:pos="11908"/>
+          <w:tab w:val="left" w:pos="12824"/>
+          <w:tab w:val="left" w:pos="13740"/>
+          <w:tab w:val="left" w:pos="14656"/>
+        </w:tabs>
+        <w:spacing w:after="0" w:line="240" w:lineRule="auto"/>
+        <w:rPr>
+          <w:rFonts w:ascii="Courier New" w:eastAsia="Times New Roman" w:hAnsi="Courier New" w:cs="Courier New"/>
+          <w:color w:val="000000"/>
+          <w:kern w:val="0"/>
+          <w:sz w:val="16"/>
+          <w:szCs w:val="16"/>
+          <w14:ligatures w14:val="none"/>
+        </w:rPr>
+      </w:pPr>
+      <w:r>
+        <w:rPr>
+          <w:rFonts w:ascii="Courier New" w:eastAsia="Times New Roman" w:hAnsi="Courier New" w:cs="Courier New"/>
+          <w:color w:val="000000"/>
+          <w:kern w:val="0"/>
+          <w:sz w:val="16"/>
+          <w:szCs w:val="16"/>
+          <w14:ligatures w14:val="none"/>
+        </w:rPr>
+        <w:t>41|             </w:t>
+      </w:r>
+      <w:r>
+        <w:rPr>
+          <w:rFonts w:ascii="Courier New" w:eastAsia="Times New Roman" w:hAnsi="Courier New" w:cs="Courier New"/>
+          <w:b/>
+          <w:bCs/>
+          <w:color w:val="7F0055"/>
+          <w:kern w:val="0"/>
+          <w:sz w:val="16"/>
+          <w:szCs w:val="16"/>
+          <w14:ligatures w14:val="none"/>
+        </w:rPr>
+        <w:t>if</w:t>
+      </w:r>
+      <w:r>
+        <w:rPr>
+          <w:rFonts w:ascii="Courier New" w:eastAsia="Times New Roman" w:hAnsi="Courier New" w:cs="Courier New"/>
+          <w:color w:val="000000"/>
+          <w:kern w:val="0"/>
+          <w:sz w:val="16"/>
+          <w:szCs w:val="16"/>
+          <w14:ligatures w14:val="none"/>
+        </w:rPr>
+        <w:t xml:space="preserve"> (user.BirthYear &gt;= </w:t>
+      </w:r>
+      <w:r>
+        <w:rPr>
+          <w:rFonts w:ascii="Courier New" w:eastAsia="Times New Roman" w:hAnsi="Courier New" w:cs="Courier New"/>
+          <w:color w:val="116644"/>
+          <w:kern w:val="0"/>
+          <w:sz w:val="16"/>
+          <w:szCs w:val="16"/>
+          <w14:ligatures w14:val="none"/>
+        </w:rPr>
+        <w:t>1990</w:t>
+      </w:r>
+      <w:r>
+        <w:rPr>
+          <w:rFonts w:ascii="Courier New" w:eastAsia="Times New Roman" w:hAnsi="Courier New" w:cs="Courier New"/>
+          <w:color w:val="000000"/>
+          <w:kern w:val="0"/>
+          <w:sz w:val="16"/>
+          <w:szCs w:val="16"/>
+          <w14:ligatures w14:val="none"/>
+        </w:rPr>
+        <w:t>){</w:t>
+      </w:r>
+    </w:p>
+    <w:p>
+      <w:pPr>
+        <w:shd w:val="clear" w:color="auto" w:fill="FFFFFF"/>
+        <w:tabs>
+          <w:tab w:val="left" w:pos="916"/>
+          <w:tab w:val="left" w:pos="1832"/>
+          <w:tab w:val="left" w:pos="2748"/>
+          <w:tab w:val="left" w:pos="3664"/>
+          <w:tab w:val="left" w:pos="4580"/>
+          <w:tab w:val="left" w:pos="5496"/>
+          <w:tab w:val="left" w:pos="6412"/>
+          <w:tab w:val="left" w:pos="7328"/>
+          <w:tab w:val="left" w:pos="8244"/>
+          <w:tab w:val="left" w:pos="9160"/>
+          <w:tab w:val="left" w:pos="10076"/>
+          <w:tab w:val="left" w:pos="10992"/>
+          <w:tab w:val="left" w:pos="11908"/>
+          <w:tab w:val="left" w:pos="12824"/>
+          <w:tab w:val="left" w:pos="13740"/>
+          <w:tab w:val="left" w:pos="14656"/>
+        </w:tabs>
+        <w:spacing w:after="0" w:line="240" w:lineRule="auto"/>
+        <w:rPr>
+          <w:rFonts w:ascii="Courier New" w:eastAsia="Times New Roman" w:hAnsi="Courier New" w:cs="Courier New"/>
+          <w:color w:val="000000"/>
+          <w:kern w:val="0"/>
+          <w:sz w:val="16"/>
+          <w:szCs w:val="16"/>
+          <w14:ligatures w14:val="none"/>
+        </w:rPr>
+      </w:pPr>
+      <w:r>
+        <w:rPr>
+          <w:rFonts w:ascii="Courier New" w:eastAsia="Times New Roman" w:hAnsi="Courier New" w:cs="Courier New"/>
+          <w:color w:val="000000"/>
+          <w:kern w:val="0"/>
+          <w:sz w:val="16"/>
+          <w:szCs w:val="16"/>
+          <w14:ligatures w14:val="none"/>
+        </w:rPr>
+        <w:t>42|                 age1990.add(</w:t>
+      </w:r>
+      <w:r>
+        <w:rPr>
+          <w:rFonts w:ascii="Courier New" w:eastAsia="Times New Roman" w:hAnsi="Courier New" w:cs="Courier New"/>
+          <w:b/>
+          <w:bCs/>
+          <w:color w:val="7F0055"/>
+          <w:kern w:val="0"/>
+          <w:sz w:val="16"/>
+          <w:szCs w:val="16"/>
+          <w14:ligatures w14:val="none"/>
+        </w:rPr>
+        <w:t>new</w:t>
+      </w:r>
+      <w:r>
+        <w:rPr>
+          <w:rFonts w:ascii="Courier New" w:eastAsia="Times New Roman" w:hAnsi="Courier New" w:cs="Courier New"/>
+          <w:color w:val="000000"/>
+          <w:kern w:val="0"/>
+          <w:sz w:val="16"/>
+          <w:szCs w:val="16"/>
+          <w14:ligatures w14:val="none"/>
+        </w:rPr>
+        <w:t xml:space="preserve"> User(user.FirstName , user.BirthYear));</w:t>
+      </w:r>
+    </w:p>
+    <w:p>
+      <w:pPr>
+        <w:shd w:val="clear" w:color="auto" w:fill="FFFFFF"/>
+        <w:tabs>
+          <w:tab w:val="left" w:pos="916"/>
+          <w:tab w:val="left" w:pos="1832"/>
+          <w:tab w:val="left" w:pos="2748"/>
+          <w:tab w:val="left" w:pos="3664"/>
+          <w:tab w:val="left" w:pos="4580"/>
+          <w:tab w:val="left" w:pos="5496"/>
+          <w:tab w:val="left" w:pos="6412"/>
+          <w:tab w:val="left" w:pos="7328"/>
+          <w:tab w:val="left" w:pos="8244"/>
+          <w:tab w:val="left" w:pos="9160"/>
+          <w:tab w:val="left" w:pos="10076"/>
+          <w:tab w:val="left" w:pos="10992"/>
+          <w:tab w:val="left" w:pos="11908"/>
+          <w:tab w:val="left" w:pos="12824"/>
+          <w:tab w:val="left" w:pos="13740"/>
+          <w:tab w:val="left" w:pos="14656"/>
+        </w:tabs>
+        <w:spacing w:after="0" w:line="240" w:lineRule="auto"/>
+        <w:rPr>
+          <w:rFonts w:ascii="Courier New" w:eastAsia="Times New Roman" w:hAnsi="Courier New" w:cs="Courier New"/>
+          <w:color w:val="000000"/>
+          <w:kern w:val="0"/>
+          <w:sz w:val="16"/>
+          <w:szCs w:val="16"/>
+          <w14:ligatures w14:val="none"/>
+        </w:rPr>
+      </w:pPr>
+      <w:r>
+        <w:rPr>
+          <w:rFonts w:ascii="Courier New" w:eastAsia="Times New Roman" w:hAnsi="Courier New" w:cs="Courier New"/>
+          <w:color w:val="000000"/>
+          <w:kern w:val="0"/>
+          <w:sz w:val="16"/>
+          <w:szCs w:val="16"/>
+          <w14:ligatures w14:val="none"/>
+        </w:rPr>
+        <w:t>43|             }</w:t>
+      </w:r>
+    </w:p>
+    <w:p>
+      <w:pPr>
+        <w:shd w:val="clear" w:color="auto" w:fill="FFFFFF"/>
+        <w:tabs>
+          <w:tab w:val="left" w:pos="916"/>
+          <w:tab w:val="left" w:pos="1832"/>
+          <w:tab w:val="left" w:pos="2748"/>
+          <w:tab w:val="left" w:pos="3664"/>
+          <w:tab w:val="left" w:pos="4580"/>
+          <w:tab w:val="left" w:pos="5496"/>
+          <w:tab w:val="left" w:pos="6412"/>
+          <w:tab w:val="left" w:pos="7328"/>
+          <w:tab w:val="left" w:pos="8244"/>
+          <w:tab w:val="left" w:pos="9160"/>
+          <w:tab w:val="left" w:pos="10076"/>
+          <w:tab w:val="left" w:pos="10992"/>
+          <w:tab w:val="left" w:pos="11908"/>
+          <w:tab w:val="left" w:pos="12824"/>
+          <w:tab w:val="left" w:pos="13740"/>
+          <w:tab w:val="left" w:pos="14656"/>
+        </w:tabs>
+        <w:spacing w:after="0" w:line="240" w:lineRule="auto"/>
+        <w:rPr>
+          <w:rFonts w:ascii="Courier New" w:eastAsia="Times New Roman" w:hAnsi="Courier New" w:cs="Courier New"/>
+          <w:color w:val="000000"/>
+          <w:kern w:val="0"/>
+          <w:sz w:val="16"/>
+          <w:szCs w:val="16"/>
+          <w14:ligatures w14:val="none"/>
+        </w:rPr>
+      </w:pPr>
+      <w:r>
+        <w:rPr>
+          <w:rFonts w:ascii="Courier New" w:eastAsia="Times New Roman" w:hAnsi="Courier New" w:cs="Courier New"/>
+          <w:color w:val="000000"/>
+          <w:kern w:val="0"/>
+          <w:sz w:val="16"/>
+          <w:szCs w:val="16"/>
+          <w14:ligatures w14:val="none"/>
+        </w:rPr>
+        <w:t>44|         }</w:t>
+      </w:r>
+    </w:p>
+    <w:p>
+      <w:pPr>
+        <w:shd w:val="clear" w:color="auto" w:fill="FFFFFF"/>
+        <w:tabs>
+          <w:tab w:val="left" w:pos="916"/>
+          <w:tab w:val="left" w:pos="1832"/>
+          <w:tab w:val="left" w:pos="2748"/>
+          <w:tab w:val="left" w:pos="3664"/>
+          <w:tab w:val="left" w:pos="4580"/>
+          <w:tab w:val="left" w:pos="5496"/>
+          <w:tab w:val="left" w:pos="6412"/>
+          <w:tab w:val="left" w:pos="7328"/>
+          <w:tab w:val="left" w:pos="8244"/>
+          <w:tab w:val="left" w:pos="9160"/>
+          <w:tab w:val="left" w:pos="10076"/>
+          <w:tab w:val="left" w:pos="10992"/>
+          <w:tab w:val="left" w:pos="11908"/>
+          <w:tab w:val="left" w:pos="12824"/>
+          <w:tab w:val="left" w:pos="13740"/>
+          <w:tab w:val="left" w:pos="14656"/>
+        </w:tabs>
+        <w:spacing w:after="0" w:line="240" w:lineRule="auto"/>
+        <w:rPr>
+          <w:rFonts w:ascii="Courier New" w:eastAsia="Times New Roman" w:hAnsi="Courier New" w:cs="Courier New"/>
+          <w:color w:val="000000"/>
+          <w:kern w:val="0"/>
+          <w:sz w:val="16"/>
+          <w:szCs w:val="16"/>
+          <w14:ligatures w14:val="none"/>
+        </w:rPr>
+      </w:pPr>
+      <w:r>
+        <w:rPr>
+          <w:rFonts w:ascii="Courier New" w:eastAsia="Times New Roman" w:hAnsi="Courier New" w:cs="Courier New"/>
+          <w:color w:val="000000"/>
+          <w:kern w:val="0"/>
+          <w:sz w:val="16"/>
+          <w:szCs w:val="16"/>
+          <w14:ligatures w14:val="none"/>
+        </w:rPr>
+        <w:t>45|         </w:t>
+      </w:r>
+      <w:r>
+        <w:rPr>
+          <w:rFonts w:ascii="Courier New" w:eastAsia="Times New Roman" w:hAnsi="Courier New" w:cs="Courier New"/>
+          <w:b/>
+          <w:bCs/>
+          <w:color w:val="7F0055"/>
+          <w:kern w:val="0"/>
+          <w:sz w:val="16"/>
+          <w:szCs w:val="16"/>
+          <w14:ligatures w14:val="none"/>
+        </w:rPr>
+        <w:t>for</w:t>
+      </w:r>
+      <w:r>
+        <w:rPr>
+          <w:rFonts w:ascii="Courier New" w:eastAsia="Times New Roman" w:hAnsi="Courier New" w:cs="Courier New"/>
+          <w:color w:val="000000"/>
+          <w:kern w:val="0"/>
+          <w:sz w:val="16"/>
+          <w:szCs w:val="16"/>
+          <w14:ligatures w14:val="none"/>
+        </w:rPr>
+        <w:t xml:space="preserve"> (User user1990 : age1990) {</w:t>
+      </w:r>
+    </w:p>
+    <w:p>
+      <w:pPr>
+        <w:shd w:val="clear" w:color="auto" w:fill="FFFFFF"/>
+        <w:tabs>
+          <w:tab w:val="left" w:pos="916"/>
+          <w:tab w:val="left" w:pos="1832"/>
+          <w:tab w:val="left" w:pos="2748"/>
+          <w:tab w:val="left" w:pos="3664"/>
+          <w:tab w:val="left" w:pos="4580"/>
+          <w:tab w:val="left" w:pos="5496"/>
+          <w:tab w:val="left" w:pos="6412"/>
+          <w:tab w:val="left" w:pos="7328"/>
+          <w:tab w:val="left" w:pos="8244"/>
+          <w:tab w:val="left" w:pos="9160"/>
+          <w:tab w:val="left" w:pos="10076"/>
+          <w:tab w:val="left" w:pos="10992"/>
+          <w:tab w:val="left" w:pos="11908"/>
+          <w:tab w:val="left" w:pos="12824"/>
+          <w:tab w:val="left" w:pos="13740"/>
+          <w:tab w:val="left" w:pos="14656"/>
+        </w:tabs>
+        <w:spacing w:after="0" w:line="240" w:lineRule="auto"/>
+        <w:rPr>
+          <w:rFonts w:ascii="Courier New" w:eastAsia="Times New Roman" w:hAnsi="Courier New" w:cs="Courier New"/>
+          <w:color w:val="000000"/>
+          <w:kern w:val="0"/>
+          <w:sz w:val="16"/>
+          <w:szCs w:val="16"/>
+          <w14:ligatures w14:val="none"/>
+        </w:rPr>
+      </w:pPr>
+      <w:r>
+        <w:rPr>
+          <w:rFonts w:ascii="Courier New" w:eastAsia="Times New Roman" w:hAnsi="Courier New" w:cs="Courier New"/>
+          <w:color w:val="000000"/>
+          <w:kern w:val="0"/>
+          <w:sz w:val="16"/>
+          <w:szCs w:val="16"/>
+          <w14:ligatures w14:val="none"/>
+        </w:rPr>
+        <w:t>46|             System.out.println(</w:t>
+      </w:r>
+      <w:r>
+        <w:rPr>
+          <w:rFonts w:ascii="Courier New" w:eastAsia="Times New Roman" w:hAnsi="Courier New" w:cs="Courier New"/>
+          <w:color w:val="2A00FF"/>
+          <w:kern w:val="0"/>
+          <w:sz w:val="16"/>
+          <w:szCs w:val="16"/>
+          <w14:ligatures w14:val="none"/>
+        </w:rPr>
+        <w:t>"FirstName : "</w:t>
+      </w:r>
+      <w:r>
+        <w:rPr>
+          <w:rFonts w:ascii="Courier New" w:eastAsia="Times New Roman" w:hAnsi="Courier New" w:cs="Courier New"/>
+          <w:color w:val="000000"/>
+          <w:kern w:val="0"/>
+          <w:sz w:val="16"/>
+          <w:szCs w:val="16"/>
+          <w14:ligatures w14:val="none"/>
+        </w:rPr>
+        <w:t xml:space="preserve"> + user1990.FirstName + </w:t>
+      </w:r>
+      <w:r>
+        <w:rPr>
+          <w:rFonts w:ascii="Courier New" w:eastAsia="Times New Roman" w:hAnsi="Courier New" w:cs="Courier New"/>
+          <w:color w:val="2A00FF"/>
+          <w:kern w:val="0"/>
+          <w:sz w:val="16"/>
+          <w:szCs w:val="16"/>
+          <w14:ligatures w14:val="none"/>
+        </w:rPr>
+        <w:t>" , BirthYear: "</w:t>
+      </w:r>
+      <w:r>
+        <w:rPr>
+          <w:rFonts w:ascii="Courier New" w:eastAsia="Times New Roman" w:hAnsi="Courier New" w:cs="Courier New"/>
+          <w:color w:val="000000"/>
+          <w:kern w:val="0"/>
+          <w:sz w:val="16"/>
+          <w:szCs w:val="16"/>
+          <w14:ligatures w14:val="none"/>
+        </w:rPr>
+        <w:t xml:space="preserve"> + user1990.BirthYear);</w:t>
+      </w:r>
+    </w:p>
+    <w:p>
+      <w:pPr>
+        <w:shd w:val="clear" w:color="auto" w:fill="FFFFFF"/>
+        <w:tabs>
+          <w:tab w:val="left" w:pos="916"/>
+          <w:tab w:val="left" w:pos="1832"/>
+          <w:tab w:val="left" w:pos="2748"/>
+          <w:tab w:val="left" w:pos="3664"/>
+          <w:tab w:val="left" w:pos="4580"/>
+          <w:tab w:val="left" w:pos="5496"/>
+          <w:tab w:val="left" w:pos="6412"/>
+          <w:tab w:val="left" w:pos="7328"/>
+          <w:tab w:val="left" w:pos="8244"/>
+          <w:tab w:val="left" w:pos="9160"/>
+          <w:tab w:val="left" w:pos="10076"/>
+          <w:tab w:val="left" w:pos="10992"/>
+          <w:tab w:val="left" w:pos="11908"/>
+          <w:tab w:val="left" w:pos="12824"/>
+          <w:tab w:val="left" w:pos="13740"/>
+          <w:tab w:val="left" w:pos="14656"/>
+        </w:tabs>
+        <w:spacing w:after="0" w:line="240" w:lineRule="auto"/>
+        <w:rPr>
+          <w:rFonts w:ascii="Courier New" w:eastAsia="Times New Roman" w:hAnsi="Courier New" w:cs="Courier New"/>
+          <w:color w:val="000000"/>
+          <w:kern w:val="0"/>
+          <w:sz w:val="16"/>
+          <w:szCs w:val="16"/>
+          <w14:ligatures w14:val="none"/>
+        </w:rPr>
+      </w:pPr>
+      <w:r>
+        <w:rPr>
+          <w:rFonts w:ascii="Courier New" w:eastAsia="Times New Roman" w:hAnsi="Courier New" w:cs="Courier New"/>
+          <w:color w:val="000000"/>
+          <w:kern w:val="0"/>
+          <w:sz w:val="16"/>
+          <w:szCs w:val="16"/>
+          <w14:ligatures w14:val="none"/>
+        </w:rPr>
+        <w:t>47|         }</w:t>
+      </w:r>
+    </w:p>
+    <w:p>
+      <w:pPr>
+        <w:shd w:val="clear" w:color="auto" w:fill="FFFFFF"/>
+        <w:tabs>
+          <w:tab w:val="left" w:pos="916"/>
+          <w:tab w:val="left" w:pos="1832"/>
+          <w:tab w:val="left" w:pos="2748"/>
+          <w:tab w:val="left" w:pos="3664"/>
+          <w:tab w:val="left" w:pos="4580"/>
+          <w:tab w:val="left" w:pos="5496"/>
+          <w:tab w:val="left" w:pos="6412"/>
+          <w:tab w:val="left" w:pos="7328"/>
+          <w:tab w:val="left" w:pos="8244"/>
+          <w:tab w:val="left" w:pos="9160"/>
+          <w:tab w:val="left" w:pos="10076"/>
+          <w:tab w:val="left" w:pos="10992"/>
+          <w:tab w:val="left" w:pos="11908"/>
+          <w:tab w:val="left" w:pos="12824"/>
+          <w:tab w:val="left" w:pos="13740"/>
+          <w:tab w:val="left" w:pos="14656"/>
+        </w:tabs>
+        <w:spacing w:after="0" w:line="240" w:lineRule="auto"/>
+        <w:rPr>
+          <w:rFonts w:ascii="Courier New" w:eastAsia="Times New Roman" w:hAnsi="Courier New" w:cs="Courier New"/>
+          <w:color w:val="000000"/>
+          <w:kern w:val="0"/>
+          <w:sz w:val="16"/>
+          <w:szCs w:val="16"/>
+          <w14:ligatures w14:val="none"/>
+        </w:rPr>
+      </w:pPr>
+      <w:r>
+        <w:rPr>
+          <w:rFonts w:ascii="Courier New" w:eastAsia="Times New Roman" w:hAnsi="Courier New" w:cs="Courier New"/>
+          <w:color w:val="000000"/>
+          <w:kern w:val="0"/>
+          <w:sz w:val="16"/>
+          <w:szCs w:val="16"/>
+          <w14:ligatures w14:val="none"/>
+        </w:rPr>
+        <w:t>48|     }</w:t>
+      </w:r>
+    </w:p>
+    <w:p>
+      <w:pPr>
+        <w:shd w:val="clear" w:color="auto" w:fill="FFFFFF"/>
+        <w:tabs>
+          <w:tab w:val="left" w:pos="916"/>
+          <w:tab w:val="left" w:pos="1832"/>
+          <w:tab w:val="left" w:pos="2748"/>
+          <w:tab w:val="left" w:pos="3664"/>
+          <w:tab w:val="left" w:pos="4580"/>
+          <w:tab w:val="left" w:pos="5496"/>
+          <w:tab w:val="left" w:pos="6412"/>
+          <w:tab w:val="left" w:pos="7328"/>
+          <w:tab w:val="left" w:pos="8244"/>
+          <w:tab w:val="left" w:pos="9160"/>
+          <w:tab w:val="left" w:pos="10076"/>
+          <w:tab w:val="left" w:pos="10992"/>
+          <w:tab w:val="left" w:pos="11908"/>
+          <w:tab w:val="left" w:pos="12824"/>
+          <w:tab w:val="left" w:pos="13740"/>
+          <w:tab w:val="left" w:pos="14656"/>
+        </w:tabs>
+        <w:spacing w:after="0" w:line="240" w:lineRule="auto"/>
+        <w:rPr>
+          <w:rFonts w:ascii="Courier New" w:eastAsia="Times New Roman" w:hAnsi="Courier New" w:cs="Courier New"/>
+          <w:color w:val="000000"/>
+          <w:kern w:val="0"/>
+          <w:sz w:val="16"/>
+          <w:szCs w:val="16"/>
+          <w14:ligatures w14:val="none"/>
+        </w:rPr>
+      </w:pPr>
+      <w:r>
+        <w:rPr>
+          <w:rFonts w:ascii="Courier New" w:eastAsia="Times New Roman" w:hAnsi="Courier New" w:cs="Courier New"/>
+          <w:color w:val="000000"/>
+          <w:kern w:val="0"/>
+          <w:sz w:val="16"/>
+          <w:szCs w:val="16"/>
+          <w14:ligatures w14:val="none"/>
+        </w:rPr>
+        <w:t>49| }</w:t>
+      </w:r>
+    </w:p>
+    <w:p>
+      <w:pPr>
+        <w:shd w:val="clear" w:color="auto" w:fill="FFFFFF"/>
+        <w:tabs>
+          <w:tab w:val="left" w:pos="916"/>
+          <w:tab w:val="left" w:pos="1832"/>
+          <w:tab w:val="left" w:pos="2748"/>
+          <w:tab w:val="left" w:pos="3664"/>
+          <w:tab w:val="left" w:pos="4580"/>
+          <w:tab w:val="left" w:pos="5496"/>
+          <w:tab w:val="left" w:pos="6412"/>
+          <w:tab w:val="left" w:pos="7328"/>
+          <w:tab w:val="left" w:pos="8244"/>
+          <w:tab w:val="left" w:pos="9160"/>
+          <w:tab w:val="left" w:pos="10076"/>
+          <w:tab w:val="left" w:pos="10992"/>
+          <w:tab w:val="left" w:pos="11908"/>
+          <w:tab w:val="left" w:pos="12824"/>
+          <w:tab w:val="left" w:pos="13740"/>
+          <w:tab w:val="left" w:pos="14656"/>
+        </w:tabs>
+        <w:spacing w:after="0" w:line="240" w:lineRule="auto"/>
+        <w:rPr>
+          <w:rFonts w:ascii="Courier New" w:eastAsia="Times New Roman" w:hAnsi="Courier New" w:cs="Courier New"/>
+          <w:color w:val="000000"/>
+          <w:kern w:val="0"/>
+          <w:sz w:val="16"/>
+          <w:szCs w:val="16"/>
+          <w14:ligatures w14:val="none"/>
+        </w:rPr>
+      </w:pPr>
+      <w:r>
+        <w:rPr>
+          <w:rFonts w:ascii="Courier New" w:eastAsia="Times New Roman" w:hAnsi="Courier New" w:cs="Courier New"/>
+          <w:color w:val="000000"/>
+          <w:kern w:val="0"/>
+          <w:sz w:val="16"/>
+          <w:szCs w:val="16"/>
+          <w14:ligatures w14:val="none"/>
+        </w:rPr>
+        <w:t>50| </w:t>
+      </w:r>
+      <w:r>
+        <w:rPr>
+          <w:rFonts w:ascii="Cambria Math" w:eastAsia="Times New Roman" w:hAnsi="Cambria Math" w:cs="Cambria Math"/>
+          <w:color w:val="000000"/>
+          <w:kern w:val="0"/>
+          <w:sz w:val="16"/>
+          <w:szCs w:val="16"/>
+          <w14:ligatures w14:val="none"/>
+        </w:rPr>
+        <w:t>​</w:t>
+      </w:r>
+    </w:p>
+    <w:p>
+      <w:pPr>
+        <w:shd w:val="clear" w:color="auto" w:fill="FFFFFF"/>
+        <w:tabs>
+          <w:tab w:val="left" w:pos="916"/>
+          <w:tab w:val="left" w:pos="1832"/>
+          <w:tab w:val="left" w:pos="2748"/>
+          <w:tab w:val="left" w:pos="3664"/>
+          <w:tab w:val="left" w:pos="4580"/>
+          <w:tab w:val="left" w:pos="5496"/>
+          <w:tab w:val="left" w:pos="6412"/>
+          <w:tab w:val="left" w:pos="7328"/>
+          <w:tab w:val="left" w:pos="8244"/>
+          <w:tab w:val="left" w:pos="9160"/>
+          <w:tab w:val="left" w:pos="10076"/>
+          <w:tab w:val="left" w:pos="10992"/>
+          <w:tab w:val="left" w:pos="11908"/>
+          <w:tab w:val="left" w:pos="12824"/>
+          <w:tab w:val="left" w:pos="13740"/>
+          <w:tab w:val="left" w:pos="14656"/>
+        </w:tabs>
+        <w:spacing w:after="0" w:line="240" w:lineRule="auto"/>
+        <w:rPr>
+          <w:rFonts w:ascii="Courier New" w:eastAsia="Times New Roman" w:hAnsi="Courier New" w:cs="Courier New"/>
+          <w:color w:val="000000"/>
+          <w:kern w:val="0"/>
+          <w:sz w:val="16"/>
+          <w:szCs w:val="16"/>
+          <w14:ligatures w14:val="none"/>
+        </w:rPr>
+      </w:pPr>
+      <w:r>
+        <w:rPr>
+          <w:rFonts w:ascii="Courier New" w:eastAsia="Times New Roman" w:hAnsi="Courier New" w:cs="Courier New"/>
+          <w:color w:val="000000"/>
+          <w:kern w:val="0"/>
+          <w:sz w:val="16"/>
+          <w:szCs w:val="16"/>
+          <w14:ligatures w14:val="none"/>
+        </w:rPr>
+        <w:t>51| </w:t>
+      </w:r>
+      <w:r>
+        <w:rPr>
+          <w:rFonts w:ascii="Courier New" w:eastAsia="Times New Roman" w:hAnsi="Courier New" w:cs="Courier New"/>
+          <w:b/>
+          <w:bCs/>
+          <w:color w:val="7F0055"/>
+          <w:kern w:val="0"/>
+          <w:sz w:val="16"/>
+          <w:szCs w:val="16"/>
+          <w14:ligatures w14:val="none"/>
+        </w:rPr>
+        <w:t>class</w:t>
+      </w:r>
+      <w:r>
+        <w:rPr>
+          <w:rFonts w:ascii="Courier New" w:eastAsia="Times New Roman" w:hAnsi="Courier New" w:cs="Courier New"/>
+          <w:color w:val="000000"/>
+          <w:kern w:val="0"/>
+          <w:sz w:val="16"/>
+          <w:szCs w:val="16"/>
+          <w14:ligatures w14:val="none"/>
+        </w:rPr>
+        <w:t xml:space="preserve"> </w:t>
+      </w:r>
+      <w:r>
+        <w:rPr>
+          <w:rFonts w:ascii="Courier New" w:eastAsia="Times New Roman" w:hAnsi="Courier New" w:cs="Courier New"/>
+          <w:color w:val="0000FF"/>
+          <w:kern w:val="0"/>
+          <w:sz w:val="16"/>
+          <w:szCs w:val="16"/>
+          <w14:ligatures w14:val="none"/>
+        </w:rPr>
+        <w:t>UserWithAge</w:t>
+      </w:r>
+      <w:r>
+        <w:rPr>
+          <w:rFonts w:ascii="Courier New" w:eastAsia="Times New Roman" w:hAnsi="Courier New" w:cs="Courier New"/>
+          <w:color w:val="000000"/>
+          <w:kern w:val="0"/>
+          <w:sz w:val="16"/>
+          <w:szCs w:val="16"/>
+          <w14:ligatures w14:val="none"/>
+        </w:rPr>
+        <w:t xml:space="preserve"> {</w:t>
+      </w:r>
+    </w:p>
+    <w:p>
+      <w:pPr>
+        <w:shd w:val="clear" w:color="auto" w:fill="FFFFFF"/>
+        <w:tabs>
+          <w:tab w:val="left" w:pos="916"/>
+          <w:tab w:val="left" w:pos="1832"/>
+          <w:tab w:val="left" w:pos="2748"/>
+          <w:tab w:val="left" w:pos="3664"/>
+          <w:tab w:val="left" w:pos="4580"/>
+          <w:tab w:val="left" w:pos="5496"/>
+          <w:tab w:val="left" w:pos="6412"/>
+          <w:tab w:val="left" w:pos="7328"/>
+          <w:tab w:val="left" w:pos="8244"/>
+          <w:tab w:val="left" w:pos="9160"/>
+          <w:tab w:val="left" w:pos="10076"/>
+          <w:tab w:val="left" w:pos="10992"/>
+          <w:tab w:val="left" w:pos="11908"/>
+          <w:tab w:val="left" w:pos="12824"/>
+          <w:tab w:val="left" w:pos="13740"/>
+          <w:tab w:val="left" w:pos="14656"/>
+        </w:tabs>
+        <w:spacing w:after="0" w:line="240" w:lineRule="auto"/>
+        <w:rPr>
+          <w:rFonts w:ascii="Courier New" w:eastAsia="Times New Roman" w:hAnsi="Courier New" w:cs="Courier New"/>
+          <w:color w:val="000000"/>
+          <w:kern w:val="0"/>
+          <w:sz w:val="16"/>
+          <w:szCs w:val="16"/>
+          <w14:ligatures w14:val="none"/>
+        </w:rPr>
+      </w:pPr>
+      <w:r>
+        <w:rPr>
+          <w:rFonts w:ascii="Courier New" w:eastAsia="Times New Roman" w:hAnsi="Courier New" w:cs="Courier New"/>
+          <w:color w:val="000000"/>
+          <w:kern w:val="0"/>
+          <w:sz w:val="16"/>
+          <w:szCs w:val="16"/>
+          <w14:ligatures w14:val="none"/>
+        </w:rPr>
+        <w:t xml:space="preserve">52|     public </w:t>
+      </w:r>
+      <w:r>
+        <w:rPr>
+          <w:rFonts w:ascii="Courier New" w:eastAsia="Times New Roman" w:hAnsi="Courier New" w:cs="Courier New"/>
+          <w:color w:val="0000FF"/>
+          <w:kern w:val="0"/>
+          <w:sz w:val="16"/>
+          <w:szCs w:val="16"/>
+          <w14:ligatures w14:val="none"/>
+        </w:rPr>
+        <w:t>String</w:t>
+      </w:r>
+      <w:r>
+        <w:rPr>
+          <w:rFonts w:ascii="Courier New" w:eastAsia="Times New Roman" w:hAnsi="Courier New" w:cs="Courier New"/>
+          <w:color w:val="000000"/>
+          <w:kern w:val="0"/>
+          <w:sz w:val="16"/>
+          <w:szCs w:val="16"/>
+          <w14:ligatures w14:val="none"/>
+        </w:rPr>
+        <w:t xml:space="preserve"> </w:t>
+      </w:r>
+      <w:r>
+        <w:rPr>
+          <w:rFonts w:ascii="Courier New" w:eastAsia="Times New Roman" w:hAnsi="Courier New" w:cs="Courier New"/>
+          <w:color w:val="0000FF"/>
+          <w:kern w:val="0"/>
+          <w:sz w:val="16"/>
+          <w:szCs w:val="16"/>
+          <w14:ligatures w14:val="none"/>
+        </w:rPr>
+        <w:t>fullname</w:t>
+      </w:r>
+      <w:r>
+        <w:rPr>
+          <w:rFonts w:ascii="Courier New" w:eastAsia="Times New Roman" w:hAnsi="Courier New" w:cs="Courier New"/>
+          <w:color w:val="000000"/>
+          <w:kern w:val="0"/>
+          <w:sz w:val="16"/>
+          <w:szCs w:val="16"/>
+          <w14:ligatures w14:val="none"/>
+        </w:rPr>
+        <w:t xml:space="preserve"> ;</w:t>
+      </w:r>
+    </w:p>
+    <w:p>
+      <w:pPr>
+        <w:shd w:val="clear" w:color="auto" w:fill="FFFFFF"/>
+        <w:tabs>
+          <w:tab w:val="left" w:pos="916"/>
+          <w:tab w:val="left" w:pos="1832"/>
+          <w:tab w:val="left" w:pos="2748"/>
+          <w:tab w:val="left" w:pos="3664"/>
+          <w:tab w:val="left" w:pos="4580"/>
+          <w:tab w:val="left" w:pos="5496"/>
+          <w:tab w:val="left" w:pos="6412"/>
+          <w:tab w:val="left" w:pos="7328"/>
+          <w:tab w:val="left" w:pos="8244"/>
+          <w:tab w:val="left" w:pos="9160"/>
+          <w:tab w:val="left" w:pos="10076"/>
+          <w:tab w:val="left" w:pos="10992"/>
+          <w:tab w:val="left" w:pos="11908"/>
+          <w:tab w:val="left" w:pos="12824"/>
+          <w:tab w:val="left" w:pos="13740"/>
+          <w:tab w:val="left" w:pos="14656"/>
+        </w:tabs>
+        <w:spacing w:after="0" w:line="240" w:lineRule="auto"/>
+        <w:rPr>
+          <w:rFonts w:ascii="Courier New" w:eastAsia="Times New Roman" w:hAnsi="Courier New" w:cs="Courier New"/>
+          <w:color w:val="000000"/>
+          <w:kern w:val="0"/>
+          <w:sz w:val="16"/>
+          <w:szCs w:val="16"/>
+          <w14:ligatures w14:val="none"/>
+        </w:rPr>
+      </w:pPr>
+      <w:r>
+        <w:rPr>
+          <w:rFonts w:ascii="Courier New" w:eastAsia="Times New Roman" w:hAnsi="Courier New" w:cs="Courier New"/>
+          <w:color w:val="000000"/>
+          <w:kern w:val="0"/>
+          <w:sz w:val="16"/>
+          <w:szCs w:val="16"/>
+          <w14:ligatures w14:val="none"/>
+        </w:rPr>
+        <w:t xml:space="preserve">53|     public </w:t>
+      </w:r>
+      <w:r>
+        <w:rPr>
+          <w:rFonts w:ascii="Courier New" w:eastAsia="Times New Roman" w:hAnsi="Courier New" w:cs="Courier New"/>
+          <w:color w:val="0000FF"/>
+          <w:kern w:val="0"/>
+          <w:sz w:val="16"/>
+          <w:szCs w:val="16"/>
+          <w14:ligatures w14:val="none"/>
+        </w:rPr>
+        <w:t>String</w:t>
+      </w:r>
+      <w:r>
+        <w:rPr>
+          <w:rFonts w:ascii="Courier New" w:eastAsia="Times New Roman" w:hAnsi="Courier New" w:cs="Courier New"/>
+          <w:color w:val="000000"/>
+          <w:kern w:val="0"/>
+          <w:sz w:val="16"/>
+          <w:szCs w:val="16"/>
+          <w14:ligatures w14:val="none"/>
+        </w:rPr>
+        <w:t xml:space="preserve"> </w:t>
+      </w:r>
+      <w:r>
+        <w:rPr>
+          <w:rFonts w:ascii="Courier New" w:eastAsia="Times New Roman" w:hAnsi="Courier New" w:cs="Courier New"/>
+          <w:color w:val="0000FF"/>
+          <w:kern w:val="0"/>
+          <w:sz w:val="16"/>
+          <w:szCs w:val="16"/>
+          <w14:ligatures w14:val="none"/>
+        </w:rPr>
+        <w:t>LastName</w:t>
+      </w:r>
+      <w:r>
+        <w:rPr>
+          <w:rFonts w:ascii="Courier New" w:eastAsia="Times New Roman" w:hAnsi="Courier New" w:cs="Courier New"/>
+          <w:color w:val="000000"/>
+          <w:kern w:val="0"/>
+          <w:sz w:val="16"/>
+          <w:szCs w:val="16"/>
+          <w14:ligatures w14:val="none"/>
+        </w:rPr>
+        <w:t xml:space="preserve"> ;</w:t>
+      </w:r>
+    </w:p>
+    <w:p>
+      <w:pPr>
+        <w:shd w:val="clear" w:color="auto" w:fill="FFFFFF"/>
+        <w:tabs>
+          <w:tab w:val="left" w:pos="916"/>
+          <w:tab w:val="left" w:pos="1832"/>
+          <w:tab w:val="left" w:pos="2748"/>
+          <w:tab w:val="left" w:pos="3664"/>
+          <w:tab w:val="left" w:pos="4580"/>
+          <w:tab w:val="left" w:pos="5496"/>
+          <w:tab w:val="left" w:pos="6412"/>
+          <w:tab w:val="left" w:pos="7328"/>
+          <w:tab w:val="left" w:pos="8244"/>
+          <w:tab w:val="left" w:pos="9160"/>
+          <w:tab w:val="left" w:pos="10076"/>
+          <w:tab w:val="left" w:pos="10992"/>
+          <w:tab w:val="left" w:pos="11908"/>
+          <w:tab w:val="left" w:pos="12824"/>
+          <w:tab w:val="left" w:pos="13740"/>
+          <w:tab w:val="left" w:pos="14656"/>
+        </w:tabs>
+        <w:spacing w:after="0" w:line="240" w:lineRule="auto"/>
+        <w:rPr>
+          <w:rFonts w:ascii="Courier New" w:eastAsia="Times New Roman" w:hAnsi="Courier New" w:cs="Courier New"/>
+          <w:color w:val="000000"/>
+          <w:kern w:val="0"/>
+          <w:sz w:val="16"/>
+          <w:szCs w:val="16"/>
+          <w14:ligatures w14:val="none"/>
+        </w:rPr>
+      </w:pPr>
+      <w:r>
+        <w:rPr>
+          <w:rFonts w:ascii="Courier New" w:eastAsia="Times New Roman" w:hAnsi="Courier New" w:cs="Courier New"/>
+          <w:color w:val="000000"/>
+          <w:kern w:val="0"/>
+          <w:sz w:val="16"/>
+          <w:szCs w:val="16"/>
+          <w14:ligatures w14:val="none"/>
+        </w:rPr>
+        <w:t xml:space="preserve">54|     public </w:t>
+      </w:r>
+      <w:r>
+        <w:rPr>
+          <w:rFonts w:ascii="Courier New" w:eastAsia="Times New Roman" w:hAnsi="Courier New" w:cs="Courier New"/>
+          <w:color w:val="0000FF"/>
+          <w:kern w:val="0"/>
+          <w:sz w:val="16"/>
+          <w:szCs w:val="16"/>
+          <w14:ligatures w14:val="none"/>
+        </w:rPr>
+        <w:t>double</w:t>
+      </w:r>
+      <w:r>
+        <w:rPr>
+          <w:rFonts w:ascii="Courier New" w:eastAsia="Times New Roman" w:hAnsi="Courier New" w:cs="Courier New"/>
+          <w:color w:val="000000"/>
+          <w:kern w:val="0"/>
+          <w:sz w:val="16"/>
+          <w:szCs w:val="16"/>
+          <w14:ligatures w14:val="none"/>
+        </w:rPr>
+        <w:t xml:space="preserve"> </w:t>
+      </w:r>
+      <w:r>
+        <w:rPr>
+          <w:rFonts w:ascii="Courier New" w:eastAsia="Times New Roman" w:hAnsi="Courier New" w:cs="Courier New"/>
+          <w:color w:val="0000FF"/>
+          <w:kern w:val="0"/>
+          <w:sz w:val="16"/>
+          <w:szCs w:val="16"/>
+          <w14:ligatures w14:val="none"/>
+        </w:rPr>
+        <w:t>salary</w:t>
+      </w:r>
+      <w:r>
+        <w:rPr>
+          <w:rFonts w:ascii="Courier New" w:eastAsia="Times New Roman" w:hAnsi="Courier New" w:cs="Courier New"/>
+          <w:color w:val="000000"/>
+          <w:kern w:val="0"/>
+          <w:sz w:val="16"/>
+          <w:szCs w:val="16"/>
+          <w14:ligatures w14:val="none"/>
+        </w:rPr>
+        <w:t xml:space="preserve"> ;</w:t>
+      </w:r>
+    </w:p>
+    <w:p>
+      <w:pPr>
+        <w:shd w:val="clear" w:color="auto" w:fill="FFFFFF"/>
+        <w:tabs>
+          <w:tab w:val="left" w:pos="916"/>
+          <w:tab w:val="left" w:pos="1832"/>
+          <w:tab w:val="left" w:pos="2748"/>
+          <w:tab w:val="left" w:pos="3664"/>
+          <w:tab w:val="left" w:pos="4580"/>
+          <w:tab w:val="left" w:pos="5496"/>
+          <w:tab w:val="left" w:pos="6412"/>
+          <w:tab w:val="left" w:pos="7328"/>
+          <w:tab w:val="left" w:pos="8244"/>
+          <w:tab w:val="left" w:pos="9160"/>
+          <w:tab w:val="left" w:pos="10076"/>
+          <w:tab w:val="left" w:pos="10992"/>
+          <w:tab w:val="left" w:pos="11908"/>
+          <w:tab w:val="left" w:pos="12824"/>
+          <w:tab w:val="left" w:pos="13740"/>
+          <w:tab w:val="left" w:pos="14656"/>
+        </w:tabs>
+        <w:spacing w:after="0" w:line="240" w:lineRule="auto"/>
+        <w:rPr>
+          <w:rFonts w:ascii="Courier New" w:eastAsia="Times New Roman" w:hAnsi="Courier New" w:cs="Courier New"/>
+          <w:color w:val="000000"/>
+          <w:kern w:val="0"/>
+          <w:sz w:val="16"/>
+          <w:szCs w:val="16"/>
+          <w14:ligatures w14:val="none"/>
+        </w:rPr>
+      </w:pPr>
+      <w:r>
+        <w:rPr>
+          <w:rFonts w:ascii="Courier New" w:eastAsia="Times New Roman" w:hAnsi="Courier New" w:cs="Courier New"/>
+          <w:color w:val="000000"/>
+          <w:kern w:val="0"/>
+          <w:sz w:val="16"/>
+          <w:szCs w:val="16"/>
+          <w14:ligatures w14:val="none"/>
+        </w:rPr>
+        <w:t xml:space="preserve">55|     public </w:t>
+      </w:r>
+      <w:r>
+        <w:rPr>
+          <w:rFonts w:ascii="Courier New" w:eastAsia="Times New Roman" w:hAnsi="Courier New" w:cs="Courier New"/>
+          <w:color w:val="0000FF"/>
+          <w:kern w:val="0"/>
+          <w:sz w:val="16"/>
+          <w:szCs w:val="16"/>
+          <w14:ligatures w14:val="none"/>
+        </w:rPr>
+        <w:t>int</w:t>
+      </w:r>
+      <w:r>
+        <w:rPr>
+          <w:rFonts w:ascii="Courier New" w:eastAsia="Times New Roman" w:hAnsi="Courier New" w:cs="Courier New"/>
+          <w:color w:val="000000"/>
+          <w:kern w:val="0"/>
+          <w:sz w:val="16"/>
+          <w:szCs w:val="16"/>
+          <w14:ligatures w14:val="none"/>
+        </w:rPr>
+        <w:t xml:space="preserve"> </w:t>
+      </w:r>
+      <w:r>
+        <w:rPr>
+          <w:rFonts w:ascii="Courier New" w:eastAsia="Times New Roman" w:hAnsi="Courier New" w:cs="Courier New"/>
+          <w:color w:val="0000FF"/>
+          <w:kern w:val="0"/>
+          <w:sz w:val="16"/>
+          <w:szCs w:val="16"/>
+          <w14:ligatures w14:val="none"/>
+        </w:rPr>
+        <w:t>age</w:t>
+      </w:r>
+      <w:r>
+        <w:rPr>
+          <w:rFonts w:ascii="Courier New" w:eastAsia="Times New Roman" w:hAnsi="Courier New" w:cs="Courier New"/>
+          <w:color w:val="000000"/>
+          <w:kern w:val="0"/>
+          <w:sz w:val="16"/>
+          <w:szCs w:val="16"/>
+          <w14:ligatures w14:val="none"/>
+        </w:rPr>
+        <w:t xml:space="preserve"> ;</w:t>
+      </w:r>
+    </w:p>
+    <w:p>
+      <w:pPr>
+        <w:shd w:val="clear" w:color="auto" w:fill="FFFFFF"/>
+        <w:tabs>
+          <w:tab w:val="left" w:pos="916"/>
+          <w:tab w:val="left" w:pos="1832"/>
+          <w:tab w:val="left" w:pos="2748"/>
+          <w:tab w:val="left" w:pos="3664"/>
+          <w:tab w:val="left" w:pos="4580"/>
+          <w:tab w:val="left" w:pos="5496"/>
+          <w:tab w:val="left" w:pos="6412"/>
+          <w:tab w:val="left" w:pos="7328"/>
+          <w:tab w:val="left" w:pos="8244"/>
+          <w:tab w:val="left" w:pos="9160"/>
+          <w:tab w:val="left" w:pos="10076"/>
+          <w:tab w:val="left" w:pos="10992"/>
+          <w:tab w:val="left" w:pos="11908"/>
+          <w:tab w:val="left" w:pos="12824"/>
+          <w:tab w:val="left" w:pos="13740"/>
+          <w:tab w:val="left" w:pos="14656"/>
+        </w:tabs>
+        <w:spacing w:after="0" w:line="240" w:lineRule="auto"/>
+        <w:rPr>
+          <w:rFonts w:ascii="Courier New" w:eastAsia="Times New Roman" w:hAnsi="Courier New" w:cs="Courier New"/>
+          <w:color w:val="000000"/>
+          <w:kern w:val="0"/>
+          <w:sz w:val="16"/>
+          <w:szCs w:val="16"/>
+          <w14:ligatures w14:val="none"/>
+        </w:rPr>
+      </w:pPr>
+      <w:r>
+        <w:rPr>
+          <w:rFonts w:ascii="Courier New" w:eastAsia="Times New Roman" w:hAnsi="Courier New" w:cs="Courier New"/>
+          <w:color w:val="000000"/>
+          <w:kern w:val="0"/>
+          <w:sz w:val="16"/>
+          <w:szCs w:val="16"/>
+          <w14:ligatures w14:val="none"/>
+        </w:rPr>
+        <w:t>56| </w:t>
+      </w:r>
+      <w:r>
+        <w:rPr>
+          <w:rFonts w:ascii="Cambria Math" w:eastAsia="Times New Roman" w:hAnsi="Cambria Math" w:cs="Cambria Math"/>
+          <w:color w:val="000000"/>
+          <w:kern w:val="0"/>
+          <w:sz w:val="16"/>
+          <w:szCs w:val="16"/>
+          <w14:ligatures w14:val="none"/>
+        </w:rPr>
+        <w:t>​</w:t>
+      </w:r>
+    </w:p>
+    <w:p>
+      <w:pPr>
+        <w:shd w:val="clear" w:color="auto" w:fill="FFFFFF"/>
+        <w:tabs>
+          <w:tab w:val="left" w:pos="916"/>
+          <w:tab w:val="left" w:pos="1832"/>
+          <w:tab w:val="left" w:pos="2748"/>
+          <w:tab w:val="left" w:pos="3664"/>
+          <w:tab w:val="left" w:pos="4580"/>
+          <w:tab w:val="left" w:pos="5496"/>
+          <w:tab w:val="left" w:pos="6412"/>
+          <w:tab w:val="left" w:pos="7328"/>
+          <w:tab w:val="left" w:pos="8244"/>
+          <w:tab w:val="left" w:pos="9160"/>
+          <w:tab w:val="left" w:pos="10076"/>
+          <w:tab w:val="left" w:pos="10992"/>
+          <w:tab w:val="left" w:pos="11908"/>
+          <w:tab w:val="left" w:pos="12824"/>
+          <w:tab w:val="left" w:pos="13740"/>
+          <w:tab w:val="left" w:pos="14656"/>
+        </w:tabs>
+        <w:spacing w:after="0" w:line="240" w:lineRule="auto"/>
+        <w:rPr>
+          <w:rFonts w:ascii="Courier New" w:eastAsia="Times New Roman" w:hAnsi="Courier New" w:cs="Courier New"/>
+          <w:color w:val="000000"/>
+          <w:kern w:val="0"/>
+          <w:sz w:val="16"/>
+          <w:szCs w:val="16"/>
+          <w14:ligatures w14:val="none"/>
+        </w:rPr>
+      </w:pPr>
+      <w:r>
+        <w:rPr>
+          <w:rFonts w:ascii="Courier New" w:eastAsia="Times New Roman" w:hAnsi="Courier New" w:cs="Courier New"/>
+          <w:color w:val="000000"/>
+          <w:kern w:val="0"/>
+          <w:sz w:val="16"/>
+          <w:szCs w:val="16"/>
+          <w14:ligatures w14:val="none"/>
+        </w:rPr>
+        <w:t xml:space="preserve">57|     public </w:t>
+      </w:r>
+      <w:r>
+        <w:rPr>
+          <w:rFonts w:ascii="Courier New" w:eastAsia="Times New Roman" w:hAnsi="Courier New" w:cs="Courier New"/>
+          <w:color w:val="0000FF"/>
+          <w:kern w:val="0"/>
+          <w:sz w:val="16"/>
+          <w:szCs w:val="16"/>
+          <w14:ligatures w14:val="none"/>
+        </w:rPr>
+        <w:t>UserWithAge</w:t>
+      </w:r>
+      <w:r>
+        <w:rPr>
+          <w:rFonts w:ascii="Courier New" w:eastAsia="Times New Roman" w:hAnsi="Courier New" w:cs="Courier New"/>
+          <w:color w:val="000000"/>
+          <w:kern w:val="0"/>
+          <w:sz w:val="16"/>
+          <w:szCs w:val="16"/>
+          <w14:ligatures w14:val="none"/>
+        </w:rPr>
+        <w:t>(</w:t>
+      </w:r>
+      <w:r>
+        <w:rPr>
+          <w:rFonts w:ascii="Courier New" w:eastAsia="Times New Roman" w:hAnsi="Courier New" w:cs="Courier New"/>
+          <w:color w:val="0000FF"/>
+          <w:kern w:val="0"/>
+          <w:sz w:val="16"/>
+          <w:szCs w:val="16"/>
+          <w14:ligatures w14:val="none"/>
+        </w:rPr>
+        <w:t>String</w:t>
+      </w:r>
+      <w:r>
+        <w:rPr>
+          <w:rFonts w:ascii="Courier New" w:eastAsia="Times New Roman" w:hAnsi="Courier New" w:cs="Courier New"/>
+          <w:color w:val="000000"/>
+          <w:kern w:val="0"/>
+          <w:sz w:val="16"/>
+          <w:szCs w:val="16"/>
+          <w14:ligatures w14:val="none"/>
+        </w:rPr>
+        <w:t xml:space="preserve"> fullname , </w:t>
+      </w:r>
+      <w:r>
+        <w:rPr>
+          <w:rFonts w:ascii="Courier New" w:eastAsia="Times New Roman" w:hAnsi="Courier New" w:cs="Courier New"/>
+          <w:color w:val="0000C0"/>
+          <w:kern w:val="0"/>
+          <w:sz w:val="16"/>
+          <w:szCs w:val="16"/>
+          <w14:ligatures w14:val="none"/>
+        </w:rPr>
+        <w:t>String</w:t>
+      </w:r>
+      <w:r>
+        <w:rPr>
+          <w:rFonts w:ascii="Courier New" w:eastAsia="Times New Roman" w:hAnsi="Courier New" w:cs="Courier New"/>
+          <w:color w:val="000000"/>
+          <w:kern w:val="0"/>
+          <w:sz w:val="16"/>
+          <w:szCs w:val="16"/>
+          <w14:ligatures w14:val="none"/>
+        </w:rPr>
+        <w:t xml:space="preserve"> LastName , double salary , int age) {</w:t>
+      </w:r>
+    </w:p>
+    <w:p>
+      <w:pPr>
+        <w:shd w:val="clear" w:color="auto" w:fill="FFFFFF"/>
+        <w:tabs>
+          <w:tab w:val="left" w:pos="916"/>
+          <w:tab w:val="left" w:pos="1832"/>
+          <w:tab w:val="left" w:pos="2748"/>
+          <w:tab w:val="left" w:pos="3664"/>
+          <w:tab w:val="left" w:pos="4580"/>
+          <w:tab w:val="left" w:pos="5496"/>
+          <w:tab w:val="left" w:pos="6412"/>
+          <w:tab w:val="left" w:pos="7328"/>
+          <w:tab w:val="left" w:pos="8244"/>
+          <w:tab w:val="left" w:pos="9160"/>
+          <w:tab w:val="left" w:pos="10076"/>
+          <w:tab w:val="left" w:pos="10992"/>
+          <w:tab w:val="left" w:pos="11908"/>
+          <w:tab w:val="left" w:pos="12824"/>
+          <w:tab w:val="left" w:pos="13740"/>
+          <w:tab w:val="left" w:pos="14656"/>
+        </w:tabs>
+        <w:spacing w:after="0" w:line="240" w:lineRule="auto"/>
+        <w:rPr>
+          <w:rFonts w:ascii="Courier New" w:eastAsia="Times New Roman" w:hAnsi="Courier New" w:cs="Courier New"/>
+          <w:color w:val="000000"/>
+          <w:kern w:val="0"/>
+          <w:sz w:val="16"/>
+          <w:szCs w:val="16"/>
+          <w14:ligatures w14:val="none"/>
+        </w:rPr>
+      </w:pPr>
+      <w:r>
+        <w:rPr>
+          <w:rFonts w:ascii="Courier New" w:eastAsia="Times New Roman" w:hAnsi="Courier New" w:cs="Courier New"/>
+          <w:color w:val="000000"/>
+          <w:kern w:val="0"/>
+          <w:sz w:val="16"/>
+          <w:szCs w:val="16"/>
+          <w14:ligatures w14:val="none"/>
+        </w:rPr>
+        <w:t>58|         </w:t>
+      </w:r>
+      <w:r>
+        <w:rPr>
+          <w:rFonts w:ascii="Courier New" w:eastAsia="Times New Roman" w:hAnsi="Courier New" w:cs="Courier New"/>
+          <w:b/>
+          <w:bCs/>
+          <w:color w:val="7F0055"/>
+          <w:kern w:val="0"/>
+          <w:sz w:val="16"/>
+          <w:szCs w:val="16"/>
+          <w14:ligatures w14:val="none"/>
+        </w:rPr>
+        <w:t>this</w:t>
+      </w:r>
+      <w:r>
+        <w:rPr>
+          <w:rFonts w:ascii="Courier New" w:eastAsia="Times New Roman" w:hAnsi="Courier New" w:cs="Courier New"/>
+          <w:color w:val="000000"/>
+          <w:kern w:val="0"/>
+          <w:sz w:val="16"/>
+          <w:szCs w:val="16"/>
+          <w14:ligatures w14:val="none"/>
+        </w:rPr>
+        <w:t>.fullname = fullname;</w:t>
+      </w:r>
+    </w:p>
+    <w:p>
+      <w:pPr>
+        <w:shd w:val="clear" w:color="auto" w:fill="FFFFFF"/>
+        <w:tabs>
+          <w:tab w:val="left" w:pos="916"/>
+          <w:tab w:val="left" w:pos="1832"/>
+          <w:tab w:val="left" w:pos="2748"/>
+          <w:tab w:val="left" w:pos="3664"/>
+          <w:tab w:val="left" w:pos="4580"/>
+          <w:tab w:val="left" w:pos="5496"/>
+          <w:tab w:val="left" w:pos="6412"/>
+          <w:tab w:val="left" w:pos="7328"/>
+          <w:tab w:val="left" w:pos="8244"/>
+          <w:tab w:val="left" w:pos="9160"/>
+          <w:tab w:val="left" w:pos="10076"/>
+          <w:tab w:val="left" w:pos="10992"/>
+          <w:tab w:val="left" w:pos="11908"/>
+          <w:tab w:val="left" w:pos="12824"/>
+          <w:tab w:val="left" w:pos="13740"/>
+          <w:tab w:val="left" w:pos="14656"/>
+        </w:tabs>
+        <w:spacing w:after="0" w:line="240" w:lineRule="auto"/>
+        <w:rPr>
+          <w:rFonts w:ascii="Courier New" w:eastAsia="Times New Roman" w:hAnsi="Courier New" w:cs="Courier New"/>
+          <w:color w:val="000000"/>
+          <w:kern w:val="0"/>
+          <w:sz w:val="16"/>
+          <w:szCs w:val="16"/>
+          <w14:ligatures w14:val="none"/>
+        </w:rPr>
+      </w:pPr>
+      <w:r>
+        <w:rPr>
+          <w:rFonts w:ascii="Courier New" w:eastAsia="Times New Roman" w:hAnsi="Courier New" w:cs="Courier New"/>
+          <w:color w:val="000000"/>
+          <w:kern w:val="0"/>
+          <w:sz w:val="16"/>
+          <w:szCs w:val="16"/>
+          <w14:ligatures w14:val="none"/>
+        </w:rPr>
+        <w:t>59|         </w:t>
+      </w:r>
+      <w:r>
+        <w:rPr>
+          <w:rFonts w:ascii="Courier New" w:eastAsia="Times New Roman" w:hAnsi="Courier New" w:cs="Courier New"/>
+          <w:b/>
+          <w:bCs/>
+          <w:color w:val="7F0055"/>
+          <w:kern w:val="0"/>
+          <w:sz w:val="16"/>
+          <w:szCs w:val="16"/>
+          <w14:ligatures w14:val="none"/>
+        </w:rPr>
+        <w:t>this</w:t>
+      </w:r>
+      <w:r>
+        <w:rPr>
+          <w:rFonts w:ascii="Courier New" w:eastAsia="Times New Roman" w:hAnsi="Courier New" w:cs="Courier New"/>
+          <w:color w:val="000000"/>
+          <w:kern w:val="0"/>
+          <w:sz w:val="16"/>
+          <w:szCs w:val="16"/>
+          <w14:ligatures w14:val="none"/>
+        </w:rPr>
+        <w:t>.LastName = LastName;</w:t>
+      </w:r>
+    </w:p>
+    <w:p>
+      <w:pPr>
+        <w:shd w:val="clear" w:color="auto" w:fill="FFFFFF"/>
+        <w:tabs>
+          <w:tab w:val="left" w:pos="916"/>
+          <w:tab w:val="left" w:pos="1832"/>
+          <w:tab w:val="left" w:pos="2748"/>
+          <w:tab w:val="left" w:pos="3664"/>
+          <w:tab w:val="left" w:pos="4580"/>
+          <w:tab w:val="left" w:pos="5496"/>
+          <w:tab w:val="left" w:pos="6412"/>
+          <w:tab w:val="left" w:pos="7328"/>
+          <w:tab w:val="left" w:pos="8244"/>
+          <w:tab w:val="left" w:pos="9160"/>
+          <w:tab w:val="left" w:pos="10076"/>
+          <w:tab w:val="left" w:pos="10992"/>
+          <w:tab w:val="left" w:pos="11908"/>
+          <w:tab w:val="left" w:pos="12824"/>
+          <w:tab w:val="left" w:pos="13740"/>
+          <w:tab w:val="left" w:pos="14656"/>
+        </w:tabs>
+        <w:spacing w:after="0" w:line="240" w:lineRule="auto"/>
+        <w:rPr>
+          <w:rFonts w:ascii="Courier New" w:eastAsia="Times New Roman" w:hAnsi="Courier New" w:cs="Courier New"/>
+          <w:color w:val="000000"/>
+          <w:kern w:val="0"/>
+          <w:sz w:val="16"/>
+          <w:szCs w:val="16"/>
+          <w14:ligatures w14:val="none"/>
+        </w:rPr>
+      </w:pPr>
+      <w:r>
+        <w:rPr>
+          <w:rFonts w:ascii="Courier New" w:eastAsia="Times New Roman" w:hAnsi="Courier New" w:cs="Courier New"/>
+          <w:color w:val="000000"/>
+          <w:kern w:val="0"/>
+          <w:sz w:val="16"/>
+          <w:szCs w:val="16"/>
+          <w14:ligatures w14:val="none"/>
+        </w:rPr>
+        <w:t>60|         </w:t>
+      </w:r>
+      <w:r>
+        <w:rPr>
+          <w:rFonts w:ascii="Courier New" w:eastAsia="Times New Roman" w:hAnsi="Courier New" w:cs="Courier New"/>
+          <w:b/>
+          <w:bCs/>
+          <w:color w:val="7F0055"/>
+          <w:kern w:val="0"/>
+          <w:sz w:val="16"/>
+          <w:szCs w:val="16"/>
+          <w14:ligatures w14:val="none"/>
+        </w:rPr>
+        <w:t>this</w:t>
+      </w:r>
+      <w:r>
+        <w:rPr>
+          <w:rFonts w:ascii="Courier New" w:eastAsia="Times New Roman" w:hAnsi="Courier New" w:cs="Courier New"/>
+          <w:color w:val="000000"/>
+          <w:kern w:val="0"/>
+          <w:sz w:val="16"/>
+          <w:szCs w:val="16"/>
+          <w14:ligatures w14:val="none"/>
+        </w:rPr>
+        <w:t>.salary = salary;</w:t>
+      </w:r>
+    </w:p>
+    <w:p>
+      <w:pPr>
+        <w:shd w:val="clear" w:color="auto" w:fill="FFFFFF"/>
+        <w:tabs>
+          <w:tab w:val="left" w:pos="916"/>
+          <w:tab w:val="left" w:pos="1832"/>
+          <w:tab w:val="left" w:pos="2748"/>
+          <w:tab w:val="left" w:pos="3664"/>
+          <w:tab w:val="left" w:pos="4580"/>
+          <w:tab w:val="left" w:pos="5496"/>
+          <w:tab w:val="left" w:pos="6412"/>
+          <w:tab w:val="left" w:pos="7328"/>
+          <w:tab w:val="left" w:pos="8244"/>
+          <w:tab w:val="left" w:pos="9160"/>
+          <w:tab w:val="left" w:pos="10076"/>
+          <w:tab w:val="left" w:pos="10992"/>
+          <w:tab w:val="left" w:pos="11908"/>
+          <w:tab w:val="left" w:pos="12824"/>
+          <w:tab w:val="left" w:pos="13740"/>
+          <w:tab w:val="left" w:pos="14656"/>
+        </w:tabs>
+        <w:spacing w:after="0" w:line="240" w:lineRule="auto"/>
+        <w:rPr>
+          <w:rFonts w:ascii="Courier New" w:eastAsia="Times New Roman" w:hAnsi="Courier New" w:cs="Courier New"/>
+          <w:color w:val="000000"/>
+          <w:kern w:val="0"/>
+          <w:sz w:val="16"/>
+          <w:szCs w:val="16"/>
+          <w14:ligatures w14:val="none"/>
+        </w:rPr>
+      </w:pPr>
+      <w:r>
+        <w:rPr>
+          <w:rFonts w:ascii="Courier New" w:eastAsia="Times New Roman" w:hAnsi="Courier New" w:cs="Courier New"/>
+          <w:color w:val="000000"/>
+          <w:kern w:val="0"/>
+          <w:sz w:val="16"/>
+          <w:szCs w:val="16"/>
+          <w14:ligatures w14:val="none"/>
+        </w:rPr>
+        <w:t>61|         </w:t>
+      </w:r>
+      <w:r>
+        <w:rPr>
+          <w:rFonts w:ascii="Courier New" w:eastAsia="Times New Roman" w:hAnsi="Courier New" w:cs="Courier New"/>
+          <w:b/>
+          <w:bCs/>
+          <w:color w:val="7F0055"/>
+          <w:kern w:val="0"/>
+          <w:sz w:val="16"/>
+          <w:szCs w:val="16"/>
+          <w14:ligatures w14:val="none"/>
+        </w:rPr>
+        <w:t>this</w:t>
+      </w:r>
+      <w:r>
+        <w:rPr>
+          <w:rFonts w:ascii="Courier New" w:eastAsia="Times New Roman" w:hAnsi="Courier New" w:cs="Courier New"/>
+          <w:color w:val="000000"/>
+          <w:kern w:val="0"/>
+          <w:sz w:val="16"/>
+          <w:szCs w:val="16"/>
+          <w14:ligatures w14:val="none"/>
+        </w:rPr>
+        <w:t>.age = age;</w:t>
+      </w:r>
+    </w:p>
+    <w:p>
+      <w:pPr>
+        <w:shd w:val="clear" w:color="auto" w:fill="FFFFFF"/>
+        <w:tabs>
+          <w:tab w:val="left" w:pos="916"/>
+          <w:tab w:val="left" w:pos="1832"/>
+          <w:tab w:val="left" w:pos="2748"/>
+          <w:tab w:val="left" w:pos="3664"/>
+          <w:tab w:val="left" w:pos="4580"/>
+          <w:tab w:val="left" w:pos="5496"/>
+          <w:tab w:val="left" w:pos="6412"/>
+          <w:tab w:val="left" w:pos="7328"/>
+          <w:tab w:val="left" w:pos="8244"/>
+          <w:tab w:val="left" w:pos="9160"/>
+          <w:tab w:val="left" w:pos="10076"/>
+          <w:tab w:val="left" w:pos="10992"/>
+          <w:tab w:val="left" w:pos="11908"/>
+          <w:tab w:val="left" w:pos="12824"/>
+          <w:tab w:val="left" w:pos="13740"/>
+          <w:tab w:val="left" w:pos="14656"/>
+        </w:tabs>
+        <w:spacing w:after="0" w:line="240" w:lineRule="auto"/>
+        <w:rPr>
+          <w:rFonts w:ascii="Courier New" w:eastAsia="Times New Roman" w:hAnsi="Courier New" w:cs="Courier New"/>
+          <w:color w:val="000000"/>
+          <w:kern w:val="0"/>
+          <w:sz w:val="16"/>
+          <w:szCs w:val="16"/>
+          <w14:ligatures w14:val="none"/>
+        </w:rPr>
+      </w:pPr>
+      <w:r>
+        <w:rPr>
+          <w:rFonts w:ascii="Courier New" w:eastAsia="Times New Roman" w:hAnsi="Courier New" w:cs="Courier New"/>
+          <w:color w:val="000000"/>
+          <w:kern w:val="0"/>
+          <w:sz w:val="16"/>
+          <w:szCs w:val="16"/>
+          <w14:ligatures w14:val="none"/>
+        </w:rPr>
+        <w:t>62|     }</w:t>
+      </w:r>
+    </w:p>
+    <w:p>
+      <w:pPr>
+        <w:shd w:val="clear" w:color="auto" w:fill="FFFFFF"/>
+        <w:tabs>
+          <w:tab w:val="left" w:pos="916"/>
+          <w:tab w:val="left" w:pos="1832"/>
+          <w:tab w:val="left" w:pos="2748"/>
+          <w:tab w:val="left" w:pos="3664"/>
+          <w:tab w:val="left" w:pos="4580"/>
+          <w:tab w:val="left" w:pos="5496"/>
+          <w:tab w:val="left" w:pos="6412"/>
+          <w:tab w:val="left" w:pos="7328"/>
+          <w:tab w:val="left" w:pos="8244"/>
+          <w:tab w:val="left" w:pos="9160"/>
+          <w:tab w:val="left" w:pos="10076"/>
+          <w:tab w:val="left" w:pos="10992"/>
+          <w:tab w:val="left" w:pos="11908"/>
+          <w:tab w:val="left" w:pos="12824"/>
+          <w:tab w:val="left" w:pos="13740"/>
+          <w:tab w:val="left" w:pos="14656"/>
+        </w:tabs>
+        <w:spacing w:after="0" w:line="240" w:lineRule="auto"/>
+        <w:rPr>
+          <w:rFonts w:ascii="Courier New" w:eastAsia="Times New Roman" w:hAnsi="Courier New" w:cs="Courier New"/>
+          <w:color w:val="000000"/>
+          <w:kern w:val="0"/>
+          <w:sz w:val="16"/>
+          <w:szCs w:val="16"/>
+          <w14:ligatures w14:val="none"/>
+        </w:rPr>
+      </w:pPr>
+      <w:r>
+        <w:rPr>
+          <w:rFonts w:ascii="Courier New" w:eastAsia="Times New Roman" w:hAnsi="Courier New" w:cs="Courier New"/>
+          <w:color w:val="000000"/>
+          <w:kern w:val="0"/>
+          <w:sz w:val="16"/>
+          <w:szCs w:val="16"/>
+          <w14:ligatures w14:val="none"/>
+        </w:rPr>
+        <w:t>63| }</w:t>
+      </w:r>
+    </w:p>
+    <w:p>
+      <w:pPr>
+        <w:spacing w:after="0" w:line="240" w:lineRule="auto"/>
+        <w:rPr>
+          <w:rFonts w:ascii="Cambria Math" w:eastAsia="Times New Roman" w:hAnsi="Cambria Math" w:cs="Cambria Math"/>
+          <w:color w:val="000000"/>
+          <w:kern w:val="0"/>
+          <w:sz w:val="16"/>
+          <w:szCs w:val="16"/>
+          <w14:ligatures w14:val="none"/>
+        </w:rPr>
+      </w:pPr>
+      <w:r>
+        <w:rPr>
+          <w:rFonts w:ascii="Courier New" w:eastAsia="Times New Roman" w:hAnsi="Courier New" w:cs="Courier New"/>
+          <w:color w:val="000000"/>
+          <w:kern w:val="0"/>
+          <w:sz w:val="16"/>
+          <w:szCs w:val="16"/>
+          <w14:ligatures w14:val="none"/>
+        </w:rPr>
+        <w:t>64| </w:t>
+      </w:r>
+      <w:r>
+        <w:rPr>
+          <w:rFonts w:ascii="Cambria Math" w:eastAsia="Times New Roman" w:hAnsi="Cambria Math" w:cs="Cambria Math"/>
+          <w:color w:val="000000"/>
+          <w:kern w:val="0"/>
+          <w:sz w:val="16"/>
+          <w:szCs w:val="16"/>
+          <w14:ligatures w14:val="none"/>
+        </w:rPr>
+        <w:t>​</w:t>
+      </w:r>
+    </w:p>
+    <w:p>
+      <w:pPr>
+        <w:rPr>
+          <w:rFonts w:ascii="Cambria Math" w:eastAsia="Times New Roman" w:hAnsi="Cambria Math" w:cs="Cambria Math"/>
+          <w:color w:val="000000"/>
+          <w:kern w:val="0"/>
+          <w:sz w:val="16"/>
+          <w:szCs w:val="16"/>
+          <w14:ligatures w14:val="none"/>
+        </w:rPr>
+      </w:pPr>
+      <w:r>
+        <w:rPr>
+          <w:rFonts w:ascii="Cambria Math" w:eastAsia="Times New Roman" w:hAnsi="Cambria Math" w:cs="Cambria Math"/>
+          <w:color w:val="000000"/>
+          <w:kern w:val="0"/>
+          <w:sz w:val="16"/>
+          <w:szCs w:val="16"/>
+          <w14:ligatures w14:val="none"/>
+        </w:rPr>
+        <w:br w:type="page"/>
+      </w:r>
+    </w:p>
+    <w:p>
+      <w:pPr>
+        <w:spacing w:after="0" w:line="240" w:lineRule="auto"/>
+        <w:rPr>
+          <w:rFonts w:ascii="Cambria Math" w:eastAsia="Times New Roman" w:hAnsi="Cambria Math" w:cs="Cambria Math" w:hint="cs"/>
+          <w:color w:val="000000"/>
+          <w:kern w:val="0"/>
+          <w:sz w:val="16"/>
+          <w:szCs w:val="16"/>
+          <w:cs/>
+          <w14:ligatures w14:val="none"/>
+        </w:rPr>
+      </w:pPr>
+    </w:p>
+    <w:p>
+      <w:pPr>
         <w:spacing w:after="0" w:line="240" w:lineRule="auto"/>
         <w:rPr>
           <w:rFonts w:ascii="TH SarabunPSK" w:hAnsi="TH SarabunPSK" w:cs="TH SarabunPSK"/>
@@ -1309,6 +9745,19 @@
         <w:jc w:val="thaiDistribute"/>
         <w:rPr>
           <w:rFonts w:ascii="TH SarabunPSK" w:hAnsi="TH SarabunPSK" w:cs="TH SarabunPSK" w:hint="cs"/>
+          <w:sz w:val="32"/>
+          <w:szCs w:val="36"/>
+          <w:cs/>
+          <w:lang w:val="en-US"/>
+        </w:rPr>
+      </w:pPr>
+    </w:p>
+    <w:p>
+      <w:pPr>
+        <w:spacing w:after="0" w:line="240" w:lineRule="auto"/>
+        <w:jc w:val="thaiDistribute"/>
+        <w:rPr>
+          <w:rFonts w:ascii="TH SarabunPSK" w:hAnsi="TH SarabunPSK" w:cs="TH SarabunPSK"/>
           <w:b/>
           <w:bCs/>
           <w:sz w:val="44"/>
@@ -2202,7 +10651,7 @@
         <w:spacing w:after="0" w:line="240" w:lineRule="auto"/>
         <w:jc w:val="thaiDistribute"/>
         <w:rPr>
-          <w:rFonts w:ascii="TH SarabunPSK" w:hAnsi="TH SarabunPSK" w:cs="TH SarabunPSK" w:hint="cs"/>
+          <w:rFonts w:ascii="TH SarabunPSK" w:hAnsi="TH SarabunPSK" w:cs="TH SarabunPSK"/>
           <w:sz w:val="32"/>
           <w:szCs w:val="36"/>
           <w:lang w:val="en-US"/>
@@ -2524,7 +10973,7 @@
     </w:p>
     <w:sectPr>
       <w:pgSz w:w="11901" w:h="16817"/>
-      <w:pgMar w:top="1440" w:right="1440" w:bottom="1440" w:left="1440" w:header="709" w:footer="709" w:gutter="0"/>
+      <w:pgMar w:top="720" w:right="720" w:bottom="720" w:left="720" w:header="709" w:footer="709" w:gutter="0"/>
       <w:cols w:space="708"/>
       <w:docGrid w:linePitch="360"/>
     </w:sectPr>
@@ -3454,6 +11903,103 @@
       <w:spacing w:val="5"/>
     </w:rPr>
   </w:style>
+  <w:style w:type="paragraph" w:styleId="HTMLPreformatted">
+    <w:name w:val="HTML Preformatted"/>
+    <w:basedOn w:val="Normal"/>
+    <w:link w:val="HTMLPreformattedChar"/>
+    <w:uiPriority w:val="99"/>
+    <w:semiHidden/>
+    <w:unhideWhenUsed/>
+    <w:rsid w:val="000E3E27"/>
+    <w:pPr>
+      <w:tabs>
+        <w:tab w:val="left" w:pos="916"/>
+        <w:tab w:val="left" w:pos="1832"/>
+        <w:tab w:val="left" w:pos="2748"/>
+        <w:tab w:val="left" w:pos="3664"/>
+        <w:tab w:val="left" w:pos="4580"/>
+        <w:tab w:val="left" w:pos="5496"/>
+        <w:tab w:val="left" w:pos="6412"/>
+        <w:tab w:val="left" w:pos="7328"/>
+        <w:tab w:val="left" w:pos="8244"/>
+        <w:tab w:val="left" w:pos="9160"/>
+        <w:tab w:val="left" w:pos="10076"/>
+        <w:tab w:val="left" w:pos="10992"/>
+        <w:tab w:val="left" w:pos="11908"/>
+        <w:tab w:val="left" w:pos="12824"/>
+        <w:tab w:val="left" w:pos="13740"/>
+        <w:tab w:val="left" w:pos="14656"/>
+      </w:tabs>
+      <w:spacing w:after="0" w:line="240" w:lineRule="auto"/>
+    </w:pPr>
+    <w:rPr>
+      <w:rFonts w:ascii="Courier New" w:eastAsia="Times New Roman" w:hAnsi="Courier New" w:cs="Courier New"/>
+      <w:kern w:val="0"/>
+      <w:sz w:val="20"/>
+      <w:szCs w:val="20"/>
+      <w14:ligatures w14:val="none"/>
+    </w:rPr>
+  </w:style>
+  <w:style w:type="character" w:customStyle="1" w:styleId="HTMLPreformattedChar">
+    <w:name w:val="HTML Preformatted Char"/>
+    <w:basedOn w:val="DefaultParagraphFont"/>
+    <w:link w:val="HTMLPreformatted"/>
+    <w:uiPriority w:val="99"/>
+    <w:semiHidden/>
+    <w:rsid w:val="000E3E27"/>
+    <w:rPr>
+      <w:rFonts w:ascii="Courier New" w:eastAsia="Times New Roman" w:hAnsi="Courier New" w:cs="Courier New"/>
+      <w:kern w:val="0"/>
+      <w:sz w:val="20"/>
+      <w:szCs w:val="20"/>
+      <w14:ligatures w14:val="none"/>
+    </w:rPr>
+  </w:style>
+  <w:style w:type="character" w:customStyle="1" w:styleId="cm-variable">
+    <w:name w:val="cm-variable"/>
+    <w:basedOn w:val="DefaultParagraphFont"/>
+    <w:rsid w:val="007A72FC"/>
+  </w:style>
+  <w:style w:type="character" w:customStyle="1" w:styleId="cm-property">
+    <w:name w:val="cm-property"/>
+    <w:basedOn w:val="DefaultParagraphFont"/>
+    <w:rsid w:val="007A72FC"/>
+  </w:style>
+  <w:style w:type="character" w:customStyle="1" w:styleId="cm-keyword">
+    <w:name w:val="cm-keyword"/>
+    <w:basedOn w:val="DefaultParagraphFont"/>
+    <w:rsid w:val="007A72FC"/>
+  </w:style>
+  <w:style w:type="character" w:customStyle="1" w:styleId="cm-def">
+    <w:name w:val="cm-def"/>
+    <w:basedOn w:val="DefaultParagraphFont"/>
+    <w:rsid w:val="007A72FC"/>
+  </w:style>
+  <w:style w:type="character" w:customStyle="1" w:styleId="cm-operator">
+    <w:name w:val="cm-operator"/>
+    <w:basedOn w:val="DefaultParagraphFont"/>
+    <w:rsid w:val="007A72FC"/>
+  </w:style>
+  <w:style w:type="character" w:customStyle="1" w:styleId="cm-variable-2">
+    <w:name w:val="cm-variable-2"/>
+    <w:basedOn w:val="DefaultParagraphFont"/>
+    <w:rsid w:val="007A72FC"/>
+  </w:style>
+  <w:style w:type="character" w:customStyle="1" w:styleId="cm-string">
+    <w:name w:val="cm-string"/>
+    <w:basedOn w:val="DefaultParagraphFont"/>
+    <w:rsid w:val="007A72FC"/>
+  </w:style>
+  <w:style w:type="character" w:customStyle="1" w:styleId="cm-number">
+    <w:name w:val="cm-number"/>
+    <w:basedOn w:val="DefaultParagraphFont"/>
+    <w:rsid w:val="007A72FC"/>
+  </w:style>
+  <w:style w:type="character" w:customStyle="1" w:styleId="cm-comment">
+    <w:name w:val="cm-comment"/>
+    <w:basedOn w:val="DefaultParagraphFont"/>
+    <w:rsid w:val="007A72FC"/>
+  </w:style>
 </w:styles>
 </file>
 
@@ -3750,4 +12296,16 @@
     </a:ext>
   </a:extLst>
 </a:theme>
+</file>
+
+<file path=customXml/item1.xml><?xml version="1.0" encoding="utf-8"?>
+<b:Sources xmlns:b="http://schemas.openxmlformats.org/officeDocument/2006/bibliography" xmlns="http://schemas.openxmlformats.org/officeDocument/2006/bibliography" SelectedStyle="/APASixthEditionOfficeOnline.xsl" StyleName="APA" Version="6"/>
+</file>
+
+<file path=customXml/itemProps1.xml><?xml version="1.0" encoding="utf-8"?>
+<ds:datastoreItem xmlns:ds="http://schemas.openxmlformats.org/officeDocument/2006/customXml" ds:itemID="{298C6B2E-32F6-D144-9DC1-E19F829EDC05}">
+  <ds:schemaRefs>
+    <ds:schemaRef ds:uri="http://schemas.openxmlformats.org/officeDocument/2006/bibliography"/>
+  </ds:schemaRefs>
+</ds:datastoreItem>
 </file>